--- a/testing/Laporan_QA_Milestone4_FinaBerry.docx
+++ b/testing/Laporan_QA_Milestone4_FinaBerry.docx
@@ -329,14 +329,7 @@
           <w:sz w:val="22"/>
           <w:szCs w:val="22"/>
         </w:rPr>
-        <w:t xml:space="preserve">: Manual Functional Testing </w:t>
-      </w:r>
-      <w:r>
-        <w:rPr>
-          <w:sz w:val="22"/>
-          <w:szCs w:val="22"/>
-        </w:rPr>
-        <w:t>pada platform Flutter Web/Mobile + Backend Laravel</w:t>
+        <w:t>: Manual Functional Testing pada platform Flutter Web/Mobile + Backend Laravel</w:t>
       </w:r>
     </w:p>
     <w:p>
@@ -474,14 +467,7 @@
           <w:sz w:val="22"/>
           <w:szCs w:val="22"/>
         </w:rPr>
-        <w:t xml:space="preserve"> task</w:t>
-      </w:r>
-      <w:r>
-        <w:rPr>
-          <w:sz w:val="22"/>
-          <w:szCs w:val="22"/>
-        </w:rPr>
-        <w:t xml:space="preserve"> QA pada Milestone 4 (Deployment &amp; Final Release) </w:t>
+        <w:t xml:space="preserve"> task QA pada Milestone 4 (Deployment &amp; Final Release) </w:t>
       </w:r>
       <w:proofErr w:type="spellStart"/>
       <w:r>
@@ -642,10 +628,7 @@
       </w:r>
       <w:proofErr w:type="spellEnd"/>
       <w:r>
-        <w:t xml:space="preserve"> Hasil</w:t>
-      </w:r>
-      <w:r>
-        <w:t xml:space="preserve"> </w:t>
+        <w:t xml:space="preserve"> Hasil </w:t>
       </w:r>
       <w:proofErr w:type="spellStart"/>
       <w:r>
@@ -677,12 +660,6 @@
         <w:gridCol w:w="1100"/>
       </w:tblGrid>
       <w:tr>
-        <w:tblPrEx>
-          <w:tblCellMar>
-            <w:top w:w="0" w:type="dxa"/>
-            <w:bottom w:w="0" w:type="dxa"/>
-          </w:tblCellMar>
-        </w:tblPrEx>
         <w:tc>
           <w:tcPr>
             <w:tcW w:w="700" w:type="dxa"/>
@@ -841,12 +818,6 @@
         </w:tc>
       </w:tr>
       <w:tr>
-        <w:tblPrEx>
-          <w:tblCellMar>
-            <w:top w:w="0" w:type="dxa"/>
-            <w:bottom w:w="0" w:type="dxa"/>
-          </w:tblCellMar>
-        </w:tblPrEx>
         <w:tc>
           <w:tcPr>
             <w:tcW w:w="700" w:type="dxa"/>
@@ -1063,12 +1034,6 @@
         </w:tc>
       </w:tr>
       <w:tr>
-        <w:tblPrEx>
-          <w:tblCellMar>
-            <w:top w:w="0" w:type="dxa"/>
-            <w:bottom w:w="0" w:type="dxa"/>
-          </w:tblCellMar>
-        </w:tblPrEx>
         <w:tc>
           <w:tcPr>
             <w:tcW w:w="700" w:type="dxa"/>
@@ -1284,12 +1249,6 @@
         </w:tc>
       </w:tr>
       <w:tr>
-        <w:tblPrEx>
-          <w:tblCellMar>
-            <w:top w:w="0" w:type="dxa"/>
-            <w:bottom w:w="0" w:type="dxa"/>
-          </w:tblCellMar>
-        </w:tblPrEx>
         <w:tc>
           <w:tcPr>
             <w:tcW w:w="700" w:type="dxa"/>
@@ -1503,12 +1462,6 @@
         </w:tc>
       </w:tr>
       <w:tr>
-        <w:tblPrEx>
-          <w:tblCellMar>
-            <w:top w:w="0" w:type="dxa"/>
-            <w:bottom w:w="0" w:type="dxa"/>
-          </w:tblCellMar>
-        </w:tblPrEx>
         <w:tc>
           <w:tcPr>
             <w:tcW w:w="700" w:type="dxa"/>
@@ -1648,12 +1601,6 @@
         </w:tc>
       </w:tr>
       <w:tr>
-        <w:tblPrEx>
-          <w:tblCellMar>
-            <w:top w:w="0" w:type="dxa"/>
-            <w:bottom w:w="0" w:type="dxa"/>
-          </w:tblCellMar>
-        </w:tblPrEx>
         <w:tc>
           <w:tcPr>
             <w:tcW w:w="700" w:type="dxa"/>
@@ -1837,12 +1784,6 @@
         </w:tc>
       </w:tr>
       <w:tr>
-        <w:tblPrEx>
-          <w:tblCellMar>
-            <w:top w:w="0" w:type="dxa"/>
-            <w:bottom w:w="0" w:type="dxa"/>
-          </w:tblCellMar>
-        </w:tblPrEx>
         <w:tc>
           <w:tcPr>
             <w:tcW w:w="700" w:type="dxa"/>
@@ -2088,10 +2029,7 @@
       </w:r>
       <w:bookmarkStart w:id="0" w:name="_Hlk232769932"/>
       <w:r>
-        <w:t xml:space="preserve">. </w:t>
-      </w:r>
-      <w:r>
-        <w:t xml:space="preserve">Testing Login </w:t>
+        <w:t xml:space="preserve">. Testing Login </w:t>
       </w:r>
     </w:p>
     <w:tbl>
@@ -2120,12 +2058,6 @@
         <w:gridCol w:w="1207"/>
       </w:tblGrid>
       <w:tr>
-        <w:tblPrEx>
-          <w:tblCellMar>
-            <w:top w:w="0" w:type="dxa"/>
-            <w:bottom w:w="0" w:type="dxa"/>
-          </w:tblCellMar>
-        </w:tblPrEx>
         <w:tc>
           <w:tcPr>
             <w:tcW w:w="700" w:type="dxa"/>
@@ -2380,12 +2312,6 @@
         </w:tc>
       </w:tr>
       <w:tr>
-        <w:tblPrEx>
-          <w:tblCellMar>
-            <w:top w:w="0" w:type="dxa"/>
-            <w:bottom w:w="0" w:type="dxa"/>
-          </w:tblCellMar>
-        </w:tblPrEx>
         <w:tc>
           <w:tcPr>
             <w:tcW w:w="700" w:type="dxa"/>
@@ -2777,15 +2703,7 @@
                 <w:sz w:val="18"/>
                 <w:szCs w:val="18"/>
               </w:rPr>
-              <w:t>ses</w:t>
-            </w:r>
-            <w:r>
-              <w:rPr>
-                <w:color w:val="000000"/>
-                <w:sz w:val="18"/>
-                <w:szCs w:val="18"/>
-              </w:rPr>
-              <w:t>uai</w:t>
+              <w:t>sesuai</w:t>
             </w:r>
             <w:proofErr w:type="spellEnd"/>
             <w:r>
@@ -2888,12 +2806,6 @@
         </w:tc>
       </w:tr>
       <w:tr>
-        <w:tblPrEx>
-          <w:tblCellMar>
-            <w:top w:w="0" w:type="dxa"/>
-            <w:bottom w:w="0" w:type="dxa"/>
-          </w:tblCellMar>
-        </w:tblPrEx>
         <w:tc>
           <w:tcPr>
             <w:tcW w:w="700" w:type="dxa"/>
@@ -3382,12 +3294,6 @@
         </w:tc>
       </w:tr>
       <w:tr>
-        <w:tblPrEx>
-          <w:tblCellMar>
-            <w:top w:w="0" w:type="dxa"/>
-            <w:bottom w:w="0" w:type="dxa"/>
-          </w:tblCellMar>
-        </w:tblPrEx>
         <w:tc>
           <w:tcPr>
             <w:tcW w:w="700" w:type="dxa"/>
@@ -3922,12 +3828,6 @@
         </w:tc>
       </w:tr>
       <w:tr>
-        <w:tblPrEx>
-          <w:tblCellMar>
-            <w:top w:w="0" w:type="dxa"/>
-            <w:bottom w:w="0" w:type="dxa"/>
-          </w:tblCellMar>
-        </w:tblPrEx>
         <w:tc>
           <w:tcPr>
             <w:tcW w:w="700" w:type="dxa"/>
@@ -4163,15 +4063,7 @@
                 <w:sz w:val="18"/>
                 <w:szCs w:val="18"/>
               </w:rPr>
-              <w:t>t</w:t>
-            </w:r>
-            <w:r>
-              <w:rPr>
-                <w:color w:val="000000"/>
-                <w:sz w:val="18"/>
-                <w:szCs w:val="18"/>
-              </w:rPr>
-              <w:t>erjangkau</w:t>
+              <w:t>terjangkau</w:t>
             </w:r>
             <w:proofErr w:type="spellEnd"/>
             <w:r>
@@ -4666,12 +4558,6 @@
         </w:tc>
       </w:tr>
       <w:tr>
-        <w:tblPrEx>
-          <w:tblCellMar>
-            <w:top w:w="0" w:type="dxa"/>
-            <w:bottom w:w="0" w:type="dxa"/>
-          </w:tblCellMar>
-        </w:tblPrEx>
         <w:tc>
           <w:tcPr>
             <w:tcW w:w="700" w:type="dxa"/>
@@ -5543,12 +5429,6 @@
         <w:gridCol w:w="994"/>
       </w:tblGrid>
       <w:tr>
-        <w:tblPrEx>
-          <w:tblCellMar>
-            <w:top w:w="0" w:type="dxa"/>
-            <w:bottom w:w="0" w:type="dxa"/>
-          </w:tblCellMar>
-        </w:tblPrEx>
         <w:tc>
           <w:tcPr>
             <w:tcW w:w="700" w:type="dxa"/>
@@ -5803,12 +5683,6 @@
         </w:tc>
       </w:tr>
       <w:tr>
-        <w:tblPrEx>
-          <w:tblCellMar>
-            <w:top w:w="0" w:type="dxa"/>
-            <w:bottom w:w="0" w:type="dxa"/>
-          </w:tblCellMar>
-        </w:tblPrEx>
         <w:tc>
           <w:tcPr>
             <w:tcW w:w="700" w:type="dxa"/>
@@ -6415,12 +6289,6 @@
         </w:tc>
       </w:tr>
       <w:tr>
-        <w:tblPrEx>
-          <w:tblCellMar>
-            <w:top w:w="0" w:type="dxa"/>
-            <w:bottom w:w="0" w:type="dxa"/>
-          </w:tblCellMar>
-        </w:tblPrEx>
         <w:tc>
           <w:tcPr>
             <w:tcW w:w="700" w:type="dxa"/>
@@ -6962,15 +6830,7 @@
                 <w:sz w:val="18"/>
                 <w:szCs w:val="18"/>
               </w:rPr>
-              <w:t>a</w:t>
-            </w:r>
-            <w:r>
-              <w:rPr>
-                <w:color w:val="000000"/>
-                <w:sz w:val="18"/>
-                <w:szCs w:val="18"/>
-              </w:rPr>
-              <w:t>nimasi</w:t>
+              <w:t>animasi</w:t>
             </w:r>
             <w:proofErr w:type="spellEnd"/>
             <w:r>
@@ -7109,12 +6969,6 @@
         </w:tc>
       </w:tr>
       <w:tr>
-        <w:tblPrEx>
-          <w:tblCellMar>
-            <w:top w:w="0" w:type="dxa"/>
-            <w:bottom w:w="0" w:type="dxa"/>
-          </w:tblCellMar>
-        </w:tblPrEx>
         <w:tc>
           <w:tcPr>
             <w:tcW w:w="700" w:type="dxa"/>
@@ -7611,15 +7465,7 @@
                 <w:sz w:val="18"/>
                 <w:szCs w:val="18"/>
               </w:rPr>
-              <w:t xml:space="preserve"> field name, description, pri</w:t>
-            </w:r>
-            <w:r>
-              <w:rPr>
-                <w:color w:val="000000"/>
-                <w:sz w:val="18"/>
-                <w:szCs w:val="18"/>
-              </w:rPr>
-              <w:t xml:space="preserve">ce, category, dan image; </w:t>
+              <w:t xml:space="preserve"> field name, description, price, category, dan image; </w:t>
             </w:r>
             <w:proofErr w:type="spellStart"/>
             <w:r>
@@ -7821,12 +7667,6 @@
         </w:tc>
       </w:tr>
       <w:tr>
-        <w:tblPrEx>
-          <w:tblCellMar>
-            <w:top w:w="0" w:type="dxa"/>
-            <w:bottom w:w="0" w:type="dxa"/>
-          </w:tblCellMar>
-        </w:tblPrEx>
         <w:tc>
           <w:tcPr>
             <w:tcW w:w="700" w:type="dxa"/>
@@ -8331,12 +8171,6 @@
         </w:tc>
       </w:tr>
       <w:tr>
-        <w:tblPrEx>
-          <w:tblCellMar>
-            <w:top w:w="0" w:type="dxa"/>
-            <w:bottom w:w="0" w:type="dxa"/>
-          </w:tblCellMar>
-        </w:tblPrEx>
         <w:tc>
           <w:tcPr>
             <w:tcW w:w="700" w:type="dxa"/>
@@ -8490,15 +8324,7 @@
                 <w:sz w:val="18"/>
                 <w:szCs w:val="18"/>
               </w:rPr>
-              <w:t>tam</w:t>
-            </w:r>
-            <w:r>
-              <w:rPr>
-                <w:color w:val="000000"/>
-                <w:sz w:val="18"/>
-                <w:szCs w:val="18"/>
-              </w:rPr>
-              <w:t>pilan</w:t>
+              <w:t>tampilan</w:t>
             </w:r>
             <w:proofErr w:type="spellEnd"/>
             <w:r>
@@ -9242,10 +9068,7 @@
       <w:bookmarkStart w:id="2" w:name="_Hlk232775500"/>
       <w:r>
         <w:lastRenderedPageBreak/>
-        <w:t xml:space="preserve">4. </w:t>
-      </w:r>
-      <w:r>
-        <w:t xml:space="preserve">Testing </w:t>
+        <w:t xml:space="preserve">4. Testing </w:t>
       </w:r>
       <w:proofErr w:type="spellStart"/>
       <w:r>
@@ -9282,12 +9105,6 @@
         <w:gridCol w:w="1089"/>
       </w:tblGrid>
       <w:tr>
-        <w:tblPrEx>
-          <w:tblCellMar>
-            <w:top w:w="0" w:type="dxa"/>
-            <w:bottom w:w="0" w:type="dxa"/>
-          </w:tblCellMar>
-        </w:tblPrEx>
         <w:tc>
           <w:tcPr>
             <w:tcW w:w="700" w:type="dxa"/>
@@ -9318,17 +9135,7 @@
                 <w:sz w:val="18"/>
                 <w:szCs w:val="18"/>
               </w:rPr>
-              <w:t>N</w:t>
-            </w:r>
-            <w:r>
-              <w:rPr>
-                <w:b/>
-                <w:bCs/>
-                <w:color w:val="FFFFFF"/>
-                <w:sz w:val="18"/>
-                <w:szCs w:val="18"/>
-              </w:rPr>
-              <w:t>o</w:t>
+              <w:t>No</w:t>
             </w:r>
           </w:p>
         </w:tc>
@@ -9552,12 +9359,6 @@
         </w:tc>
       </w:tr>
       <w:tr>
-        <w:tblPrEx>
-          <w:tblCellMar>
-            <w:top w:w="0" w:type="dxa"/>
-            <w:bottom w:w="0" w:type="dxa"/>
-          </w:tblCellMar>
-        </w:tblPrEx>
         <w:tc>
           <w:tcPr>
             <w:tcW w:w="700" w:type="dxa"/>
@@ -10154,12 +9955,6 @@
         </w:tc>
       </w:tr>
       <w:tr>
-        <w:tblPrEx>
-          <w:tblCellMar>
-            <w:top w:w="0" w:type="dxa"/>
-            <w:bottom w:w="0" w:type="dxa"/>
-          </w:tblCellMar>
-        </w:tblPrEx>
         <w:tc>
           <w:tcPr>
             <w:tcW w:w="700" w:type="dxa"/>
@@ -10676,12 +10471,6 @@
         </w:tc>
       </w:tr>
       <w:tr>
-        <w:tblPrEx>
-          <w:tblCellMar>
-            <w:top w:w="0" w:type="dxa"/>
-            <w:bottom w:w="0" w:type="dxa"/>
-          </w:tblCellMar>
-        </w:tblPrEx>
         <w:tc>
           <w:tcPr>
             <w:tcW w:w="700" w:type="dxa"/>
@@ -11477,15 +11266,7 @@
                 <w:sz w:val="18"/>
                 <w:szCs w:val="18"/>
               </w:rPr>
-              <w:t>diu</w:t>
-            </w:r>
-            <w:r>
-              <w:rPr>
-                <w:color w:val="000000"/>
-                <w:sz w:val="18"/>
-                <w:szCs w:val="18"/>
-              </w:rPr>
-              <w:t>ji</w:t>
+              <w:t>diuji</w:t>
             </w:r>
             <w:proofErr w:type="spellEnd"/>
             <w:r>
@@ -11534,12 +11315,6 @@
         </w:tc>
       </w:tr>
       <w:tr>
-        <w:tblPrEx>
-          <w:tblCellMar>
-            <w:top w:w="0" w:type="dxa"/>
-            <w:bottom w:w="0" w:type="dxa"/>
-          </w:tblCellMar>
-        </w:tblPrEx>
         <w:tc>
           <w:tcPr>
             <w:tcW w:w="700" w:type="dxa"/>
@@ -12146,15 +11921,7 @@
                 <w:sz w:val="18"/>
                 <w:szCs w:val="18"/>
               </w:rPr>
-              <w:t xml:space="preserve"> B</w:t>
-            </w:r>
-            <w:r>
-              <w:rPr>
-                <w:color w:val="000000"/>
-                <w:sz w:val="18"/>
-                <w:szCs w:val="18"/>
-              </w:rPr>
-              <w:t>ug Report #2 dan #3).</w:t>
+              <w:t xml:space="preserve"> Bug Report #2 dan #3).</w:t>
             </w:r>
           </w:p>
         </w:tc>
@@ -12194,12 +11961,6 @@
         </w:tc>
       </w:tr>
       <w:tr>
-        <w:tblPrEx>
-          <w:tblCellMar>
-            <w:top w:w="0" w:type="dxa"/>
-            <w:bottom w:w="0" w:type="dxa"/>
-          </w:tblCellMar>
-        </w:tblPrEx>
         <w:tc>
           <w:tcPr>
             <w:tcW w:w="700" w:type="dxa"/>
@@ -12601,15 +12362,7 @@
                 <w:sz w:val="18"/>
                 <w:szCs w:val="18"/>
               </w:rPr>
-              <w:t>chec</w:t>
-            </w:r>
-            <w:r>
-              <w:rPr>
-                <w:color w:val="000000"/>
-                <w:sz w:val="18"/>
-                <w:szCs w:val="18"/>
-              </w:rPr>
-              <w:t>kout(</w:t>
+              <w:t>checkout(</w:t>
             </w:r>
             <w:proofErr w:type="gramEnd"/>
             <w:r>
@@ -12874,12 +12627,6 @@
         </w:tc>
       </w:tr>
       <w:tr>
-        <w:tblPrEx>
-          <w:tblCellMar>
-            <w:top w:w="0" w:type="dxa"/>
-            <w:bottom w:w="0" w:type="dxa"/>
-          </w:tblCellMar>
-        </w:tblPrEx>
         <w:tc>
           <w:tcPr>
             <w:tcW w:w="700" w:type="dxa"/>
@@ -13257,15 +13004,7 @@
                 <w:sz w:val="18"/>
                 <w:szCs w:val="18"/>
               </w:rPr>
-              <w:t>t</w:t>
-            </w:r>
-            <w:r>
-              <w:rPr>
-                <w:color w:val="000000"/>
-                <w:sz w:val="18"/>
-                <w:szCs w:val="18"/>
-              </w:rPr>
-              <w:t>erdaftar</w:t>
+              <w:t>terdaftar</w:t>
             </w:r>
             <w:proofErr w:type="spellEnd"/>
             <w:r>
@@ -13769,224 +13508,11 @@
     </w:p>
     <w:p>
       <w:pPr>
-        <w:spacing w:before="120" w:after="240"/>
-        <w:rPr>
-          <w:sz w:val="20"/>
-          <w:szCs w:val="20"/>
-        </w:rPr>
-      </w:pPr>
-    </w:p>
-    <w:p>
-      <w:pPr>
-        <w:spacing w:before="120" w:after="240"/>
-        <w:rPr>
-          <w:sz w:val="20"/>
-          <w:szCs w:val="20"/>
-        </w:rPr>
-      </w:pPr>
-    </w:p>
-    <w:p>
-      <w:pPr>
-        <w:spacing w:before="120" w:after="240"/>
-        <w:rPr>
-          <w:sz w:val="20"/>
-          <w:szCs w:val="20"/>
-        </w:rPr>
-      </w:pPr>
-    </w:p>
-    <w:p>
-      <w:pPr>
-        <w:spacing w:before="120" w:after="240"/>
-        <w:rPr>
-          <w:sz w:val="20"/>
-          <w:szCs w:val="20"/>
-        </w:rPr>
-      </w:pPr>
-    </w:p>
-    <w:p>
-      <w:pPr>
-        <w:spacing w:before="120" w:after="240"/>
-        <w:rPr>
-          <w:sz w:val="20"/>
-          <w:szCs w:val="20"/>
-        </w:rPr>
-      </w:pPr>
-    </w:p>
-    <w:p>
-      <w:pPr>
-        <w:spacing w:before="120" w:after="240"/>
-        <w:rPr>
-          <w:sz w:val="20"/>
-          <w:szCs w:val="20"/>
-        </w:rPr>
-      </w:pPr>
-    </w:p>
-    <w:p>
-      <w:pPr>
-        <w:spacing w:before="120" w:after="240"/>
-        <w:rPr>
-          <w:sz w:val="20"/>
-          <w:szCs w:val="20"/>
-        </w:rPr>
-      </w:pPr>
-    </w:p>
-    <w:p>
-      <w:pPr>
-        <w:spacing w:before="120" w:after="240"/>
-        <w:rPr>
-          <w:sz w:val="20"/>
-          <w:szCs w:val="20"/>
-        </w:rPr>
-      </w:pPr>
-    </w:p>
-    <w:p>
-      <w:pPr>
-        <w:spacing w:before="120" w:after="240"/>
-        <w:rPr>
-          <w:sz w:val="20"/>
-          <w:szCs w:val="20"/>
-        </w:rPr>
-      </w:pPr>
-    </w:p>
-    <w:p>
-      <w:pPr>
-        <w:spacing w:before="120" w:after="240"/>
-        <w:rPr>
-          <w:sz w:val="20"/>
-          <w:szCs w:val="20"/>
-        </w:rPr>
-      </w:pPr>
-    </w:p>
-    <w:p>
-      <w:pPr>
-        <w:spacing w:before="120" w:after="240"/>
-        <w:rPr>
-          <w:sz w:val="20"/>
-          <w:szCs w:val="20"/>
-        </w:rPr>
-      </w:pPr>
-    </w:p>
-    <w:p>
-      <w:pPr>
-        <w:spacing w:before="120" w:after="240"/>
-        <w:rPr>
-          <w:sz w:val="20"/>
-          <w:szCs w:val="20"/>
-        </w:rPr>
-      </w:pPr>
-    </w:p>
-    <w:p>
-      <w:pPr>
-        <w:spacing w:before="120" w:after="240"/>
-        <w:rPr>
-          <w:sz w:val="20"/>
-          <w:szCs w:val="20"/>
-        </w:rPr>
-      </w:pPr>
-    </w:p>
-    <w:p>
-      <w:pPr>
-        <w:spacing w:before="120" w:after="240"/>
-        <w:rPr>
-          <w:sz w:val="20"/>
-          <w:szCs w:val="20"/>
-        </w:rPr>
-      </w:pPr>
-    </w:p>
-    <w:p>
-      <w:pPr>
-        <w:spacing w:before="120" w:after="240"/>
-        <w:rPr>
-          <w:sz w:val="20"/>
-          <w:szCs w:val="20"/>
-        </w:rPr>
-      </w:pPr>
-    </w:p>
-    <w:p>
-      <w:pPr>
-        <w:spacing w:before="120" w:after="240"/>
-        <w:rPr>
-          <w:sz w:val="20"/>
-          <w:szCs w:val="20"/>
-        </w:rPr>
-      </w:pPr>
-    </w:p>
-    <w:p>
-      <w:pPr>
-        <w:spacing w:before="120" w:after="240"/>
-        <w:rPr>
-          <w:sz w:val="20"/>
-          <w:szCs w:val="20"/>
-        </w:rPr>
-      </w:pPr>
-    </w:p>
-    <w:p>
-      <w:pPr>
-        <w:spacing w:before="120" w:after="240"/>
-        <w:rPr>
-          <w:sz w:val="20"/>
-          <w:szCs w:val="20"/>
-        </w:rPr>
-      </w:pPr>
-    </w:p>
-    <w:p>
-      <w:pPr>
-        <w:spacing w:before="120" w:after="240"/>
-        <w:rPr>
-          <w:sz w:val="20"/>
-          <w:szCs w:val="20"/>
-        </w:rPr>
-      </w:pPr>
-    </w:p>
-    <w:p>
-      <w:pPr>
-        <w:spacing w:before="120" w:after="240"/>
-        <w:rPr>
-          <w:sz w:val="20"/>
-          <w:szCs w:val="20"/>
-        </w:rPr>
-      </w:pPr>
-    </w:p>
-    <w:p>
-      <w:pPr>
-        <w:spacing w:before="120" w:after="240"/>
-        <w:rPr>
-          <w:sz w:val="20"/>
-          <w:szCs w:val="20"/>
-        </w:rPr>
-      </w:pPr>
-    </w:p>
-    <w:p>
-      <w:pPr>
-        <w:spacing w:before="120" w:after="240"/>
-        <w:rPr>
-          <w:sz w:val="20"/>
-          <w:szCs w:val="20"/>
-        </w:rPr>
-      </w:pPr>
-    </w:p>
-    <w:p>
-      <w:pPr>
-        <w:spacing w:before="120" w:after="240"/>
-        <w:rPr>
-          <w:sz w:val="20"/>
-          <w:szCs w:val="20"/>
-        </w:rPr>
-      </w:pPr>
-    </w:p>
-    <w:p>
-      <w:pPr>
-        <w:spacing w:before="120" w:after="240"/>
-      </w:pPr>
-    </w:p>
-    <w:p>
-      <w:pPr>
         <w:pStyle w:val="Heading2"/>
         <w:spacing w:before="240"/>
       </w:pPr>
       <w:bookmarkStart w:id="3" w:name="_Hlk232779261"/>
       <w:r>
-        <w:lastRenderedPageBreak/>
         <w:t>5</w:t>
       </w:r>
       <w:r>
@@ -14022,12 +13548,6 @@
         <w:gridCol w:w="1092"/>
       </w:tblGrid>
       <w:tr>
-        <w:tblPrEx>
-          <w:tblCellMar>
-            <w:top w:w="0" w:type="dxa"/>
-            <w:bottom w:w="0" w:type="dxa"/>
-          </w:tblCellMar>
-        </w:tblPrEx>
         <w:tc>
           <w:tcPr>
             <w:tcW w:w="576" w:type="dxa"/>
@@ -14282,12 +13802,6 @@
         </w:tc>
       </w:tr>
       <w:tr>
-        <w:tblPrEx>
-          <w:tblCellMar>
-            <w:top w:w="0" w:type="dxa"/>
-            <w:bottom w:w="0" w:type="dxa"/>
-          </w:tblCellMar>
-        </w:tblPrEx>
         <w:tc>
           <w:tcPr>
             <w:tcW w:w="576" w:type="dxa"/>
@@ -14668,12 +14182,6 @@
         </w:tc>
       </w:tr>
       <w:tr>
-        <w:tblPrEx>
-          <w:tblCellMar>
-            <w:top w:w="0" w:type="dxa"/>
-            <w:bottom w:w="0" w:type="dxa"/>
-          </w:tblCellMar>
-        </w:tblPrEx>
         <w:tc>
           <w:tcPr>
             <w:tcW w:w="576" w:type="dxa"/>
@@ -15107,15 +14615,7 @@
                 <w:sz w:val="18"/>
                 <w:szCs w:val="18"/>
               </w:rPr>
-              <w:t xml:space="preserve"> 404</w:t>
-            </w:r>
-            <w:r>
-              <w:rPr>
-                <w:color w:val="000000"/>
-                <w:sz w:val="18"/>
-                <w:szCs w:val="18"/>
-              </w:rPr>
-              <w:t>.</w:t>
+              <w:t xml:space="preserve"> 404.</w:t>
             </w:r>
           </w:p>
         </w:tc>
@@ -15155,12 +14655,6 @@
         </w:tc>
       </w:tr>
       <w:tr>
-        <w:tblPrEx>
-          <w:tblCellMar>
-            <w:top w:w="0" w:type="dxa"/>
-            <w:bottom w:w="0" w:type="dxa"/>
-          </w:tblCellMar>
-        </w:tblPrEx>
         <w:tc>
           <w:tcPr>
             <w:tcW w:w="576" w:type="dxa"/>
@@ -15634,12 +15128,6 @@
         </w:tc>
       </w:tr>
       <w:tr>
-        <w:tblPrEx>
-          <w:tblCellMar>
-            <w:top w:w="0" w:type="dxa"/>
-            <w:bottom w:w="0" w:type="dxa"/>
-          </w:tblCellMar>
-        </w:tblPrEx>
         <w:tc>
           <w:tcPr>
             <w:tcW w:w="576" w:type="dxa"/>
@@ -15956,15 +15444,7 @@
                 <w:sz w:val="18"/>
                 <w:szCs w:val="18"/>
               </w:rPr>
-              <w:t>terdaf</w:t>
-            </w:r>
-            <w:r>
-              <w:rPr>
-                <w:color w:val="000000"/>
-                <w:sz w:val="18"/>
-                <w:szCs w:val="18"/>
-              </w:rPr>
-              <w:t>tar</w:t>
+              <w:t>terdaftar</w:t>
             </w:r>
             <w:proofErr w:type="spellEnd"/>
             <w:r>
@@ -16121,12 +15601,6 @@
         </w:tc>
       </w:tr>
       <w:tr>
-        <w:tblPrEx>
-          <w:tblCellMar>
-            <w:top w:w="0" w:type="dxa"/>
-            <w:bottom w:w="0" w:type="dxa"/>
-          </w:tblCellMar>
-        </w:tblPrEx>
         <w:tc>
           <w:tcPr>
             <w:tcW w:w="576" w:type="dxa"/>
@@ -16614,12 +16088,6 @@
         </w:tc>
       </w:tr>
       <w:tr>
-        <w:tblPrEx>
-          <w:tblCellMar>
-            <w:top w:w="0" w:type="dxa"/>
-            <w:bottom w:w="0" w:type="dxa"/>
-          </w:tblCellMar>
-        </w:tblPrEx>
         <w:tc>
           <w:tcPr>
             <w:tcW w:w="576" w:type="dxa"/>
@@ -17065,12 +16533,6 @@
         </w:tc>
       </w:tr>
       <w:tr>
-        <w:tblPrEx>
-          <w:tblCellMar>
-            <w:top w:w="0" w:type="dxa"/>
-            <w:bottom w:w="0" w:type="dxa"/>
-          </w:tblCellMar>
-        </w:tblPrEx>
         <w:tc>
           <w:tcPr>
             <w:tcW w:w="576" w:type="dxa"/>
@@ -17188,17 +16650,7 @@
                 <w:sz w:val="18"/>
                 <w:szCs w:val="18"/>
               </w:rPr>
-              <w:t>terl</w:t>
-            </w:r>
-            <w:r>
-              <w:rPr>
-                <w:b/>
-                <w:bCs/>
-                <w:color w:val="000000"/>
-                <w:sz w:val="18"/>
-                <w:szCs w:val="18"/>
-              </w:rPr>
-              <w:t>indungi</w:t>
+              <w:t>terlindungi</w:t>
             </w:r>
             <w:proofErr w:type="spellEnd"/>
           </w:p>
@@ -17978,12 +17430,6 @@
         <w:gridCol w:w="2100"/>
       </w:tblGrid>
       <w:tr>
-        <w:tblPrEx>
-          <w:tblCellMar>
-            <w:top w:w="0" w:type="dxa"/>
-            <w:bottom w:w="0" w:type="dxa"/>
-          </w:tblCellMar>
-        </w:tblPrEx>
         <w:tc>
           <w:tcPr>
             <w:tcW w:w="700" w:type="dxa"/>
@@ -18142,12 +17588,6 @@
         </w:tc>
       </w:tr>
       <w:tr>
-        <w:tblPrEx>
-          <w:tblCellMar>
-            <w:top w:w="0" w:type="dxa"/>
-            <w:bottom w:w="0" w:type="dxa"/>
-          </w:tblCellMar>
-        </w:tblPrEx>
         <w:tc>
           <w:tcPr>
             <w:tcW w:w="700" w:type="dxa"/>
@@ -18557,15 +17997,7 @@
                 <w:sz w:val="18"/>
                 <w:szCs w:val="18"/>
               </w:rPr>
-              <w:t xml:space="preserve"> m</w:t>
-            </w:r>
-            <w:r>
-              <w:rPr>
-                <w:color w:val="000000"/>
-                <w:sz w:val="18"/>
-                <w:szCs w:val="18"/>
-              </w:rPr>
-              <w:t xml:space="preserve">ode </w:t>
+              <w:t xml:space="preserve"> mode </w:t>
             </w:r>
             <w:proofErr w:type="spellStart"/>
             <w:r>
@@ -18699,12 +18131,6 @@
         </w:tc>
       </w:tr>
       <w:tr>
-        <w:tblPrEx>
-          <w:tblCellMar>
-            <w:top w:w="0" w:type="dxa"/>
-            <w:bottom w:w="0" w:type="dxa"/>
-          </w:tblCellMar>
-        </w:tblPrEx>
         <w:tc>
           <w:tcPr>
             <w:tcW w:w="700" w:type="dxa"/>
@@ -19090,12 +18516,6 @@
         </w:tc>
       </w:tr>
       <w:tr>
-        <w:tblPrEx>
-          <w:tblCellMar>
-            <w:top w:w="0" w:type="dxa"/>
-            <w:bottom w:w="0" w:type="dxa"/>
-          </w:tblCellMar>
-        </w:tblPrEx>
         <w:tc>
           <w:tcPr>
             <w:tcW w:w="700" w:type="dxa"/>
@@ -19153,17 +18573,7 @@
                 <w:sz w:val="18"/>
                 <w:szCs w:val="18"/>
               </w:rPr>
-              <w:t xml:space="preserve">Checkout </w:t>
-            </w:r>
-            <w:r>
-              <w:rPr>
-                <w:b/>
-                <w:bCs/>
-                <w:color w:val="000000"/>
-                <w:sz w:val="18"/>
-                <w:szCs w:val="18"/>
-              </w:rPr>
-              <w:t xml:space="preserve">/ </w:t>
+              <w:t xml:space="preserve">Checkout / </w:t>
             </w:r>
             <w:proofErr w:type="spellStart"/>
             <w:r>
@@ -19582,15 +18992,7 @@
                 <w:sz w:val="18"/>
                 <w:szCs w:val="18"/>
               </w:rPr>
-              <w:t>m</w:t>
-            </w:r>
-            <w:r>
-              <w:rPr>
-                <w:color w:val="000000"/>
-                <w:sz w:val="18"/>
-                <w:szCs w:val="18"/>
-              </w:rPr>
-              <w:t>eneruskan</w:t>
+              <w:t>meneruskan</w:t>
             </w:r>
             <w:proofErr w:type="spellEnd"/>
             <w:r>
@@ -19641,12 +19043,6 @@
         </w:tc>
       </w:tr>
       <w:tr>
-        <w:tblPrEx>
-          <w:tblCellMar>
-            <w:top w:w="0" w:type="dxa"/>
-            <w:bottom w:w="0" w:type="dxa"/>
-          </w:tblCellMar>
-        </w:tblPrEx>
         <w:tc>
           <w:tcPr>
             <w:tcW w:w="700" w:type="dxa"/>
@@ -20110,12 +19506,6 @@
         </w:tc>
       </w:tr>
       <w:tr>
-        <w:tblPrEx>
-          <w:tblCellMar>
-            <w:top w:w="0" w:type="dxa"/>
-            <w:bottom w:w="0" w:type="dxa"/>
-          </w:tblCellMar>
-        </w:tblPrEx>
         <w:tc>
           <w:tcPr>
             <w:tcW w:w="700" w:type="dxa"/>
@@ -20201,15 +19591,7 @@
                 <w:sz w:val="18"/>
                 <w:szCs w:val="18"/>
               </w:rPr>
-              <w:t>Base URL backend</w:t>
-            </w:r>
-            <w:r>
-              <w:rPr>
-                <w:color w:val="000000"/>
-                <w:sz w:val="18"/>
-                <w:szCs w:val="18"/>
-              </w:rPr>
-              <w:t xml:space="preserve"> di-hardcode </w:t>
+              <w:t xml:space="preserve">Base URL backend di-hardcode </w:t>
             </w:r>
             <w:proofErr w:type="spellStart"/>
             <w:r>
@@ -20451,12 +19833,6 @@
         </w:tc>
       </w:tr>
       <w:tr>
-        <w:tblPrEx>
-          <w:tblCellMar>
-            <w:top w:w="0" w:type="dxa"/>
-            <w:bottom w:w="0" w:type="dxa"/>
-          </w:tblCellMar>
-        </w:tblPrEx>
         <w:tc>
           <w:tcPr>
             <w:tcW w:w="700" w:type="dxa"/>
@@ -20581,15 +19957,7 @@
                 <w:sz w:val="18"/>
                 <w:szCs w:val="18"/>
               </w:rPr>
-              <w:t>b</w:t>
-            </w:r>
-            <w:r>
-              <w:rPr>
-                <w:color w:val="000000"/>
-                <w:sz w:val="18"/>
-                <w:szCs w:val="18"/>
-              </w:rPr>
-              <w:t>elum</w:t>
+              <w:t>belum</w:t>
             </w:r>
             <w:proofErr w:type="spellEnd"/>
             <w:r>
@@ -20794,12 +20162,6 @@
         </w:tc>
       </w:tr>
       <w:tr>
-        <w:tblPrEx>
-          <w:tblCellMar>
-            <w:top w:w="0" w:type="dxa"/>
-            <w:bottom w:w="0" w:type="dxa"/>
-          </w:tblCellMar>
-        </w:tblPrEx>
         <w:tc>
           <w:tcPr>
             <w:tcW w:w="700" w:type="dxa"/>
@@ -21331,15 +20693,7 @@
                 <w:sz w:val="18"/>
                 <w:szCs w:val="18"/>
               </w:rPr>
-              <w:t xml:space="preserve"> request </w:t>
-            </w:r>
-            <w:r>
-              <w:rPr>
-                <w:color w:val="000000"/>
-                <w:sz w:val="18"/>
-                <w:szCs w:val="18"/>
-              </w:rPr>
-              <w:t xml:space="preserve">backend </w:t>
+              <w:t xml:space="preserve"> request backend </w:t>
             </w:r>
             <w:proofErr w:type="spellStart"/>
             <w:r>
@@ -21411,12 +20765,6 @@
         <w:gridCol w:w="3120"/>
       </w:tblGrid>
       <w:tr>
-        <w:tblPrEx>
-          <w:tblCellMar>
-            <w:top w:w="0" w:type="dxa"/>
-            <w:bottom w:w="0" w:type="dxa"/>
-          </w:tblCellMar>
-        </w:tblPrEx>
         <w:tc>
           <w:tcPr>
             <w:tcW w:w="3120" w:type="dxa"/>
@@ -21520,12 +20868,6 @@
         </w:tc>
       </w:tr>
       <w:tr>
-        <w:tblPrEx>
-          <w:tblCellMar>
-            <w:top w:w="0" w:type="dxa"/>
-            <w:bottom w:w="0" w:type="dxa"/>
-          </w:tblCellMar>
-        </w:tblPrEx>
         <w:tc>
           <w:tcPr>
             <w:tcW w:w="3120" w:type="dxa"/>
@@ -21658,6 +21000,7 @@
         <w:pStyle w:val="Heading2"/>
         <w:spacing w:before="240"/>
       </w:pPr>
+      <w:bookmarkStart w:id="5" w:name="_Hlk232796000"/>
       <w:r>
         <w:lastRenderedPageBreak/>
         <w:t>7. TASK-QA-006 — Final Testing (#39)</w:t>
@@ -21894,20 +21237,14 @@
         <w:tblLook w:val="0000" w:firstRow="0" w:lastRow="0" w:firstColumn="0" w:lastColumn="0" w:noHBand="0" w:noVBand="0"/>
       </w:tblPr>
       <w:tblGrid>
-        <w:gridCol w:w="688"/>
-        <w:gridCol w:w="1886"/>
-        <w:gridCol w:w="1875"/>
+        <w:gridCol w:w="690"/>
+        <w:gridCol w:w="1889"/>
+        <w:gridCol w:w="1879"/>
         <w:gridCol w:w="1771"/>
-        <w:gridCol w:w="1655"/>
-        <w:gridCol w:w="1385"/>
+        <w:gridCol w:w="1656"/>
+        <w:gridCol w:w="1375"/>
       </w:tblGrid>
       <w:tr>
-        <w:tblPrEx>
-          <w:tblCellMar>
-            <w:top w:w="0" w:type="dxa"/>
-            <w:bottom w:w="0" w:type="dxa"/>
-          </w:tblCellMar>
-        </w:tblPrEx>
         <w:tc>
           <w:tcPr>
             <w:tcW w:w="700" w:type="dxa"/>
@@ -22162,12 +21499,6 @@
         </w:tc>
       </w:tr>
       <w:tr>
-        <w:tblPrEx>
-          <w:tblCellMar>
-            <w:top w:w="0" w:type="dxa"/>
-            <w:bottom w:w="0" w:type="dxa"/>
-          </w:tblCellMar>
-        </w:tblPrEx>
         <w:tc>
           <w:tcPr>
             <w:tcW w:w="700" w:type="dxa"/>
@@ -22873,2416 +22204,6 @@
                 <w:szCs w:val="18"/>
               </w:rPr>
               <w:t xml:space="preserve"> TASK-QA-004).</w:t>
-            </w:r>
-          </w:p>
-        </w:tc>
-        <w:tc>
-          <w:tcPr>
-            <w:tcW w:w="1400" w:type="dxa"/>
-            <w:tcBorders>
-              <w:top w:val="single" w:sz="1" w:space="0" w:color="CCCCCC"/>
-              <w:left w:val="single" w:sz="1" w:space="0" w:color="CCCCCC"/>
-              <w:bottom w:val="single" w:sz="1" w:space="0" w:color="CCCCCC"/>
-              <w:right w:val="single" w:sz="1" w:space="0" w:color="CCCCCC"/>
-            </w:tcBorders>
-            <w:shd w:val="clear" w:color="auto" w:fill="FEE2E2"/>
-            <w:tcMar>
-              <w:top w:w="80" w:type="dxa"/>
-              <w:left w:w="100" w:type="dxa"/>
-              <w:bottom w:w="80" w:type="dxa"/>
-              <w:right w:w="100" w:type="dxa"/>
-            </w:tcMar>
-            <w:vAlign w:val="center"/>
-          </w:tcPr>
-          <w:p>
-            <w:pPr>
-              <w:jc w:val="center"/>
-            </w:pPr>
-            <w:r>
-              <w:rPr>
-                <w:b/>
-                <w:bCs/>
-                <w:color w:val="991B1B"/>
-                <w:sz w:val="18"/>
-                <w:szCs w:val="18"/>
-              </w:rPr>
-              <w:t>FAIL</w:t>
-            </w:r>
-          </w:p>
-        </w:tc>
-      </w:tr>
-      <w:tr>
-        <w:tblPrEx>
-          <w:tblCellMar>
-            <w:top w:w="0" w:type="dxa"/>
-            <w:bottom w:w="0" w:type="dxa"/>
-          </w:tblCellMar>
-        </w:tblPrEx>
-        <w:tc>
-          <w:tcPr>
-            <w:tcW w:w="700" w:type="dxa"/>
-            <w:tcBorders>
-              <w:top w:val="single" w:sz="1" w:space="0" w:color="CCCCCC"/>
-              <w:left w:val="single" w:sz="1" w:space="0" w:color="CCCCCC"/>
-              <w:bottom w:val="single" w:sz="1" w:space="0" w:color="CCCCCC"/>
-              <w:right w:val="single" w:sz="1" w:space="0" w:color="CCCCCC"/>
-            </w:tcBorders>
-            <w:shd w:val="clear" w:color="auto" w:fill="FFFFFF"/>
-            <w:tcMar>
-              <w:top w:w="80" w:type="dxa"/>
-              <w:left w:w="100" w:type="dxa"/>
-              <w:bottom w:w="80" w:type="dxa"/>
-              <w:right w:w="100" w:type="dxa"/>
-            </w:tcMar>
-            <w:vAlign w:val="center"/>
-          </w:tcPr>
-          <w:p>
-            <w:pPr>
-              <w:jc w:val="center"/>
-            </w:pPr>
-            <w:r>
-              <w:rPr>
-                <w:color w:val="000000"/>
-                <w:sz w:val="18"/>
-                <w:szCs w:val="18"/>
-              </w:rPr>
-              <w:t>2</w:t>
-            </w:r>
-          </w:p>
-        </w:tc>
-        <w:tc>
-          <w:tcPr>
-            <w:tcW w:w="1900" w:type="dxa"/>
-            <w:tcBorders>
-              <w:top w:val="single" w:sz="1" w:space="0" w:color="CCCCCC"/>
-              <w:left w:val="single" w:sz="1" w:space="0" w:color="CCCCCC"/>
-              <w:bottom w:val="single" w:sz="1" w:space="0" w:color="CCCCCC"/>
-              <w:right w:val="single" w:sz="1" w:space="0" w:color="CCCCCC"/>
-            </w:tcBorders>
-            <w:shd w:val="clear" w:color="auto" w:fill="FFFFFF"/>
-            <w:tcMar>
-              <w:top w:w="80" w:type="dxa"/>
-              <w:left w:w="100" w:type="dxa"/>
-              <w:bottom w:w="80" w:type="dxa"/>
-              <w:right w:w="100" w:type="dxa"/>
-            </w:tcMar>
-            <w:vAlign w:val="center"/>
-          </w:tcPr>
-          <w:p>
-            <w:r>
-              <w:rPr>
-                <w:b/>
-                <w:bCs/>
-                <w:color w:val="000000"/>
-                <w:sz w:val="18"/>
-                <w:szCs w:val="18"/>
-              </w:rPr>
-              <w:t>Alur Admin: Login → Dashboard → Kelola Order</w:t>
-            </w:r>
-          </w:p>
-        </w:tc>
-        <w:tc>
-          <w:tcPr>
-            <w:tcW w:w="1900" w:type="dxa"/>
-            <w:tcBorders>
-              <w:top w:val="single" w:sz="1" w:space="0" w:color="CCCCCC"/>
-              <w:left w:val="single" w:sz="1" w:space="0" w:color="CCCCCC"/>
-              <w:bottom w:val="single" w:sz="1" w:space="0" w:color="CCCCCC"/>
-              <w:right w:val="single" w:sz="1" w:space="0" w:color="CCCCCC"/>
-            </w:tcBorders>
-            <w:shd w:val="clear" w:color="auto" w:fill="FFFFFF"/>
-            <w:tcMar>
-              <w:top w:w="80" w:type="dxa"/>
-              <w:left w:w="100" w:type="dxa"/>
-              <w:bottom w:w="80" w:type="dxa"/>
-              <w:right w:w="100" w:type="dxa"/>
-            </w:tcMar>
-            <w:vAlign w:val="center"/>
-          </w:tcPr>
-          <w:p>
-            <w:r>
-              <w:rPr>
-                <w:color w:val="000000"/>
-                <w:sz w:val="18"/>
-                <w:szCs w:val="18"/>
-              </w:rPr>
-              <w:t xml:space="preserve">Admin login, </w:t>
-            </w:r>
-            <w:proofErr w:type="spellStart"/>
-            <w:r>
-              <w:rPr>
-                <w:color w:val="000000"/>
-                <w:sz w:val="18"/>
-                <w:szCs w:val="18"/>
-              </w:rPr>
-              <w:t>melihat</w:t>
-            </w:r>
-            <w:proofErr w:type="spellEnd"/>
-            <w:r>
-              <w:rPr>
-                <w:color w:val="000000"/>
-                <w:sz w:val="18"/>
-                <w:szCs w:val="18"/>
-              </w:rPr>
-              <w:t xml:space="preserve"> daftar order </w:t>
-            </w:r>
-            <w:proofErr w:type="spellStart"/>
-            <w:r>
-              <w:rPr>
-                <w:color w:val="000000"/>
-                <w:sz w:val="18"/>
-                <w:szCs w:val="18"/>
-              </w:rPr>
-              <w:t>masuk</w:t>
-            </w:r>
-            <w:proofErr w:type="spellEnd"/>
-            <w:r>
-              <w:rPr>
-                <w:color w:val="000000"/>
-                <w:sz w:val="18"/>
-                <w:szCs w:val="18"/>
-              </w:rPr>
-              <w:t xml:space="preserve">, dan </w:t>
-            </w:r>
-            <w:proofErr w:type="spellStart"/>
-            <w:r>
-              <w:rPr>
-                <w:color w:val="000000"/>
-                <w:sz w:val="18"/>
-                <w:szCs w:val="18"/>
-              </w:rPr>
-              <w:t>mengubah</w:t>
-            </w:r>
-            <w:proofErr w:type="spellEnd"/>
-            <w:r>
-              <w:rPr>
-                <w:color w:val="000000"/>
-                <w:sz w:val="18"/>
-                <w:szCs w:val="18"/>
-              </w:rPr>
-              <w:t xml:space="preserve"> status order.</w:t>
-            </w:r>
-          </w:p>
-        </w:tc>
-        <w:tc>
-          <w:tcPr>
-            <w:tcW w:w="1700" w:type="dxa"/>
-            <w:tcBorders>
-              <w:top w:val="single" w:sz="1" w:space="0" w:color="CCCCCC"/>
-              <w:left w:val="single" w:sz="1" w:space="0" w:color="CCCCCC"/>
-              <w:bottom w:val="single" w:sz="1" w:space="0" w:color="CCCCCC"/>
-              <w:right w:val="single" w:sz="1" w:space="0" w:color="CCCCCC"/>
-            </w:tcBorders>
-            <w:shd w:val="clear" w:color="auto" w:fill="FFFFFF"/>
-            <w:tcMar>
-              <w:top w:w="80" w:type="dxa"/>
-              <w:left w:w="100" w:type="dxa"/>
-              <w:bottom w:w="80" w:type="dxa"/>
-              <w:right w:w="100" w:type="dxa"/>
-            </w:tcMar>
-            <w:vAlign w:val="center"/>
-          </w:tcPr>
-          <w:p>
-            <w:r>
-              <w:rPr>
-                <w:color w:val="000000"/>
-                <w:sz w:val="18"/>
-                <w:szCs w:val="18"/>
-              </w:rPr>
-              <w:t xml:space="preserve">Order </w:t>
-            </w:r>
-            <w:proofErr w:type="spellStart"/>
-            <w:r>
-              <w:rPr>
-                <w:color w:val="000000"/>
-                <w:sz w:val="18"/>
-                <w:szCs w:val="18"/>
-              </w:rPr>
-              <w:t>baru</w:t>
-            </w:r>
-            <w:proofErr w:type="spellEnd"/>
-            <w:r>
-              <w:rPr>
-                <w:color w:val="000000"/>
-                <w:sz w:val="18"/>
-                <w:szCs w:val="18"/>
-              </w:rPr>
-              <w:t xml:space="preserve"> </w:t>
-            </w:r>
-            <w:proofErr w:type="spellStart"/>
-            <w:r>
-              <w:rPr>
-                <w:color w:val="000000"/>
-                <w:sz w:val="18"/>
-                <w:szCs w:val="18"/>
-              </w:rPr>
-              <w:t>dari</w:t>
-            </w:r>
-            <w:proofErr w:type="spellEnd"/>
-            <w:r>
-              <w:rPr>
-                <w:color w:val="000000"/>
-                <w:sz w:val="18"/>
-                <w:szCs w:val="18"/>
-              </w:rPr>
-              <w:t xml:space="preserve"> </w:t>
-            </w:r>
-            <w:proofErr w:type="spellStart"/>
-            <w:r>
-              <w:rPr>
-                <w:color w:val="000000"/>
-                <w:sz w:val="18"/>
-                <w:szCs w:val="18"/>
-              </w:rPr>
-              <w:t>pelanggan</w:t>
-            </w:r>
-            <w:proofErr w:type="spellEnd"/>
-            <w:r>
-              <w:rPr>
-                <w:color w:val="000000"/>
-                <w:sz w:val="18"/>
-                <w:szCs w:val="18"/>
-              </w:rPr>
-              <w:t xml:space="preserve"> </w:t>
-            </w:r>
-            <w:proofErr w:type="spellStart"/>
-            <w:r>
-              <w:rPr>
-                <w:color w:val="000000"/>
-                <w:sz w:val="18"/>
-                <w:szCs w:val="18"/>
-              </w:rPr>
-              <w:t>langsung</w:t>
-            </w:r>
-            <w:proofErr w:type="spellEnd"/>
-            <w:r>
-              <w:rPr>
-                <w:color w:val="000000"/>
-                <w:sz w:val="18"/>
-                <w:szCs w:val="18"/>
-              </w:rPr>
-              <w:t xml:space="preserve"> </w:t>
-            </w:r>
-            <w:proofErr w:type="spellStart"/>
-            <w:r>
-              <w:rPr>
-                <w:color w:val="000000"/>
-                <w:sz w:val="18"/>
-                <w:szCs w:val="18"/>
-              </w:rPr>
-              <w:t>tampil</w:t>
-            </w:r>
-            <w:proofErr w:type="spellEnd"/>
-            <w:r>
-              <w:rPr>
-                <w:color w:val="000000"/>
-                <w:sz w:val="18"/>
-                <w:szCs w:val="18"/>
-              </w:rPr>
-              <w:t xml:space="preserve"> di dashboard dan status </w:t>
-            </w:r>
-            <w:proofErr w:type="spellStart"/>
-            <w:r>
-              <w:rPr>
-                <w:color w:val="000000"/>
-                <w:sz w:val="18"/>
-                <w:szCs w:val="18"/>
-              </w:rPr>
-              <w:t>dapat</w:t>
-            </w:r>
-            <w:proofErr w:type="spellEnd"/>
-            <w:r>
-              <w:rPr>
-                <w:color w:val="000000"/>
-                <w:sz w:val="18"/>
-                <w:szCs w:val="18"/>
-              </w:rPr>
-              <w:t xml:space="preserve"> </w:t>
-            </w:r>
-            <w:proofErr w:type="spellStart"/>
-            <w:r>
-              <w:rPr>
-                <w:color w:val="000000"/>
-                <w:sz w:val="18"/>
-                <w:szCs w:val="18"/>
-              </w:rPr>
-              <w:t>diperbarui</w:t>
-            </w:r>
-            <w:proofErr w:type="spellEnd"/>
-            <w:r>
-              <w:rPr>
-                <w:color w:val="000000"/>
-                <w:sz w:val="18"/>
-                <w:szCs w:val="18"/>
-              </w:rPr>
-              <w:t>.</w:t>
-            </w:r>
-          </w:p>
-        </w:tc>
-        <w:tc>
-          <w:tcPr>
-            <w:tcW w:w="1660" w:type="dxa"/>
-            <w:tcBorders>
-              <w:top w:val="single" w:sz="1" w:space="0" w:color="CCCCCC"/>
-              <w:left w:val="single" w:sz="1" w:space="0" w:color="CCCCCC"/>
-              <w:bottom w:val="single" w:sz="1" w:space="0" w:color="CCCCCC"/>
-              <w:right w:val="single" w:sz="1" w:space="0" w:color="CCCCCC"/>
-            </w:tcBorders>
-            <w:shd w:val="clear" w:color="auto" w:fill="FFFFFF"/>
-            <w:tcMar>
-              <w:top w:w="80" w:type="dxa"/>
-              <w:left w:w="100" w:type="dxa"/>
-              <w:bottom w:w="80" w:type="dxa"/>
-              <w:right w:w="100" w:type="dxa"/>
-            </w:tcMar>
-            <w:vAlign w:val="center"/>
-          </w:tcPr>
-          <w:p>
-            <w:r>
-              <w:rPr>
-                <w:color w:val="000000"/>
-                <w:sz w:val="18"/>
-                <w:szCs w:val="18"/>
-              </w:rPr>
-              <w:t xml:space="preserve">Karena order </w:t>
-            </w:r>
-            <w:proofErr w:type="spellStart"/>
-            <w:r>
-              <w:rPr>
-                <w:color w:val="000000"/>
-                <w:sz w:val="18"/>
-                <w:szCs w:val="18"/>
-              </w:rPr>
-              <w:t>tersimpan</w:t>
-            </w:r>
-            <w:proofErr w:type="spellEnd"/>
-            <w:r>
-              <w:rPr>
-                <w:color w:val="000000"/>
-                <w:sz w:val="18"/>
-                <w:szCs w:val="18"/>
-              </w:rPr>
-              <w:t xml:space="preserve"> </w:t>
-            </w:r>
-            <w:proofErr w:type="spellStart"/>
-            <w:r>
-              <w:rPr>
-                <w:color w:val="000000"/>
-                <w:sz w:val="18"/>
-                <w:szCs w:val="18"/>
-              </w:rPr>
-              <w:t>lokal</w:t>
-            </w:r>
-            <w:proofErr w:type="spellEnd"/>
-            <w:r>
-              <w:rPr>
-                <w:color w:val="000000"/>
-                <w:sz w:val="18"/>
-                <w:szCs w:val="18"/>
-              </w:rPr>
-              <w:t xml:space="preserve"> di </w:t>
-            </w:r>
-            <w:proofErr w:type="spellStart"/>
-            <w:r>
-              <w:rPr>
-                <w:color w:val="000000"/>
-                <w:sz w:val="18"/>
-                <w:szCs w:val="18"/>
-              </w:rPr>
-              <w:t>perangkat</w:t>
-            </w:r>
-            <w:proofErr w:type="spellEnd"/>
-            <w:r>
-              <w:rPr>
-                <w:color w:val="000000"/>
-                <w:sz w:val="18"/>
-                <w:szCs w:val="18"/>
-              </w:rPr>
-              <w:t xml:space="preserve"> </w:t>
-            </w:r>
-            <w:proofErr w:type="spellStart"/>
-            <w:r>
-              <w:rPr>
-                <w:color w:val="000000"/>
-                <w:sz w:val="18"/>
-                <w:szCs w:val="18"/>
-              </w:rPr>
-              <w:t>pelanggan</w:t>
-            </w:r>
-            <w:proofErr w:type="spellEnd"/>
-            <w:r>
-              <w:rPr>
-                <w:color w:val="000000"/>
-                <w:sz w:val="18"/>
-                <w:szCs w:val="18"/>
-              </w:rPr>
-              <w:t xml:space="preserve">, order </w:t>
-            </w:r>
-            <w:proofErr w:type="spellStart"/>
-            <w:r>
-              <w:rPr>
-                <w:color w:val="000000"/>
-                <w:sz w:val="18"/>
-                <w:szCs w:val="18"/>
-              </w:rPr>
-              <w:t>tidak</w:t>
-            </w:r>
-            <w:proofErr w:type="spellEnd"/>
-            <w:r>
-              <w:rPr>
-                <w:color w:val="000000"/>
-                <w:sz w:val="18"/>
-                <w:szCs w:val="18"/>
-              </w:rPr>
-              <w:t xml:space="preserve"> </w:t>
-            </w:r>
-            <w:proofErr w:type="spellStart"/>
-            <w:r>
-              <w:rPr>
-                <w:color w:val="000000"/>
-                <w:sz w:val="18"/>
-                <w:szCs w:val="18"/>
-              </w:rPr>
-              <w:t>muncul</w:t>
-            </w:r>
-            <w:proofErr w:type="spellEnd"/>
-            <w:r>
-              <w:rPr>
-                <w:color w:val="000000"/>
-                <w:sz w:val="18"/>
-                <w:szCs w:val="18"/>
-              </w:rPr>
-              <w:t xml:space="preserve"> di dashboard admin pada </w:t>
-            </w:r>
-            <w:proofErr w:type="spellStart"/>
-            <w:r>
-              <w:rPr>
-                <w:color w:val="000000"/>
-                <w:sz w:val="18"/>
-                <w:szCs w:val="18"/>
-              </w:rPr>
-              <w:t>perangka</w:t>
-            </w:r>
-            <w:r>
-              <w:rPr>
-                <w:color w:val="000000"/>
-                <w:sz w:val="18"/>
-                <w:szCs w:val="18"/>
-              </w:rPr>
-              <w:t>t</w:t>
-            </w:r>
-            <w:proofErr w:type="spellEnd"/>
-            <w:r>
-              <w:rPr>
-                <w:color w:val="000000"/>
-                <w:sz w:val="18"/>
-                <w:szCs w:val="18"/>
-              </w:rPr>
-              <w:t xml:space="preserve"> </w:t>
-            </w:r>
-            <w:proofErr w:type="spellStart"/>
-            <w:r>
-              <w:rPr>
-                <w:color w:val="000000"/>
-                <w:sz w:val="18"/>
-                <w:szCs w:val="18"/>
-              </w:rPr>
-              <w:t>berbeda</w:t>
-            </w:r>
-            <w:proofErr w:type="spellEnd"/>
-            <w:r>
-              <w:rPr>
-                <w:color w:val="000000"/>
-                <w:sz w:val="18"/>
-                <w:szCs w:val="18"/>
-              </w:rPr>
-              <w:t>.</w:t>
-            </w:r>
-          </w:p>
-        </w:tc>
-        <w:tc>
-          <w:tcPr>
-            <w:tcW w:w="1400" w:type="dxa"/>
-            <w:tcBorders>
-              <w:top w:val="single" w:sz="1" w:space="0" w:color="CCCCCC"/>
-              <w:left w:val="single" w:sz="1" w:space="0" w:color="CCCCCC"/>
-              <w:bottom w:val="single" w:sz="1" w:space="0" w:color="CCCCCC"/>
-              <w:right w:val="single" w:sz="1" w:space="0" w:color="CCCCCC"/>
-            </w:tcBorders>
-            <w:shd w:val="clear" w:color="auto" w:fill="FEE2E2"/>
-            <w:tcMar>
-              <w:top w:w="80" w:type="dxa"/>
-              <w:left w:w="100" w:type="dxa"/>
-              <w:bottom w:w="80" w:type="dxa"/>
-              <w:right w:w="100" w:type="dxa"/>
-            </w:tcMar>
-            <w:vAlign w:val="center"/>
-          </w:tcPr>
-          <w:p>
-            <w:pPr>
-              <w:jc w:val="center"/>
-            </w:pPr>
-            <w:r>
-              <w:rPr>
-                <w:b/>
-                <w:bCs/>
-                <w:color w:val="991B1B"/>
-                <w:sz w:val="18"/>
-                <w:szCs w:val="18"/>
-              </w:rPr>
-              <w:t>FAIL</w:t>
-            </w:r>
-          </w:p>
-        </w:tc>
-      </w:tr>
-      <w:tr>
-        <w:tblPrEx>
-          <w:tblCellMar>
-            <w:top w:w="0" w:type="dxa"/>
-            <w:bottom w:w="0" w:type="dxa"/>
-          </w:tblCellMar>
-        </w:tblPrEx>
-        <w:tc>
-          <w:tcPr>
-            <w:tcW w:w="700" w:type="dxa"/>
-            <w:tcBorders>
-              <w:top w:val="single" w:sz="1" w:space="0" w:color="CCCCCC"/>
-              <w:left w:val="single" w:sz="1" w:space="0" w:color="CCCCCC"/>
-              <w:bottom w:val="single" w:sz="1" w:space="0" w:color="CCCCCC"/>
-              <w:right w:val="single" w:sz="1" w:space="0" w:color="CCCCCC"/>
-            </w:tcBorders>
-            <w:shd w:val="clear" w:color="auto" w:fill="FFFFFF"/>
-            <w:tcMar>
-              <w:top w:w="80" w:type="dxa"/>
-              <w:left w:w="100" w:type="dxa"/>
-              <w:bottom w:w="80" w:type="dxa"/>
-              <w:right w:w="100" w:type="dxa"/>
-            </w:tcMar>
-            <w:vAlign w:val="center"/>
-          </w:tcPr>
-          <w:p>
-            <w:pPr>
-              <w:jc w:val="center"/>
-            </w:pPr>
-            <w:r>
-              <w:rPr>
-                <w:color w:val="000000"/>
-                <w:sz w:val="18"/>
-                <w:szCs w:val="18"/>
-              </w:rPr>
-              <w:t>3</w:t>
-            </w:r>
-          </w:p>
-        </w:tc>
-        <w:tc>
-          <w:tcPr>
-            <w:tcW w:w="1900" w:type="dxa"/>
-            <w:tcBorders>
-              <w:top w:val="single" w:sz="1" w:space="0" w:color="CCCCCC"/>
-              <w:left w:val="single" w:sz="1" w:space="0" w:color="CCCCCC"/>
-              <w:bottom w:val="single" w:sz="1" w:space="0" w:color="CCCCCC"/>
-              <w:right w:val="single" w:sz="1" w:space="0" w:color="CCCCCC"/>
-            </w:tcBorders>
-            <w:shd w:val="clear" w:color="auto" w:fill="FFFFFF"/>
-            <w:tcMar>
-              <w:top w:w="80" w:type="dxa"/>
-              <w:left w:w="100" w:type="dxa"/>
-              <w:bottom w:w="80" w:type="dxa"/>
-              <w:right w:w="100" w:type="dxa"/>
-            </w:tcMar>
-            <w:vAlign w:val="center"/>
-          </w:tcPr>
-          <w:p>
-            <w:r>
-              <w:rPr>
-                <w:b/>
-                <w:bCs/>
-                <w:color w:val="000000"/>
-                <w:sz w:val="18"/>
-                <w:szCs w:val="18"/>
-              </w:rPr>
-              <w:t>Alur Admin: Kelola Menu (</w:t>
-            </w:r>
-            <w:proofErr w:type="spellStart"/>
-            <w:r>
-              <w:rPr>
-                <w:b/>
-                <w:bCs/>
-                <w:color w:val="000000"/>
-                <w:sz w:val="18"/>
-                <w:szCs w:val="18"/>
-              </w:rPr>
-              <w:t>Tambah</w:t>
-            </w:r>
-            <w:proofErr w:type="spellEnd"/>
-            <w:r>
-              <w:rPr>
-                <w:b/>
-                <w:bCs/>
-                <w:color w:val="000000"/>
-                <w:sz w:val="18"/>
-                <w:szCs w:val="18"/>
-              </w:rPr>
-              <w:t>/</w:t>
-            </w:r>
-            <w:proofErr w:type="spellStart"/>
-            <w:r>
-              <w:rPr>
-                <w:b/>
-                <w:bCs/>
-                <w:color w:val="000000"/>
-                <w:sz w:val="18"/>
-                <w:szCs w:val="18"/>
-              </w:rPr>
-              <w:t>Hapus</w:t>
-            </w:r>
-            <w:proofErr w:type="spellEnd"/>
-            <w:r>
-              <w:rPr>
-                <w:b/>
-                <w:bCs/>
-                <w:color w:val="000000"/>
-                <w:sz w:val="18"/>
-                <w:szCs w:val="18"/>
-              </w:rPr>
-              <w:t>)</w:t>
-            </w:r>
-          </w:p>
-        </w:tc>
-        <w:tc>
-          <w:tcPr>
-            <w:tcW w:w="1900" w:type="dxa"/>
-            <w:tcBorders>
-              <w:top w:val="single" w:sz="1" w:space="0" w:color="CCCCCC"/>
-              <w:left w:val="single" w:sz="1" w:space="0" w:color="CCCCCC"/>
-              <w:bottom w:val="single" w:sz="1" w:space="0" w:color="CCCCCC"/>
-              <w:right w:val="single" w:sz="1" w:space="0" w:color="CCCCCC"/>
-            </w:tcBorders>
-            <w:shd w:val="clear" w:color="auto" w:fill="FFFFFF"/>
-            <w:tcMar>
-              <w:top w:w="80" w:type="dxa"/>
-              <w:left w:w="100" w:type="dxa"/>
-              <w:bottom w:w="80" w:type="dxa"/>
-              <w:right w:w="100" w:type="dxa"/>
-            </w:tcMar>
-            <w:vAlign w:val="center"/>
-          </w:tcPr>
-          <w:p>
-            <w:r>
-              <w:rPr>
-                <w:color w:val="000000"/>
-                <w:sz w:val="18"/>
-                <w:szCs w:val="18"/>
-              </w:rPr>
-              <w:t xml:space="preserve">Admin </w:t>
-            </w:r>
-            <w:proofErr w:type="spellStart"/>
-            <w:r>
-              <w:rPr>
-                <w:color w:val="000000"/>
-                <w:sz w:val="18"/>
-                <w:szCs w:val="18"/>
-              </w:rPr>
-              <w:t>menambah</w:t>
-            </w:r>
-            <w:proofErr w:type="spellEnd"/>
-            <w:r>
-              <w:rPr>
-                <w:color w:val="000000"/>
-                <w:sz w:val="18"/>
-                <w:szCs w:val="18"/>
-              </w:rPr>
-              <w:t xml:space="preserve"> dan </w:t>
-            </w:r>
-            <w:proofErr w:type="spellStart"/>
-            <w:r>
-              <w:rPr>
-                <w:color w:val="000000"/>
-                <w:sz w:val="18"/>
-                <w:szCs w:val="18"/>
-              </w:rPr>
-              <w:t>menghapus</w:t>
-            </w:r>
-            <w:proofErr w:type="spellEnd"/>
-            <w:r>
-              <w:rPr>
-                <w:color w:val="000000"/>
-                <w:sz w:val="18"/>
-                <w:szCs w:val="18"/>
-              </w:rPr>
-              <w:t xml:space="preserve"> item menu </w:t>
-            </w:r>
-            <w:proofErr w:type="spellStart"/>
-            <w:r>
-              <w:rPr>
-                <w:color w:val="000000"/>
-                <w:sz w:val="18"/>
-                <w:szCs w:val="18"/>
-              </w:rPr>
-              <w:t>dari</w:t>
-            </w:r>
-            <w:proofErr w:type="spellEnd"/>
-            <w:r>
-              <w:rPr>
-                <w:color w:val="000000"/>
-                <w:sz w:val="18"/>
-                <w:szCs w:val="18"/>
-              </w:rPr>
-              <w:t xml:space="preserve"> Menu Management.</w:t>
-            </w:r>
-          </w:p>
-        </w:tc>
-        <w:tc>
-          <w:tcPr>
-            <w:tcW w:w="1700" w:type="dxa"/>
-            <w:tcBorders>
-              <w:top w:val="single" w:sz="1" w:space="0" w:color="CCCCCC"/>
-              <w:left w:val="single" w:sz="1" w:space="0" w:color="CCCCCC"/>
-              <w:bottom w:val="single" w:sz="1" w:space="0" w:color="CCCCCC"/>
-              <w:right w:val="single" w:sz="1" w:space="0" w:color="CCCCCC"/>
-            </w:tcBorders>
-            <w:shd w:val="clear" w:color="auto" w:fill="FFFFFF"/>
-            <w:tcMar>
-              <w:top w:w="80" w:type="dxa"/>
-              <w:left w:w="100" w:type="dxa"/>
-              <w:bottom w:w="80" w:type="dxa"/>
-              <w:right w:w="100" w:type="dxa"/>
-            </w:tcMar>
-            <w:vAlign w:val="center"/>
-          </w:tcPr>
-          <w:p>
-            <w:proofErr w:type="spellStart"/>
-            <w:r>
-              <w:rPr>
-                <w:color w:val="000000"/>
-                <w:sz w:val="18"/>
-                <w:szCs w:val="18"/>
-              </w:rPr>
-              <w:t>Perubahan</w:t>
-            </w:r>
-            <w:proofErr w:type="spellEnd"/>
-            <w:r>
-              <w:rPr>
-                <w:color w:val="000000"/>
-                <w:sz w:val="18"/>
-                <w:szCs w:val="18"/>
-              </w:rPr>
-              <w:t xml:space="preserve"> menu </w:t>
-            </w:r>
-            <w:proofErr w:type="spellStart"/>
-            <w:r>
-              <w:rPr>
-                <w:color w:val="000000"/>
-                <w:sz w:val="18"/>
-                <w:szCs w:val="18"/>
-              </w:rPr>
-              <w:t>langsung</w:t>
-            </w:r>
-            <w:proofErr w:type="spellEnd"/>
-            <w:r>
-              <w:rPr>
-                <w:color w:val="000000"/>
-                <w:sz w:val="18"/>
-                <w:szCs w:val="18"/>
-              </w:rPr>
-              <w:t xml:space="preserve"> </w:t>
-            </w:r>
-            <w:proofErr w:type="spellStart"/>
-            <w:r>
-              <w:rPr>
-                <w:color w:val="000000"/>
-                <w:sz w:val="18"/>
-                <w:szCs w:val="18"/>
-              </w:rPr>
-              <w:t>terlihat</w:t>
-            </w:r>
-            <w:proofErr w:type="spellEnd"/>
-            <w:r>
-              <w:rPr>
-                <w:color w:val="000000"/>
-                <w:sz w:val="18"/>
-                <w:szCs w:val="18"/>
-              </w:rPr>
-              <w:t xml:space="preserve"> oleh </w:t>
-            </w:r>
-            <w:proofErr w:type="spellStart"/>
-            <w:r>
-              <w:rPr>
-                <w:color w:val="000000"/>
-                <w:sz w:val="18"/>
-                <w:szCs w:val="18"/>
-              </w:rPr>
-              <w:t>pelanggan</w:t>
-            </w:r>
-            <w:proofErr w:type="spellEnd"/>
-            <w:r>
-              <w:rPr>
-                <w:color w:val="000000"/>
-                <w:sz w:val="18"/>
-                <w:szCs w:val="18"/>
-              </w:rPr>
-              <w:t xml:space="preserve"> </w:t>
-            </w:r>
-            <w:proofErr w:type="spellStart"/>
-            <w:r>
-              <w:rPr>
-                <w:color w:val="000000"/>
-                <w:sz w:val="18"/>
-                <w:szCs w:val="18"/>
-              </w:rPr>
-              <w:t>setelah</w:t>
-            </w:r>
-            <w:proofErr w:type="spellEnd"/>
-            <w:r>
-              <w:rPr>
-                <w:color w:val="000000"/>
-                <w:sz w:val="18"/>
-                <w:szCs w:val="18"/>
-              </w:rPr>
-              <w:t xml:space="preserve"> refresh.</w:t>
-            </w:r>
-          </w:p>
-        </w:tc>
-        <w:tc>
-          <w:tcPr>
-            <w:tcW w:w="1660" w:type="dxa"/>
-            <w:tcBorders>
-              <w:top w:val="single" w:sz="1" w:space="0" w:color="CCCCCC"/>
-              <w:left w:val="single" w:sz="1" w:space="0" w:color="CCCCCC"/>
-              <w:bottom w:val="single" w:sz="1" w:space="0" w:color="CCCCCC"/>
-              <w:right w:val="single" w:sz="1" w:space="0" w:color="CCCCCC"/>
-            </w:tcBorders>
-            <w:shd w:val="clear" w:color="auto" w:fill="FFFFFF"/>
-            <w:tcMar>
-              <w:top w:w="80" w:type="dxa"/>
-              <w:left w:w="100" w:type="dxa"/>
-              <w:bottom w:w="80" w:type="dxa"/>
-              <w:right w:w="100" w:type="dxa"/>
-            </w:tcMar>
-            <w:vAlign w:val="center"/>
-          </w:tcPr>
-          <w:p>
-            <w:proofErr w:type="spellStart"/>
-            <w:r>
-              <w:rPr>
-                <w:color w:val="000000"/>
-                <w:sz w:val="18"/>
-                <w:szCs w:val="18"/>
-              </w:rPr>
-              <w:t>Perubahan</w:t>
-            </w:r>
-            <w:proofErr w:type="spellEnd"/>
-            <w:r>
-              <w:rPr>
-                <w:color w:val="000000"/>
-                <w:sz w:val="18"/>
-                <w:szCs w:val="18"/>
-              </w:rPr>
-              <w:t xml:space="preserve"> </w:t>
-            </w:r>
-            <w:proofErr w:type="spellStart"/>
-            <w:r>
-              <w:rPr>
-                <w:color w:val="000000"/>
-                <w:sz w:val="18"/>
-                <w:szCs w:val="18"/>
-              </w:rPr>
-              <w:t>tersimpan</w:t>
-            </w:r>
-            <w:proofErr w:type="spellEnd"/>
-            <w:r>
-              <w:rPr>
-                <w:color w:val="000000"/>
-                <w:sz w:val="18"/>
-                <w:szCs w:val="18"/>
-              </w:rPr>
-              <w:t xml:space="preserve"> </w:t>
-            </w:r>
-            <w:proofErr w:type="spellStart"/>
-            <w:r>
-              <w:rPr>
-                <w:color w:val="000000"/>
-                <w:sz w:val="18"/>
-                <w:szCs w:val="18"/>
-              </w:rPr>
-              <w:t>secara</w:t>
-            </w:r>
-            <w:proofErr w:type="spellEnd"/>
-            <w:r>
-              <w:rPr>
-                <w:color w:val="000000"/>
-                <w:sz w:val="18"/>
-                <w:szCs w:val="18"/>
-              </w:rPr>
-              <w:t xml:space="preserve"> </w:t>
-            </w:r>
-            <w:proofErr w:type="spellStart"/>
-            <w:r>
-              <w:rPr>
-                <w:color w:val="000000"/>
-                <w:sz w:val="18"/>
-                <w:szCs w:val="18"/>
-              </w:rPr>
-              <w:t>lokal</w:t>
-            </w:r>
-            <w:proofErr w:type="spellEnd"/>
-            <w:r>
-              <w:rPr>
-                <w:color w:val="000000"/>
-                <w:sz w:val="18"/>
-                <w:szCs w:val="18"/>
-              </w:rPr>
-              <w:t xml:space="preserve"> </w:t>
-            </w:r>
-            <w:proofErr w:type="spellStart"/>
-            <w:r>
-              <w:rPr>
-                <w:color w:val="000000"/>
-                <w:sz w:val="18"/>
-                <w:szCs w:val="18"/>
-              </w:rPr>
-              <w:t>saja</w:t>
-            </w:r>
-            <w:proofErr w:type="spellEnd"/>
-            <w:r>
-              <w:rPr>
-                <w:color w:val="000000"/>
-                <w:sz w:val="18"/>
-                <w:szCs w:val="18"/>
-              </w:rPr>
-              <w:t xml:space="preserve"> </w:t>
-            </w:r>
-            <w:proofErr w:type="spellStart"/>
-            <w:r>
-              <w:rPr>
-                <w:color w:val="000000"/>
-                <w:sz w:val="18"/>
-                <w:szCs w:val="18"/>
-              </w:rPr>
-              <w:t>akibat</w:t>
-            </w:r>
-            <w:proofErr w:type="spellEnd"/>
-            <w:r>
-              <w:rPr>
-                <w:color w:val="000000"/>
-                <w:sz w:val="18"/>
-                <w:szCs w:val="18"/>
-              </w:rPr>
-              <w:t xml:space="preserve"> endpoint /</w:t>
-            </w:r>
-            <w:proofErr w:type="spellStart"/>
-            <w:r>
-              <w:rPr>
-                <w:color w:val="000000"/>
-                <w:sz w:val="18"/>
-                <w:szCs w:val="18"/>
-              </w:rPr>
-              <w:t>api</w:t>
-            </w:r>
-            <w:proofErr w:type="spellEnd"/>
-            <w:r>
-              <w:rPr>
-                <w:color w:val="000000"/>
-                <w:sz w:val="18"/>
-                <w:szCs w:val="18"/>
-              </w:rPr>
-              <w:t xml:space="preserve">/menus </w:t>
-            </w:r>
-            <w:proofErr w:type="spellStart"/>
-            <w:r>
-              <w:rPr>
-                <w:color w:val="000000"/>
-                <w:sz w:val="18"/>
-                <w:szCs w:val="18"/>
-              </w:rPr>
-              <w:t>belum</w:t>
-            </w:r>
-            <w:proofErr w:type="spellEnd"/>
-            <w:r>
-              <w:rPr>
-                <w:color w:val="000000"/>
-                <w:sz w:val="18"/>
-                <w:szCs w:val="18"/>
-              </w:rPr>
-              <w:t xml:space="preserve"> </w:t>
-            </w:r>
-            <w:proofErr w:type="spellStart"/>
-            <w:r>
-              <w:rPr>
-                <w:color w:val="000000"/>
-                <w:sz w:val="18"/>
-                <w:szCs w:val="18"/>
-              </w:rPr>
-              <w:t>terdaftar</w:t>
-            </w:r>
-            <w:proofErr w:type="spellEnd"/>
-            <w:r>
-              <w:rPr>
-                <w:color w:val="000000"/>
-                <w:sz w:val="18"/>
-                <w:szCs w:val="18"/>
-              </w:rPr>
-              <w:t xml:space="preserve">; </w:t>
-            </w:r>
-            <w:proofErr w:type="spellStart"/>
-            <w:r>
-              <w:rPr>
-                <w:color w:val="000000"/>
-                <w:sz w:val="18"/>
-                <w:szCs w:val="18"/>
-              </w:rPr>
-              <w:t>pelanggan</w:t>
-            </w:r>
-            <w:proofErr w:type="spellEnd"/>
-            <w:r>
-              <w:rPr>
-                <w:color w:val="000000"/>
-                <w:sz w:val="18"/>
-                <w:szCs w:val="18"/>
-              </w:rPr>
-              <w:t xml:space="preserve"> di </w:t>
-            </w:r>
-            <w:proofErr w:type="spellStart"/>
-            <w:r>
-              <w:rPr>
-                <w:color w:val="000000"/>
-                <w:sz w:val="18"/>
-                <w:szCs w:val="18"/>
-              </w:rPr>
-              <w:t>perangkat</w:t>
-            </w:r>
-            <w:proofErr w:type="spellEnd"/>
-            <w:r>
-              <w:rPr>
-                <w:color w:val="000000"/>
-                <w:sz w:val="18"/>
-                <w:szCs w:val="18"/>
-              </w:rPr>
-              <w:t xml:space="preserve"> lain </w:t>
-            </w:r>
-            <w:proofErr w:type="spellStart"/>
-            <w:r>
-              <w:rPr>
-                <w:color w:val="000000"/>
-                <w:sz w:val="18"/>
-                <w:szCs w:val="18"/>
-              </w:rPr>
-              <w:t>tidak</w:t>
-            </w:r>
-            <w:proofErr w:type="spellEnd"/>
-            <w:r>
-              <w:rPr>
-                <w:color w:val="000000"/>
-                <w:sz w:val="18"/>
-                <w:szCs w:val="18"/>
-              </w:rPr>
-              <w:t xml:space="preserve"> </w:t>
-            </w:r>
-            <w:proofErr w:type="spellStart"/>
-            <w:r>
-              <w:rPr>
-                <w:color w:val="000000"/>
-                <w:sz w:val="18"/>
-                <w:szCs w:val="18"/>
-              </w:rPr>
-              <w:t>melihat</w:t>
-            </w:r>
-            <w:proofErr w:type="spellEnd"/>
-            <w:r>
-              <w:rPr>
-                <w:color w:val="000000"/>
-                <w:sz w:val="18"/>
-                <w:szCs w:val="18"/>
-              </w:rPr>
-              <w:t xml:space="preserve"> </w:t>
-            </w:r>
-            <w:proofErr w:type="spellStart"/>
-            <w:r>
-              <w:rPr>
-                <w:color w:val="000000"/>
-                <w:sz w:val="18"/>
-                <w:szCs w:val="18"/>
-              </w:rPr>
-              <w:t>perubahan</w:t>
-            </w:r>
-            <w:proofErr w:type="spellEnd"/>
-            <w:r>
-              <w:rPr>
-                <w:color w:val="000000"/>
-                <w:sz w:val="18"/>
-                <w:szCs w:val="18"/>
-              </w:rPr>
-              <w:t>.</w:t>
-            </w:r>
-          </w:p>
-        </w:tc>
-        <w:tc>
-          <w:tcPr>
-            <w:tcW w:w="1400" w:type="dxa"/>
-            <w:tcBorders>
-              <w:top w:val="single" w:sz="1" w:space="0" w:color="CCCCCC"/>
-              <w:left w:val="single" w:sz="1" w:space="0" w:color="CCCCCC"/>
-              <w:bottom w:val="single" w:sz="1" w:space="0" w:color="CCCCCC"/>
-              <w:right w:val="single" w:sz="1" w:space="0" w:color="CCCCCC"/>
-            </w:tcBorders>
-            <w:shd w:val="clear" w:color="auto" w:fill="FEE2E2"/>
-            <w:tcMar>
-              <w:top w:w="80" w:type="dxa"/>
-              <w:left w:w="100" w:type="dxa"/>
-              <w:bottom w:w="80" w:type="dxa"/>
-              <w:right w:w="100" w:type="dxa"/>
-            </w:tcMar>
-            <w:vAlign w:val="center"/>
-          </w:tcPr>
-          <w:p>
-            <w:pPr>
-              <w:jc w:val="center"/>
-            </w:pPr>
-            <w:r>
-              <w:rPr>
-                <w:b/>
-                <w:bCs/>
-                <w:color w:val="991B1B"/>
-                <w:sz w:val="18"/>
-                <w:szCs w:val="18"/>
-              </w:rPr>
-              <w:t>FAIL</w:t>
-            </w:r>
-          </w:p>
-        </w:tc>
-      </w:tr>
-      <w:tr>
-        <w:tblPrEx>
-          <w:tblCellMar>
-            <w:top w:w="0" w:type="dxa"/>
-            <w:bottom w:w="0" w:type="dxa"/>
-          </w:tblCellMar>
-        </w:tblPrEx>
-        <w:tc>
-          <w:tcPr>
-            <w:tcW w:w="700" w:type="dxa"/>
-            <w:tcBorders>
-              <w:top w:val="single" w:sz="1" w:space="0" w:color="CCCCCC"/>
-              <w:left w:val="single" w:sz="1" w:space="0" w:color="CCCCCC"/>
-              <w:bottom w:val="single" w:sz="1" w:space="0" w:color="CCCCCC"/>
-              <w:right w:val="single" w:sz="1" w:space="0" w:color="CCCCCC"/>
-            </w:tcBorders>
-            <w:shd w:val="clear" w:color="auto" w:fill="FFFFFF"/>
-            <w:tcMar>
-              <w:top w:w="80" w:type="dxa"/>
-              <w:left w:w="100" w:type="dxa"/>
-              <w:bottom w:w="80" w:type="dxa"/>
-              <w:right w:w="100" w:type="dxa"/>
-            </w:tcMar>
-            <w:vAlign w:val="center"/>
-          </w:tcPr>
-          <w:p>
-            <w:pPr>
-              <w:jc w:val="center"/>
-            </w:pPr>
-            <w:r>
-              <w:rPr>
-                <w:color w:val="000000"/>
-                <w:sz w:val="18"/>
-                <w:szCs w:val="18"/>
-              </w:rPr>
-              <w:t>4</w:t>
-            </w:r>
-          </w:p>
-        </w:tc>
-        <w:tc>
-          <w:tcPr>
-            <w:tcW w:w="1900" w:type="dxa"/>
-            <w:tcBorders>
-              <w:top w:val="single" w:sz="1" w:space="0" w:color="CCCCCC"/>
-              <w:left w:val="single" w:sz="1" w:space="0" w:color="CCCCCC"/>
-              <w:bottom w:val="single" w:sz="1" w:space="0" w:color="CCCCCC"/>
-              <w:right w:val="single" w:sz="1" w:space="0" w:color="CCCCCC"/>
-            </w:tcBorders>
-            <w:shd w:val="clear" w:color="auto" w:fill="FFFFFF"/>
-            <w:tcMar>
-              <w:top w:w="80" w:type="dxa"/>
-              <w:left w:w="100" w:type="dxa"/>
-              <w:bottom w:w="80" w:type="dxa"/>
-              <w:right w:w="100" w:type="dxa"/>
-            </w:tcMar>
-            <w:vAlign w:val="center"/>
-          </w:tcPr>
-          <w:p>
-            <w:r>
-              <w:rPr>
-                <w:b/>
-                <w:bCs/>
-                <w:color w:val="000000"/>
-                <w:sz w:val="18"/>
-                <w:szCs w:val="18"/>
-              </w:rPr>
-              <w:t xml:space="preserve">Alur Admin: Monitoring Stok </w:t>
-            </w:r>
-            <w:proofErr w:type="spellStart"/>
-            <w:r>
-              <w:rPr>
-                <w:b/>
-                <w:bCs/>
-                <w:color w:val="000000"/>
-                <w:sz w:val="18"/>
-                <w:szCs w:val="18"/>
-              </w:rPr>
-              <w:t>Bahan</w:t>
-            </w:r>
-            <w:proofErr w:type="spellEnd"/>
-            <w:r>
-              <w:rPr>
-                <w:b/>
-                <w:bCs/>
-                <w:color w:val="000000"/>
-                <w:sz w:val="18"/>
-                <w:szCs w:val="18"/>
-              </w:rPr>
-              <w:t xml:space="preserve"> Baku</w:t>
-            </w:r>
-          </w:p>
-        </w:tc>
-        <w:tc>
-          <w:tcPr>
-            <w:tcW w:w="1900" w:type="dxa"/>
-            <w:tcBorders>
-              <w:top w:val="single" w:sz="1" w:space="0" w:color="CCCCCC"/>
-              <w:left w:val="single" w:sz="1" w:space="0" w:color="CCCCCC"/>
-              <w:bottom w:val="single" w:sz="1" w:space="0" w:color="CCCCCC"/>
-              <w:right w:val="single" w:sz="1" w:space="0" w:color="CCCCCC"/>
-            </w:tcBorders>
-            <w:shd w:val="clear" w:color="auto" w:fill="FFFFFF"/>
-            <w:tcMar>
-              <w:top w:w="80" w:type="dxa"/>
-              <w:left w:w="100" w:type="dxa"/>
-              <w:bottom w:w="80" w:type="dxa"/>
-              <w:right w:w="100" w:type="dxa"/>
-            </w:tcMar>
-            <w:vAlign w:val="center"/>
-          </w:tcPr>
-          <w:p>
-            <w:r>
-              <w:rPr>
-                <w:color w:val="000000"/>
-                <w:sz w:val="18"/>
-                <w:szCs w:val="18"/>
-              </w:rPr>
-              <w:t xml:space="preserve">Admin </w:t>
-            </w:r>
-            <w:proofErr w:type="spellStart"/>
-            <w:r>
-              <w:rPr>
-                <w:color w:val="000000"/>
-                <w:sz w:val="18"/>
-                <w:szCs w:val="18"/>
-              </w:rPr>
-              <w:t>membuka</w:t>
-            </w:r>
-            <w:proofErr w:type="spellEnd"/>
-            <w:r>
-              <w:rPr>
-                <w:color w:val="000000"/>
-                <w:sz w:val="18"/>
-                <w:szCs w:val="18"/>
-              </w:rPr>
-              <w:t xml:space="preserve"> tab Stok Inventory dan </w:t>
-            </w:r>
-            <w:proofErr w:type="spellStart"/>
-            <w:r>
-              <w:rPr>
-                <w:color w:val="000000"/>
-                <w:sz w:val="18"/>
-                <w:szCs w:val="18"/>
-              </w:rPr>
-              <w:t>menyesuaikan</w:t>
-            </w:r>
-            <w:proofErr w:type="spellEnd"/>
-            <w:r>
-              <w:rPr>
-                <w:color w:val="000000"/>
-                <w:sz w:val="18"/>
-                <w:szCs w:val="18"/>
-              </w:rPr>
-              <w:t xml:space="preserve"> </w:t>
-            </w:r>
-            <w:proofErr w:type="spellStart"/>
-            <w:r>
-              <w:rPr>
-                <w:color w:val="000000"/>
-                <w:sz w:val="18"/>
-                <w:szCs w:val="18"/>
-              </w:rPr>
-              <w:t>jumlah</w:t>
-            </w:r>
-            <w:proofErr w:type="spellEnd"/>
-            <w:r>
-              <w:rPr>
-                <w:color w:val="000000"/>
-                <w:sz w:val="18"/>
-                <w:szCs w:val="18"/>
-              </w:rPr>
-              <w:t xml:space="preserve"> </w:t>
-            </w:r>
-            <w:proofErr w:type="spellStart"/>
-            <w:r>
-              <w:rPr>
-                <w:color w:val="000000"/>
-                <w:sz w:val="18"/>
-                <w:szCs w:val="18"/>
-              </w:rPr>
-              <w:t>stok</w:t>
-            </w:r>
-            <w:proofErr w:type="spellEnd"/>
-            <w:r>
-              <w:rPr>
-                <w:color w:val="000000"/>
-                <w:sz w:val="18"/>
-                <w:szCs w:val="18"/>
-              </w:rPr>
-              <w:t xml:space="preserve"> </w:t>
-            </w:r>
-            <w:proofErr w:type="spellStart"/>
-            <w:r>
-              <w:rPr>
-                <w:color w:val="000000"/>
-                <w:sz w:val="18"/>
-                <w:szCs w:val="18"/>
-              </w:rPr>
-              <w:t>bahan</w:t>
-            </w:r>
-            <w:proofErr w:type="spellEnd"/>
-            <w:r>
-              <w:rPr>
-                <w:color w:val="000000"/>
-                <w:sz w:val="18"/>
-                <w:szCs w:val="18"/>
-              </w:rPr>
-              <w:t xml:space="preserve"> </w:t>
-            </w:r>
-            <w:proofErr w:type="spellStart"/>
-            <w:r>
-              <w:rPr>
-                <w:color w:val="000000"/>
-                <w:sz w:val="18"/>
-                <w:szCs w:val="18"/>
-              </w:rPr>
-              <w:t>baku</w:t>
-            </w:r>
-            <w:proofErr w:type="spellEnd"/>
-            <w:r>
-              <w:rPr>
-                <w:color w:val="000000"/>
-                <w:sz w:val="18"/>
-                <w:szCs w:val="18"/>
-              </w:rPr>
-              <w:t>.</w:t>
-            </w:r>
-          </w:p>
-        </w:tc>
-        <w:tc>
-          <w:tcPr>
-            <w:tcW w:w="1700" w:type="dxa"/>
-            <w:tcBorders>
-              <w:top w:val="single" w:sz="1" w:space="0" w:color="CCCCCC"/>
-              <w:left w:val="single" w:sz="1" w:space="0" w:color="CCCCCC"/>
-              <w:bottom w:val="single" w:sz="1" w:space="0" w:color="CCCCCC"/>
-              <w:right w:val="single" w:sz="1" w:space="0" w:color="CCCCCC"/>
-            </w:tcBorders>
-            <w:shd w:val="clear" w:color="auto" w:fill="FFFFFF"/>
-            <w:tcMar>
-              <w:top w:w="80" w:type="dxa"/>
-              <w:left w:w="100" w:type="dxa"/>
-              <w:bottom w:w="80" w:type="dxa"/>
-              <w:right w:w="100" w:type="dxa"/>
-            </w:tcMar>
-            <w:vAlign w:val="center"/>
-          </w:tcPr>
-          <w:p>
-            <w:r>
-              <w:rPr>
-                <w:color w:val="000000"/>
-                <w:sz w:val="18"/>
-                <w:szCs w:val="18"/>
-              </w:rPr>
-              <w:t xml:space="preserve">Stok </w:t>
-            </w:r>
-            <w:proofErr w:type="spellStart"/>
-            <w:r>
-              <w:rPr>
-                <w:color w:val="000000"/>
-                <w:sz w:val="18"/>
-                <w:szCs w:val="18"/>
-              </w:rPr>
-              <w:t>ter</w:t>
-            </w:r>
-            <w:proofErr w:type="spellEnd"/>
-            <w:r>
-              <w:rPr>
-                <w:color w:val="000000"/>
-                <w:sz w:val="18"/>
-                <w:szCs w:val="18"/>
-              </w:rPr>
-              <w:t xml:space="preserve">-update dan </w:t>
-            </w:r>
-            <w:proofErr w:type="spellStart"/>
-            <w:r>
-              <w:rPr>
-                <w:color w:val="000000"/>
-                <w:sz w:val="18"/>
-                <w:szCs w:val="18"/>
-              </w:rPr>
-              <w:t>indikator</w:t>
-            </w:r>
-            <w:proofErr w:type="spellEnd"/>
-            <w:r>
-              <w:rPr>
-                <w:color w:val="000000"/>
-                <w:sz w:val="18"/>
-                <w:szCs w:val="18"/>
-              </w:rPr>
-              <w:t xml:space="preserve"> 'Low Stock' </w:t>
-            </w:r>
-            <w:proofErr w:type="spellStart"/>
-            <w:r>
-              <w:rPr>
-                <w:color w:val="000000"/>
-                <w:sz w:val="18"/>
-                <w:szCs w:val="18"/>
-              </w:rPr>
-              <w:t>tampil</w:t>
-            </w:r>
-            <w:proofErr w:type="spellEnd"/>
-            <w:r>
-              <w:rPr>
-                <w:color w:val="000000"/>
-                <w:sz w:val="18"/>
-                <w:szCs w:val="18"/>
-              </w:rPr>
-              <w:t xml:space="preserve"> </w:t>
-            </w:r>
-            <w:proofErr w:type="spellStart"/>
-            <w:r>
-              <w:rPr>
-                <w:color w:val="000000"/>
-                <w:sz w:val="18"/>
-                <w:szCs w:val="18"/>
-              </w:rPr>
-              <w:t>saat</w:t>
-            </w:r>
-            <w:proofErr w:type="spellEnd"/>
-            <w:r>
-              <w:rPr>
-                <w:color w:val="000000"/>
-                <w:sz w:val="18"/>
-                <w:szCs w:val="18"/>
-              </w:rPr>
-              <w:t xml:space="preserve"> </w:t>
-            </w:r>
-            <w:proofErr w:type="spellStart"/>
-            <w:r>
-              <w:rPr>
-                <w:color w:val="000000"/>
-                <w:sz w:val="18"/>
-                <w:szCs w:val="18"/>
-              </w:rPr>
-              <w:t>stok</w:t>
-            </w:r>
-            <w:proofErr w:type="spellEnd"/>
-            <w:r>
-              <w:rPr>
-                <w:color w:val="000000"/>
-                <w:sz w:val="18"/>
-                <w:szCs w:val="18"/>
-              </w:rPr>
-              <w:t xml:space="preserve"> di </w:t>
-            </w:r>
-            <w:proofErr w:type="spellStart"/>
-            <w:r>
-              <w:rPr>
-                <w:color w:val="000000"/>
-                <w:sz w:val="18"/>
-                <w:szCs w:val="18"/>
-              </w:rPr>
-              <w:t>bawah</w:t>
-            </w:r>
-            <w:proofErr w:type="spellEnd"/>
-            <w:r>
-              <w:rPr>
-                <w:color w:val="000000"/>
-                <w:sz w:val="18"/>
-                <w:szCs w:val="18"/>
-              </w:rPr>
-              <w:t xml:space="preserve"> minimum.</w:t>
-            </w:r>
-          </w:p>
-        </w:tc>
-        <w:tc>
-          <w:tcPr>
-            <w:tcW w:w="1660" w:type="dxa"/>
-            <w:tcBorders>
-              <w:top w:val="single" w:sz="1" w:space="0" w:color="CCCCCC"/>
-              <w:left w:val="single" w:sz="1" w:space="0" w:color="CCCCCC"/>
-              <w:bottom w:val="single" w:sz="1" w:space="0" w:color="CCCCCC"/>
-              <w:right w:val="single" w:sz="1" w:space="0" w:color="CCCCCC"/>
-            </w:tcBorders>
-            <w:shd w:val="clear" w:color="auto" w:fill="FFFFFF"/>
-            <w:tcMar>
-              <w:top w:w="80" w:type="dxa"/>
-              <w:left w:w="100" w:type="dxa"/>
-              <w:bottom w:w="80" w:type="dxa"/>
-              <w:right w:w="100" w:type="dxa"/>
-            </w:tcMar>
-            <w:vAlign w:val="center"/>
-          </w:tcPr>
-          <w:p>
-            <w:proofErr w:type="spellStart"/>
-            <w:r>
-              <w:rPr>
-                <w:color w:val="000000"/>
-                <w:sz w:val="18"/>
-                <w:szCs w:val="18"/>
-              </w:rPr>
-              <w:t>Tampilan</w:t>
-            </w:r>
-            <w:proofErr w:type="spellEnd"/>
-            <w:r>
-              <w:rPr>
-                <w:color w:val="000000"/>
-                <w:sz w:val="18"/>
-                <w:szCs w:val="18"/>
-              </w:rPr>
-              <w:t xml:space="preserve"> dan </w:t>
-            </w:r>
-            <w:proofErr w:type="spellStart"/>
-            <w:r>
-              <w:rPr>
-                <w:color w:val="000000"/>
-                <w:sz w:val="18"/>
-                <w:szCs w:val="18"/>
-              </w:rPr>
-              <w:t>indikator</w:t>
-            </w:r>
-            <w:proofErr w:type="spellEnd"/>
-            <w:r>
-              <w:rPr>
-                <w:color w:val="000000"/>
-                <w:sz w:val="18"/>
-                <w:szCs w:val="18"/>
-              </w:rPr>
-              <w:t xml:space="preserve"> low-stock </w:t>
-            </w:r>
-            <w:proofErr w:type="spellStart"/>
-            <w:r>
-              <w:rPr>
-                <w:color w:val="000000"/>
-                <w:sz w:val="18"/>
-                <w:szCs w:val="18"/>
-              </w:rPr>
-              <w:t>berfungsi</w:t>
-            </w:r>
-            <w:proofErr w:type="spellEnd"/>
-            <w:r>
-              <w:rPr>
-                <w:color w:val="000000"/>
-                <w:sz w:val="18"/>
-                <w:szCs w:val="18"/>
-              </w:rPr>
-              <w:t xml:space="preserve"> pada data </w:t>
-            </w:r>
-            <w:proofErr w:type="spellStart"/>
-            <w:r>
-              <w:rPr>
-                <w:color w:val="000000"/>
-                <w:sz w:val="18"/>
-                <w:szCs w:val="18"/>
-              </w:rPr>
-              <w:t>lokal</w:t>
-            </w:r>
-            <w:proofErr w:type="spellEnd"/>
-            <w:r>
-              <w:rPr>
-                <w:color w:val="000000"/>
-                <w:sz w:val="18"/>
-                <w:szCs w:val="18"/>
-              </w:rPr>
-              <w:t xml:space="preserve"> (</w:t>
-            </w:r>
-            <w:proofErr w:type="spellStart"/>
-            <w:r>
-              <w:rPr>
-                <w:color w:val="000000"/>
-                <w:sz w:val="18"/>
-                <w:szCs w:val="18"/>
-              </w:rPr>
-              <w:t>bahanBakuList</w:t>
-            </w:r>
-            <w:proofErr w:type="spellEnd"/>
-            <w:r>
-              <w:rPr>
-                <w:color w:val="000000"/>
-                <w:sz w:val="18"/>
-                <w:szCs w:val="18"/>
-              </w:rPr>
-              <w:t xml:space="preserve">); </w:t>
-            </w:r>
-            <w:proofErr w:type="spellStart"/>
-            <w:r>
-              <w:rPr>
-                <w:color w:val="000000"/>
-                <w:sz w:val="18"/>
-                <w:szCs w:val="18"/>
-              </w:rPr>
-              <w:t>belum</w:t>
-            </w:r>
-            <w:proofErr w:type="spellEnd"/>
-            <w:r>
-              <w:rPr>
-                <w:color w:val="000000"/>
-                <w:sz w:val="18"/>
-                <w:szCs w:val="18"/>
-              </w:rPr>
-              <w:t xml:space="preserve"> </w:t>
-            </w:r>
-            <w:proofErr w:type="spellStart"/>
-            <w:r>
-              <w:rPr>
-                <w:color w:val="000000"/>
-                <w:sz w:val="18"/>
-                <w:szCs w:val="18"/>
-              </w:rPr>
-              <w:t>diverifikasi</w:t>
-            </w:r>
-            <w:proofErr w:type="spellEnd"/>
-            <w:r>
-              <w:rPr>
-                <w:color w:val="000000"/>
-                <w:sz w:val="18"/>
-                <w:szCs w:val="18"/>
-              </w:rPr>
-              <w:t xml:space="preserve"> </w:t>
-            </w:r>
-            <w:proofErr w:type="spellStart"/>
-            <w:r>
-              <w:rPr>
-                <w:color w:val="000000"/>
-                <w:sz w:val="18"/>
-                <w:szCs w:val="18"/>
-              </w:rPr>
-              <w:t>sinkronisasi</w:t>
-            </w:r>
-            <w:proofErr w:type="spellEnd"/>
-            <w:r>
-              <w:rPr>
-                <w:color w:val="000000"/>
-                <w:sz w:val="18"/>
-                <w:szCs w:val="18"/>
-              </w:rPr>
-              <w:t xml:space="preserve"> </w:t>
-            </w:r>
-            <w:proofErr w:type="spellStart"/>
-            <w:r>
-              <w:rPr>
-                <w:color w:val="000000"/>
-                <w:sz w:val="18"/>
-                <w:szCs w:val="18"/>
-              </w:rPr>
-              <w:t>ke</w:t>
-            </w:r>
-            <w:proofErr w:type="spellEnd"/>
-            <w:r>
-              <w:rPr>
-                <w:color w:val="000000"/>
-                <w:sz w:val="18"/>
-                <w:szCs w:val="18"/>
-              </w:rPr>
-              <w:t xml:space="preserve"> backend.</w:t>
-            </w:r>
-          </w:p>
-        </w:tc>
-        <w:tc>
-          <w:tcPr>
-            <w:tcW w:w="1400" w:type="dxa"/>
-            <w:tcBorders>
-              <w:top w:val="single" w:sz="1" w:space="0" w:color="CCCCCC"/>
-              <w:left w:val="single" w:sz="1" w:space="0" w:color="CCCCCC"/>
-              <w:bottom w:val="single" w:sz="1" w:space="0" w:color="CCCCCC"/>
-              <w:right w:val="single" w:sz="1" w:space="0" w:color="CCCCCC"/>
-            </w:tcBorders>
-            <w:shd w:val="clear" w:color="auto" w:fill="FEF3C7"/>
-            <w:tcMar>
-              <w:top w:w="80" w:type="dxa"/>
-              <w:left w:w="100" w:type="dxa"/>
-              <w:bottom w:w="80" w:type="dxa"/>
-              <w:right w:w="100" w:type="dxa"/>
-            </w:tcMar>
-            <w:vAlign w:val="center"/>
-          </w:tcPr>
-          <w:p>
-            <w:pPr>
-              <w:jc w:val="center"/>
-            </w:pPr>
-            <w:r>
-              <w:rPr>
-                <w:b/>
-                <w:bCs/>
-                <w:color w:val="92400E"/>
-                <w:sz w:val="18"/>
-                <w:szCs w:val="18"/>
-              </w:rPr>
-              <w:t>WARNING</w:t>
-            </w:r>
-          </w:p>
-        </w:tc>
-      </w:tr>
-      <w:tr>
-        <w:tblPrEx>
-          <w:tblCellMar>
-            <w:top w:w="0" w:type="dxa"/>
-            <w:bottom w:w="0" w:type="dxa"/>
-          </w:tblCellMar>
-        </w:tblPrEx>
-        <w:tc>
-          <w:tcPr>
-            <w:tcW w:w="700" w:type="dxa"/>
-            <w:tcBorders>
-              <w:top w:val="single" w:sz="1" w:space="0" w:color="CCCCCC"/>
-              <w:left w:val="single" w:sz="1" w:space="0" w:color="CCCCCC"/>
-              <w:bottom w:val="single" w:sz="1" w:space="0" w:color="CCCCCC"/>
-              <w:right w:val="single" w:sz="1" w:space="0" w:color="CCCCCC"/>
-            </w:tcBorders>
-            <w:shd w:val="clear" w:color="auto" w:fill="FFFFFF"/>
-            <w:tcMar>
-              <w:top w:w="80" w:type="dxa"/>
-              <w:left w:w="100" w:type="dxa"/>
-              <w:bottom w:w="80" w:type="dxa"/>
-              <w:right w:w="100" w:type="dxa"/>
-            </w:tcMar>
-            <w:vAlign w:val="center"/>
-          </w:tcPr>
-          <w:p>
-            <w:pPr>
-              <w:jc w:val="center"/>
-            </w:pPr>
-            <w:r>
-              <w:rPr>
-                <w:color w:val="000000"/>
-                <w:sz w:val="18"/>
-                <w:szCs w:val="18"/>
-              </w:rPr>
-              <w:t>5</w:t>
-            </w:r>
-          </w:p>
-        </w:tc>
-        <w:tc>
-          <w:tcPr>
-            <w:tcW w:w="1900" w:type="dxa"/>
-            <w:tcBorders>
-              <w:top w:val="single" w:sz="1" w:space="0" w:color="CCCCCC"/>
-              <w:left w:val="single" w:sz="1" w:space="0" w:color="CCCCCC"/>
-              <w:bottom w:val="single" w:sz="1" w:space="0" w:color="CCCCCC"/>
-              <w:right w:val="single" w:sz="1" w:space="0" w:color="CCCCCC"/>
-            </w:tcBorders>
-            <w:shd w:val="clear" w:color="auto" w:fill="FFFFFF"/>
-            <w:tcMar>
-              <w:top w:w="80" w:type="dxa"/>
-              <w:left w:w="100" w:type="dxa"/>
-              <w:bottom w:w="80" w:type="dxa"/>
-              <w:right w:w="100" w:type="dxa"/>
-            </w:tcMar>
-            <w:vAlign w:val="center"/>
-          </w:tcPr>
-          <w:p>
-            <w:proofErr w:type="spellStart"/>
-            <w:r>
-              <w:rPr>
-                <w:b/>
-                <w:bCs/>
-                <w:color w:val="000000"/>
-                <w:sz w:val="18"/>
-                <w:szCs w:val="18"/>
-              </w:rPr>
-              <w:t>Konsistensi</w:t>
-            </w:r>
-            <w:proofErr w:type="spellEnd"/>
-            <w:r>
-              <w:rPr>
-                <w:b/>
-                <w:bCs/>
-                <w:color w:val="000000"/>
-                <w:sz w:val="18"/>
-                <w:szCs w:val="18"/>
-              </w:rPr>
-              <w:t xml:space="preserve"> </w:t>
-            </w:r>
-            <w:proofErr w:type="spellStart"/>
-            <w:r>
-              <w:rPr>
-                <w:b/>
-                <w:bCs/>
-                <w:color w:val="000000"/>
-                <w:sz w:val="18"/>
-                <w:szCs w:val="18"/>
-              </w:rPr>
-              <w:t>Tampilan</w:t>
-            </w:r>
-            <w:proofErr w:type="spellEnd"/>
-            <w:r>
-              <w:rPr>
-                <w:b/>
-                <w:bCs/>
-                <w:color w:val="000000"/>
-                <w:sz w:val="18"/>
-                <w:szCs w:val="18"/>
-              </w:rPr>
-              <w:t xml:space="preserve"> (Dark/Light Theme)</w:t>
-            </w:r>
-          </w:p>
-        </w:tc>
-        <w:tc>
-          <w:tcPr>
-            <w:tcW w:w="1900" w:type="dxa"/>
-            <w:tcBorders>
-              <w:top w:val="single" w:sz="1" w:space="0" w:color="CCCCCC"/>
-              <w:left w:val="single" w:sz="1" w:space="0" w:color="CCCCCC"/>
-              <w:bottom w:val="single" w:sz="1" w:space="0" w:color="CCCCCC"/>
-              <w:right w:val="single" w:sz="1" w:space="0" w:color="CCCCCC"/>
-            </w:tcBorders>
-            <w:shd w:val="clear" w:color="auto" w:fill="FFFFFF"/>
-            <w:tcMar>
-              <w:top w:w="80" w:type="dxa"/>
-              <w:left w:w="100" w:type="dxa"/>
-              <w:bottom w:w="80" w:type="dxa"/>
-              <w:right w:w="100" w:type="dxa"/>
-            </w:tcMar>
-            <w:vAlign w:val="center"/>
-          </w:tcPr>
-          <w:p>
-            <w:proofErr w:type="spellStart"/>
-            <w:r>
-              <w:rPr>
-                <w:color w:val="000000"/>
-                <w:sz w:val="18"/>
-                <w:szCs w:val="18"/>
-              </w:rPr>
-              <w:t>Menggant</w:t>
-            </w:r>
-            <w:r>
-              <w:rPr>
-                <w:color w:val="000000"/>
-                <w:sz w:val="18"/>
-                <w:szCs w:val="18"/>
-              </w:rPr>
-              <w:t>i</w:t>
-            </w:r>
-            <w:proofErr w:type="spellEnd"/>
-            <w:r>
-              <w:rPr>
-                <w:color w:val="000000"/>
-                <w:sz w:val="18"/>
-                <w:szCs w:val="18"/>
-              </w:rPr>
-              <w:t xml:space="preserve"> </w:t>
-            </w:r>
-            <w:proofErr w:type="spellStart"/>
-            <w:r>
-              <w:rPr>
-                <w:color w:val="000000"/>
-                <w:sz w:val="18"/>
-                <w:szCs w:val="18"/>
-              </w:rPr>
-              <w:t>tema</w:t>
-            </w:r>
-            <w:proofErr w:type="spellEnd"/>
-            <w:r>
-              <w:rPr>
-                <w:color w:val="000000"/>
-                <w:sz w:val="18"/>
-                <w:szCs w:val="18"/>
-              </w:rPr>
-              <w:t xml:space="preserve"> </w:t>
-            </w:r>
-            <w:proofErr w:type="spellStart"/>
-            <w:r>
-              <w:rPr>
-                <w:color w:val="000000"/>
-                <w:sz w:val="18"/>
-                <w:szCs w:val="18"/>
-              </w:rPr>
-              <w:t>aplikasi</w:t>
-            </w:r>
-            <w:proofErr w:type="spellEnd"/>
-            <w:r>
-              <w:rPr>
-                <w:color w:val="000000"/>
-                <w:sz w:val="18"/>
-                <w:szCs w:val="18"/>
-              </w:rPr>
-              <w:t xml:space="preserve"> </w:t>
-            </w:r>
-            <w:proofErr w:type="spellStart"/>
-            <w:r>
-              <w:rPr>
-                <w:color w:val="000000"/>
-                <w:sz w:val="18"/>
-                <w:szCs w:val="18"/>
-              </w:rPr>
-              <w:t>antara</w:t>
-            </w:r>
-            <w:proofErr w:type="spellEnd"/>
-            <w:r>
-              <w:rPr>
-                <w:color w:val="000000"/>
-                <w:sz w:val="18"/>
-                <w:szCs w:val="18"/>
-              </w:rPr>
-              <w:t xml:space="preserve"> mode </w:t>
-            </w:r>
-            <w:proofErr w:type="spellStart"/>
-            <w:r>
-              <w:rPr>
-                <w:color w:val="000000"/>
-                <w:sz w:val="18"/>
-                <w:szCs w:val="18"/>
-              </w:rPr>
-              <w:t>gelap</w:t>
-            </w:r>
-            <w:proofErr w:type="spellEnd"/>
-            <w:r>
-              <w:rPr>
-                <w:color w:val="000000"/>
-                <w:sz w:val="18"/>
-                <w:szCs w:val="18"/>
-              </w:rPr>
-              <w:t xml:space="preserve"> dan </w:t>
-            </w:r>
-            <w:proofErr w:type="spellStart"/>
-            <w:r>
-              <w:rPr>
-                <w:color w:val="000000"/>
-                <w:sz w:val="18"/>
-                <w:szCs w:val="18"/>
-              </w:rPr>
-              <w:t>terang</w:t>
-            </w:r>
-            <w:proofErr w:type="spellEnd"/>
-            <w:r>
-              <w:rPr>
-                <w:color w:val="000000"/>
-                <w:sz w:val="18"/>
-                <w:szCs w:val="18"/>
-              </w:rPr>
-              <w:t xml:space="preserve"> pada </w:t>
-            </w:r>
-            <w:proofErr w:type="spellStart"/>
-            <w:r>
-              <w:rPr>
-                <w:color w:val="000000"/>
-                <w:sz w:val="18"/>
-                <w:szCs w:val="18"/>
-              </w:rPr>
-              <w:t>seluruh</w:t>
-            </w:r>
-            <w:proofErr w:type="spellEnd"/>
-            <w:r>
-              <w:rPr>
-                <w:color w:val="000000"/>
-                <w:sz w:val="18"/>
-                <w:szCs w:val="18"/>
-              </w:rPr>
-              <w:t xml:space="preserve"> </w:t>
-            </w:r>
-            <w:proofErr w:type="spellStart"/>
-            <w:r>
-              <w:rPr>
-                <w:color w:val="000000"/>
-                <w:sz w:val="18"/>
-                <w:szCs w:val="18"/>
-              </w:rPr>
-              <w:t>halaman</w:t>
-            </w:r>
-            <w:proofErr w:type="spellEnd"/>
-            <w:r>
-              <w:rPr>
-                <w:color w:val="000000"/>
-                <w:sz w:val="18"/>
-                <w:szCs w:val="18"/>
-              </w:rPr>
-              <w:t>.</w:t>
-            </w:r>
-          </w:p>
-        </w:tc>
-        <w:tc>
-          <w:tcPr>
-            <w:tcW w:w="1700" w:type="dxa"/>
-            <w:tcBorders>
-              <w:top w:val="single" w:sz="1" w:space="0" w:color="CCCCCC"/>
-              <w:left w:val="single" w:sz="1" w:space="0" w:color="CCCCCC"/>
-              <w:bottom w:val="single" w:sz="1" w:space="0" w:color="CCCCCC"/>
-              <w:right w:val="single" w:sz="1" w:space="0" w:color="CCCCCC"/>
-            </w:tcBorders>
-            <w:shd w:val="clear" w:color="auto" w:fill="FFFFFF"/>
-            <w:tcMar>
-              <w:top w:w="80" w:type="dxa"/>
-              <w:left w:w="100" w:type="dxa"/>
-              <w:bottom w:w="80" w:type="dxa"/>
-              <w:right w:w="100" w:type="dxa"/>
-            </w:tcMar>
-            <w:vAlign w:val="center"/>
-          </w:tcPr>
-          <w:p>
-            <w:proofErr w:type="spellStart"/>
-            <w:r>
-              <w:rPr>
-                <w:color w:val="000000"/>
-                <w:sz w:val="18"/>
-                <w:szCs w:val="18"/>
-              </w:rPr>
-              <w:t>Seluruh</w:t>
-            </w:r>
-            <w:proofErr w:type="spellEnd"/>
-            <w:r>
-              <w:rPr>
-                <w:color w:val="000000"/>
-                <w:sz w:val="18"/>
-                <w:szCs w:val="18"/>
-              </w:rPr>
-              <w:t xml:space="preserve"> </w:t>
-            </w:r>
-            <w:proofErr w:type="spellStart"/>
-            <w:r>
-              <w:rPr>
-                <w:color w:val="000000"/>
-                <w:sz w:val="18"/>
-                <w:szCs w:val="18"/>
-              </w:rPr>
-              <w:t>komponen</w:t>
-            </w:r>
-            <w:proofErr w:type="spellEnd"/>
-            <w:r>
-              <w:rPr>
-                <w:color w:val="000000"/>
-                <w:sz w:val="18"/>
-                <w:szCs w:val="18"/>
-              </w:rPr>
-              <w:t xml:space="preserve"> UI </w:t>
-            </w:r>
-            <w:proofErr w:type="spellStart"/>
-            <w:r>
-              <w:rPr>
-                <w:color w:val="000000"/>
-                <w:sz w:val="18"/>
-                <w:szCs w:val="18"/>
-              </w:rPr>
-              <w:t>menyesuaikan</w:t>
-            </w:r>
-            <w:proofErr w:type="spellEnd"/>
-            <w:r>
-              <w:rPr>
-                <w:color w:val="000000"/>
-                <w:sz w:val="18"/>
-                <w:szCs w:val="18"/>
-              </w:rPr>
-              <w:t xml:space="preserve"> </w:t>
-            </w:r>
-            <w:proofErr w:type="spellStart"/>
-            <w:r>
-              <w:rPr>
-                <w:color w:val="000000"/>
-                <w:sz w:val="18"/>
-                <w:szCs w:val="18"/>
-              </w:rPr>
-              <w:t>warna</w:t>
-            </w:r>
-            <w:proofErr w:type="spellEnd"/>
-            <w:r>
-              <w:rPr>
-                <w:color w:val="000000"/>
-                <w:sz w:val="18"/>
-                <w:szCs w:val="18"/>
-              </w:rPr>
-              <w:t xml:space="preserve"> </w:t>
-            </w:r>
-            <w:proofErr w:type="spellStart"/>
-            <w:r>
-              <w:rPr>
-                <w:color w:val="000000"/>
-                <w:sz w:val="18"/>
-                <w:szCs w:val="18"/>
-              </w:rPr>
-              <w:t>dengan</w:t>
-            </w:r>
-            <w:proofErr w:type="spellEnd"/>
-            <w:r>
-              <w:rPr>
-                <w:color w:val="000000"/>
-                <w:sz w:val="18"/>
-                <w:szCs w:val="18"/>
-              </w:rPr>
-              <w:t xml:space="preserve"> </w:t>
-            </w:r>
-            <w:proofErr w:type="spellStart"/>
-            <w:r>
-              <w:rPr>
-                <w:color w:val="000000"/>
-                <w:sz w:val="18"/>
-                <w:szCs w:val="18"/>
-              </w:rPr>
-              <w:t>benar</w:t>
-            </w:r>
-            <w:proofErr w:type="spellEnd"/>
-            <w:r>
-              <w:rPr>
-                <w:color w:val="000000"/>
-                <w:sz w:val="18"/>
-                <w:szCs w:val="18"/>
-              </w:rPr>
-              <w:t xml:space="preserve"> </w:t>
-            </w:r>
-            <w:proofErr w:type="spellStart"/>
-            <w:r>
-              <w:rPr>
-                <w:color w:val="000000"/>
-                <w:sz w:val="18"/>
-                <w:szCs w:val="18"/>
-              </w:rPr>
-              <w:t>tanpa</w:t>
-            </w:r>
-            <w:proofErr w:type="spellEnd"/>
-            <w:r>
-              <w:rPr>
-                <w:color w:val="000000"/>
-                <w:sz w:val="18"/>
-                <w:szCs w:val="18"/>
-              </w:rPr>
-              <w:t xml:space="preserve"> </w:t>
-            </w:r>
-            <w:proofErr w:type="spellStart"/>
-            <w:r>
-              <w:rPr>
-                <w:color w:val="000000"/>
-                <w:sz w:val="18"/>
-                <w:szCs w:val="18"/>
-              </w:rPr>
-              <w:t>elemen</w:t>
-            </w:r>
-            <w:proofErr w:type="spellEnd"/>
-            <w:r>
-              <w:rPr>
-                <w:color w:val="000000"/>
-                <w:sz w:val="18"/>
-                <w:szCs w:val="18"/>
-              </w:rPr>
-              <w:t xml:space="preserve"> yang </w:t>
-            </w:r>
-            <w:proofErr w:type="spellStart"/>
-            <w:r>
-              <w:rPr>
-                <w:color w:val="000000"/>
-                <w:sz w:val="18"/>
-                <w:szCs w:val="18"/>
-              </w:rPr>
-              <w:t>tidak</w:t>
-            </w:r>
-            <w:proofErr w:type="spellEnd"/>
-            <w:r>
-              <w:rPr>
-                <w:color w:val="000000"/>
-                <w:sz w:val="18"/>
-                <w:szCs w:val="18"/>
-              </w:rPr>
-              <w:t xml:space="preserve"> </w:t>
-            </w:r>
-            <w:proofErr w:type="spellStart"/>
-            <w:r>
-              <w:rPr>
-                <w:color w:val="000000"/>
-                <w:sz w:val="18"/>
-                <w:szCs w:val="18"/>
-              </w:rPr>
-              <w:t>terbaca</w:t>
-            </w:r>
-            <w:proofErr w:type="spellEnd"/>
-            <w:r>
-              <w:rPr>
-                <w:color w:val="000000"/>
-                <w:sz w:val="18"/>
-                <w:szCs w:val="18"/>
-              </w:rPr>
-              <w:t>.</w:t>
-            </w:r>
-          </w:p>
-        </w:tc>
-        <w:tc>
-          <w:tcPr>
-            <w:tcW w:w="1660" w:type="dxa"/>
-            <w:tcBorders>
-              <w:top w:val="single" w:sz="1" w:space="0" w:color="CCCCCC"/>
-              <w:left w:val="single" w:sz="1" w:space="0" w:color="CCCCCC"/>
-              <w:bottom w:val="single" w:sz="1" w:space="0" w:color="CCCCCC"/>
-              <w:right w:val="single" w:sz="1" w:space="0" w:color="CCCCCC"/>
-            </w:tcBorders>
-            <w:shd w:val="clear" w:color="auto" w:fill="FFFFFF"/>
-            <w:tcMar>
-              <w:top w:w="80" w:type="dxa"/>
-              <w:left w:w="100" w:type="dxa"/>
-              <w:bottom w:w="80" w:type="dxa"/>
-              <w:right w:w="100" w:type="dxa"/>
-            </w:tcMar>
-            <w:vAlign w:val="center"/>
-          </w:tcPr>
-          <w:p>
-            <w:r>
-              <w:rPr>
-                <w:color w:val="000000"/>
-                <w:sz w:val="18"/>
-                <w:szCs w:val="18"/>
-              </w:rPr>
-              <w:t xml:space="preserve">Toggle </w:t>
-            </w:r>
-            <w:proofErr w:type="spellStart"/>
-            <w:r>
-              <w:rPr>
-                <w:color w:val="000000"/>
-                <w:sz w:val="18"/>
-                <w:szCs w:val="18"/>
-              </w:rPr>
-              <w:t>tema</w:t>
-            </w:r>
-            <w:proofErr w:type="spellEnd"/>
-            <w:r>
-              <w:rPr>
-                <w:color w:val="000000"/>
-                <w:sz w:val="18"/>
-                <w:szCs w:val="18"/>
-              </w:rPr>
-              <w:t xml:space="preserve"> (</w:t>
-            </w:r>
-            <w:proofErr w:type="spellStart"/>
-            <w:r>
-              <w:rPr>
-                <w:color w:val="000000"/>
-                <w:sz w:val="18"/>
-                <w:szCs w:val="18"/>
-              </w:rPr>
-              <w:t>toggleTheme</w:t>
-            </w:r>
-            <w:proofErr w:type="spellEnd"/>
-            <w:r>
-              <w:rPr>
-                <w:color w:val="000000"/>
-                <w:sz w:val="18"/>
-                <w:szCs w:val="18"/>
-              </w:rPr>
-              <w:t xml:space="preserve">) </w:t>
-            </w:r>
-            <w:proofErr w:type="spellStart"/>
-            <w:r>
-              <w:rPr>
-                <w:color w:val="000000"/>
-                <w:sz w:val="18"/>
-                <w:szCs w:val="18"/>
-              </w:rPr>
-              <w:t>berfungsi</w:t>
-            </w:r>
-            <w:proofErr w:type="spellEnd"/>
-            <w:r>
-              <w:rPr>
-                <w:color w:val="000000"/>
-                <w:sz w:val="18"/>
-                <w:szCs w:val="18"/>
-              </w:rPr>
-              <w:t xml:space="preserve"> dan </w:t>
-            </w:r>
-            <w:proofErr w:type="spellStart"/>
-            <w:r>
-              <w:rPr>
-                <w:color w:val="000000"/>
-                <w:sz w:val="18"/>
-                <w:szCs w:val="18"/>
-              </w:rPr>
-              <w:t>diterapkan</w:t>
-            </w:r>
-            <w:proofErr w:type="spellEnd"/>
-            <w:r>
-              <w:rPr>
-                <w:color w:val="000000"/>
-                <w:sz w:val="18"/>
-                <w:szCs w:val="18"/>
-              </w:rPr>
-              <w:t xml:space="preserve"> </w:t>
-            </w:r>
-            <w:proofErr w:type="spellStart"/>
-            <w:r>
-              <w:rPr>
-                <w:color w:val="000000"/>
-                <w:sz w:val="18"/>
-                <w:szCs w:val="18"/>
-              </w:rPr>
-              <w:t>secara</w:t>
-            </w:r>
-            <w:proofErr w:type="spellEnd"/>
-            <w:r>
-              <w:rPr>
-                <w:color w:val="000000"/>
-                <w:sz w:val="18"/>
-                <w:szCs w:val="18"/>
-              </w:rPr>
-              <w:t xml:space="preserve"> </w:t>
-            </w:r>
-            <w:proofErr w:type="spellStart"/>
-            <w:r>
-              <w:rPr>
-                <w:color w:val="000000"/>
-                <w:sz w:val="18"/>
-                <w:szCs w:val="18"/>
-              </w:rPr>
-              <w:t>konsisten</w:t>
-            </w:r>
-            <w:proofErr w:type="spellEnd"/>
-            <w:r>
-              <w:rPr>
-                <w:color w:val="000000"/>
-                <w:sz w:val="18"/>
-                <w:szCs w:val="18"/>
-              </w:rPr>
-              <w:t xml:space="preserve"> di </w:t>
-            </w:r>
-            <w:proofErr w:type="spellStart"/>
-            <w:r>
-              <w:rPr>
-                <w:color w:val="000000"/>
-                <w:sz w:val="18"/>
-                <w:szCs w:val="18"/>
-              </w:rPr>
-              <w:t>halaman</w:t>
-            </w:r>
-            <w:proofErr w:type="spellEnd"/>
-            <w:r>
-              <w:rPr>
-                <w:color w:val="000000"/>
-                <w:sz w:val="18"/>
-                <w:szCs w:val="18"/>
-              </w:rPr>
-              <w:t xml:space="preserve"> yang </w:t>
-            </w:r>
-            <w:proofErr w:type="spellStart"/>
-            <w:r>
-              <w:rPr>
-                <w:color w:val="000000"/>
-                <w:sz w:val="18"/>
-                <w:szCs w:val="18"/>
-              </w:rPr>
-              <w:t>diuji</w:t>
-            </w:r>
-            <w:proofErr w:type="spellEnd"/>
-            <w:r>
-              <w:rPr>
-                <w:color w:val="000000"/>
-                <w:sz w:val="18"/>
-                <w:szCs w:val="18"/>
-              </w:rPr>
-              <w:t>.</w:t>
             </w:r>
           </w:p>
         </w:tc>
@@ -25307,12 +22228,15 @@
           <w:p>
             <w:pPr>
               <w:jc w:val="center"/>
+              <w:rPr>
+                <w:color w:val="385623" w:themeColor="accent6" w:themeShade="80"/>
+              </w:rPr>
             </w:pPr>
             <w:r>
               <w:rPr>
                 <w:b/>
                 <w:bCs/>
-                <w:color w:val="166534"/>
+                <w:color w:val="385623" w:themeColor="accent6" w:themeShade="80"/>
                 <w:sz w:val="18"/>
                 <w:szCs w:val="18"/>
               </w:rPr>
@@ -25322,12 +22246,6 @@
         </w:tc>
       </w:tr>
       <w:tr>
-        <w:tblPrEx>
-          <w:tblCellMar>
-            <w:top w:w="0" w:type="dxa"/>
-            <w:bottom w:w="0" w:type="dxa"/>
-          </w:tblCellMar>
-        </w:tblPrEx>
         <w:tc>
           <w:tcPr>
             <w:tcW w:w="700" w:type="dxa"/>
@@ -25356,7 +22274,7 @@
                 <w:sz w:val="18"/>
                 <w:szCs w:val="18"/>
               </w:rPr>
-              <w:t>6</w:t>
+              <w:t>2</w:t>
             </w:r>
           </w:p>
         </w:tc>
@@ -25387,7 +22305,7 @@
                 <w:sz w:val="18"/>
                 <w:szCs w:val="18"/>
               </w:rPr>
-              <w:t>Build &amp; Deployment Readiness</w:t>
+              <w:t>Alur Admin: Login → Dashboard → Kelola Order</w:t>
             </w:r>
           </w:p>
         </w:tc>
@@ -25410,77 +22328,67 @@
             <w:vAlign w:val="center"/>
           </w:tcPr>
           <w:p>
-            <w:proofErr w:type="spellStart"/>
-            <w:r>
-              <w:rPr>
-                <w:color w:val="000000"/>
-                <w:sz w:val="18"/>
-                <w:szCs w:val="18"/>
-              </w:rPr>
-              <w:t>Memeriksa</w:t>
-            </w:r>
-            <w:proofErr w:type="spellEnd"/>
-            <w:r>
-              <w:rPr>
-                <w:color w:val="000000"/>
-                <w:sz w:val="18"/>
-                <w:szCs w:val="18"/>
-              </w:rPr>
-              <w:t xml:space="preserve"> </w:t>
-            </w:r>
-            <w:proofErr w:type="spellStart"/>
-            <w:r>
-              <w:rPr>
-                <w:color w:val="000000"/>
-                <w:sz w:val="18"/>
-                <w:szCs w:val="18"/>
-              </w:rPr>
-              <w:t>kesiapan</w:t>
-            </w:r>
-            <w:proofErr w:type="spellEnd"/>
-            <w:r>
-              <w:rPr>
-                <w:color w:val="000000"/>
-                <w:sz w:val="18"/>
-                <w:szCs w:val="18"/>
-              </w:rPr>
-              <w:t xml:space="preserve"> </w:t>
-            </w:r>
-            <w:proofErr w:type="spellStart"/>
-            <w:r>
-              <w:rPr>
-                <w:color w:val="000000"/>
-                <w:sz w:val="18"/>
-                <w:szCs w:val="18"/>
-              </w:rPr>
-              <w:t>konfigurasi</w:t>
-            </w:r>
-            <w:proofErr w:type="spellEnd"/>
-            <w:r>
-              <w:rPr>
-                <w:color w:val="000000"/>
-                <w:sz w:val="18"/>
-                <w:szCs w:val="18"/>
-              </w:rPr>
-              <w:t xml:space="preserve"> </w:t>
-            </w:r>
-            <w:proofErr w:type="spellStart"/>
-            <w:r>
-              <w:rPr>
-                <w:color w:val="000000"/>
-                <w:sz w:val="18"/>
-                <w:szCs w:val="18"/>
-              </w:rPr>
-              <w:t>untuk</w:t>
-            </w:r>
-            <w:proofErr w:type="spellEnd"/>
-            <w:r>
-              <w:rPr>
-                <w:color w:val="000000"/>
-                <w:sz w:val="18"/>
-                <w:szCs w:val="18"/>
-              </w:rPr>
-              <w:t xml:space="preserve"> deployment (environment variable, API key, base URL).</w:t>
+            <w:r>
+              <w:rPr>
+                <w:color w:val="000000"/>
+                <w:sz w:val="18"/>
+                <w:szCs w:val="18"/>
+              </w:rPr>
+              <w:t xml:space="preserve">Admin login, </w:t>
+            </w:r>
+            <w:proofErr w:type="spellStart"/>
+            <w:r>
+              <w:rPr>
+                <w:color w:val="000000"/>
+                <w:sz w:val="18"/>
+                <w:szCs w:val="18"/>
+              </w:rPr>
+              <w:t>melihat</w:t>
+            </w:r>
+            <w:proofErr w:type="spellEnd"/>
+            <w:r>
+              <w:rPr>
+                <w:color w:val="000000"/>
+                <w:sz w:val="18"/>
+                <w:szCs w:val="18"/>
+              </w:rPr>
+              <w:t xml:space="preserve"> daftar order </w:t>
+            </w:r>
+            <w:proofErr w:type="spellStart"/>
+            <w:r>
+              <w:rPr>
+                <w:color w:val="000000"/>
+                <w:sz w:val="18"/>
+                <w:szCs w:val="18"/>
+              </w:rPr>
+              <w:t>masuk</w:t>
+            </w:r>
+            <w:proofErr w:type="spellEnd"/>
+            <w:r>
+              <w:rPr>
+                <w:color w:val="000000"/>
+                <w:sz w:val="18"/>
+                <w:szCs w:val="18"/>
+              </w:rPr>
+              <w:t xml:space="preserve">, dan </w:t>
+            </w:r>
+            <w:proofErr w:type="spellStart"/>
+            <w:r>
+              <w:rPr>
+                <w:color w:val="000000"/>
+                <w:sz w:val="18"/>
+                <w:szCs w:val="18"/>
+              </w:rPr>
+              <w:t>mengubah</w:t>
+            </w:r>
+            <w:proofErr w:type="spellEnd"/>
+            <w:r>
+              <w:rPr>
+                <w:color w:val="000000"/>
+                <w:sz w:val="18"/>
+                <w:szCs w:val="18"/>
+              </w:rPr>
+              <w:t xml:space="preserve"> status order.</w:t>
             </w:r>
           </w:p>
         </w:tc>
@@ -25503,77 +22411,103 @@
             <w:vAlign w:val="center"/>
           </w:tcPr>
           <w:p>
-            <w:proofErr w:type="spellStart"/>
-            <w:r>
-              <w:rPr>
-                <w:color w:val="000000"/>
-                <w:sz w:val="18"/>
-                <w:szCs w:val="18"/>
-              </w:rPr>
-              <w:t>Tidak</w:t>
-            </w:r>
-            <w:proofErr w:type="spellEnd"/>
-            <w:r>
-              <w:rPr>
-                <w:color w:val="000000"/>
-                <w:sz w:val="18"/>
-                <w:szCs w:val="18"/>
-              </w:rPr>
-              <w:t xml:space="preserve"> </w:t>
-            </w:r>
-            <w:proofErr w:type="spellStart"/>
-            <w:r>
-              <w:rPr>
-                <w:color w:val="000000"/>
-                <w:sz w:val="18"/>
-                <w:szCs w:val="18"/>
-              </w:rPr>
-              <w:t>ada</w:t>
-            </w:r>
-            <w:proofErr w:type="spellEnd"/>
-            <w:r>
-              <w:rPr>
-                <w:color w:val="000000"/>
-                <w:sz w:val="18"/>
-                <w:szCs w:val="18"/>
-              </w:rPr>
-              <w:t xml:space="preserve"> </w:t>
-            </w:r>
-            <w:proofErr w:type="spellStart"/>
-            <w:r>
-              <w:rPr>
-                <w:color w:val="000000"/>
-                <w:sz w:val="18"/>
-                <w:szCs w:val="18"/>
-              </w:rPr>
-              <w:t>kredensial</w:t>
-            </w:r>
-            <w:proofErr w:type="spellEnd"/>
-            <w:r>
-              <w:rPr>
-                <w:color w:val="000000"/>
-                <w:sz w:val="18"/>
-                <w:szCs w:val="18"/>
-              </w:rPr>
-              <w:t xml:space="preserve">/sensitive key yang </w:t>
-            </w:r>
-            <w:proofErr w:type="spellStart"/>
-            <w:r>
-              <w:rPr>
-                <w:color w:val="000000"/>
-                <w:sz w:val="18"/>
-                <w:szCs w:val="18"/>
-              </w:rPr>
-              <w:t>ter</w:t>
-            </w:r>
-            <w:proofErr w:type="spellEnd"/>
-            <w:r>
-              <w:rPr>
-                <w:color w:val="000000"/>
-                <w:sz w:val="18"/>
-                <w:szCs w:val="18"/>
-              </w:rPr>
-              <w:t xml:space="preserve">-hardcode; base URL </w:t>
+            <w:r>
+              <w:rPr>
+                <w:color w:val="000000"/>
+                <w:sz w:val="18"/>
+                <w:szCs w:val="18"/>
+              </w:rPr>
+              <w:t xml:space="preserve">Order </w:t>
+            </w:r>
+            <w:proofErr w:type="spellStart"/>
+            <w:r>
+              <w:rPr>
+                <w:color w:val="000000"/>
+                <w:sz w:val="18"/>
+                <w:szCs w:val="18"/>
+              </w:rPr>
+              <w:t>baru</w:t>
+            </w:r>
+            <w:proofErr w:type="spellEnd"/>
+            <w:r>
+              <w:rPr>
+                <w:color w:val="000000"/>
+                <w:sz w:val="18"/>
+                <w:szCs w:val="18"/>
+              </w:rPr>
+              <w:t xml:space="preserve"> </w:t>
+            </w:r>
+            <w:proofErr w:type="spellStart"/>
+            <w:r>
+              <w:rPr>
+                <w:color w:val="000000"/>
+                <w:sz w:val="18"/>
+                <w:szCs w:val="18"/>
+              </w:rPr>
+              <w:t>dari</w:t>
+            </w:r>
+            <w:proofErr w:type="spellEnd"/>
+            <w:r>
+              <w:rPr>
+                <w:color w:val="000000"/>
+                <w:sz w:val="18"/>
+                <w:szCs w:val="18"/>
+              </w:rPr>
+              <w:t xml:space="preserve"> </w:t>
+            </w:r>
+            <w:proofErr w:type="spellStart"/>
+            <w:r>
+              <w:rPr>
+                <w:color w:val="000000"/>
+                <w:sz w:val="18"/>
+                <w:szCs w:val="18"/>
+              </w:rPr>
+              <w:t>pelanggan</w:t>
+            </w:r>
+            <w:proofErr w:type="spellEnd"/>
+            <w:r>
+              <w:rPr>
+                <w:color w:val="000000"/>
+                <w:sz w:val="18"/>
+                <w:szCs w:val="18"/>
+              </w:rPr>
+              <w:t xml:space="preserve"> </w:t>
+            </w:r>
+            <w:proofErr w:type="spellStart"/>
+            <w:r>
+              <w:rPr>
+                <w:color w:val="000000"/>
+                <w:sz w:val="18"/>
+                <w:szCs w:val="18"/>
+              </w:rPr>
+              <w:t>langsung</w:t>
+            </w:r>
+            <w:proofErr w:type="spellEnd"/>
+            <w:r>
+              <w:rPr>
+                <w:color w:val="000000"/>
+                <w:sz w:val="18"/>
+                <w:szCs w:val="18"/>
+              </w:rPr>
+              <w:t xml:space="preserve"> </w:t>
+            </w:r>
+            <w:proofErr w:type="spellStart"/>
+            <w:r>
+              <w:rPr>
+                <w:color w:val="000000"/>
+                <w:sz w:val="18"/>
+                <w:szCs w:val="18"/>
+              </w:rPr>
+              <w:t>tampil</w:t>
+            </w:r>
+            <w:proofErr w:type="spellEnd"/>
+            <w:r>
+              <w:rPr>
+                <w:color w:val="000000"/>
+                <w:sz w:val="18"/>
+                <w:szCs w:val="18"/>
+              </w:rPr>
+              <w:t xml:space="preserve"> di dashboard dan status </w:t>
             </w:r>
             <w:proofErr w:type="spellStart"/>
             <w:r>
@@ -25600,34 +22534,16 @@
                 <w:sz w:val="18"/>
                 <w:szCs w:val="18"/>
               </w:rPr>
-              <w:t>dikonfigurasi</w:t>
-            </w:r>
-            <w:proofErr w:type="spellEnd"/>
-            <w:r>
-              <w:rPr>
-                <w:color w:val="000000"/>
-                <w:sz w:val="18"/>
-                <w:szCs w:val="18"/>
-              </w:rPr>
-              <w:t xml:space="preserve"> </w:t>
-            </w:r>
-            <w:proofErr w:type="spellStart"/>
-            <w:r>
-              <w:rPr>
-                <w:color w:val="000000"/>
-                <w:sz w:val="18"/>
-                <w:szCs w:val="18"/>
-              </w:rPr>
-              <w:t>sesuai</w:t>
-            </w:r>
-            <w:proofErr w:type="spellEnd"/>
-            <w:r>
-              <w:rPr>
-                <w:color w:val="000000"/>
-                <w:sz w:val="18"/>
-                <w:szCs w:val="18"/>
-              </w:rPr>
-              <w:t xml:space="preserve"> environment.</w:t>
+              <w:t>diperbarui</w:t>
+            </w:r>
+            <w:proofErr w:type="spellEnd"/>
+            <w:r>
+              <w:rPr>
+                <w:color w:val="000000"/>
+                <w:sz w:val="18"/>
+                <w:szCs w:val="18"/>
+              </w:rPr>
+              <w:t>.</w:t>
             </w:r>
           </w:p>
         </w:tc>
@@ -25650,139 +22566,148 @@
             <w:vAlign w:val="center"/>
           </w:tcPr>
           <w:p>
-            <w:proofErr w:type="spellStart"/>
-            <w:r>
-              <w:rPr>
-                <w:color w:val="000000"/>
-                <w:sz w:val="18"/>
-                <w:szCs w:val="18"/>
-              </w:rPr>
-              <w:t>Ditemukan</w:t>
-            </w:r>
-            <w:proofErr w:type="spellEnd"/>
-            <w:r>
-              <w:rPr>
-                <w:color w:val="000000"/>
-                <w:sz w:val="18"/>
-                <w:szCs w:val="18"/>
-              </w:rPr>
-              <w:t xml:space="preserve"> hardcoded Server Key </w:t>
-            </w:r>
-            <w:proofErr w:type="spellStart"/>
-            <w:r>
-              <w:rPr>
-                <w:color w:val="000000"/>
-                <w:sz w:val="18"/>
-                <w:szCs w:val="18"/>
-              </w:rPr>
-              <w:t>Mi</w:t>
-            </w:r>
-            <w:r>
-              <w:rPr>
-                <w:color w:val="000000"/>
-                <w:sz w:val="18"/>
-                <w:szCs w:val="18"/>
-              </w:rPr>
-              <w:t>dtrans</w:t>
-            </w:r>
-            <w:proofErr w:type="spellEnd"/>
-            <w:r>
-              <w:rPr>
-                <w:color w:val="000000"/>
-                <w:sz w:val="18"/>
-                <w:szCs w:val="18"/>
-              </w:rPr>
-              <w:t xml:space="preserve"> dan base URL backend </w:t>
-            </w:r>
-            <w:proofErr w:type="spellStart"/>
-            <w:r>
-              <w:rPr>
-                <w:color w:val="000000"/>
-                <w:sz w:val="18"/>
-                <w:szCs w:val="18"/>
-              </w:rPr>
-              <w:t>berupa</w:t>
-            </w:r>
-            <w:proofErr w:type="spellEnd"/>
-            <w:r>
-              <w:rPr>
-                <w:color w:val="000000"/>
-                <w:sz w:val="18"/>
-                <w:szCs w:val="18"/>
-              </w:rPr>
-              <w:t xml:space="preserve"> IP statis — </w:t>
-            </w:r>
-            <w:proofErr w:type="spellStart"/>
-            <w:r>
-              <w:rPr>
-                <w:color w:val="000000"/>
-                <w:sz w:val="18"/>
-                <w:szCs w:val="18"/>
-              </w:rPr>
-              <w:t>belum</w:t>
-            </w:r>
-            <w:proofErr w:type="spellEnd"/>
-            <w:r>
-              <w:rPr>
-                <w:color w:val="000000"/>
-                <w:sz w:val="18"/>
-                <w:szCs w:val="18"/>
-              </w:rPr>
-              <w:t xml:space="preserve"> </w:t>
-            </w:r>
-            <w:proofErr w:type="spellStart"/>
-            <w:r>
-              <w:rPr>
-                <w:color w:val="000000"/>
-                <w:sz w:val="18"/>
-                <w:szCs w:val="18"/>
-              </w:rPr>
-              <w:t>siap</w:t>
-            </w:r>
-            <w:proofErr w:type="spellEnd"/>
-            <w:r>
-              <w:rPr>
-                <w:color w:val="000000"/>
-                <w:sz w:val="18"/>
-                <w:szCs w:val="18"/>
-              </w:rPr>
-              <w:t xml:space="preserve"> </w:t>
-            </w:r>
-            <w:proofErr w:type="spellStart"/>
-            <w:r>
-              <w:rPr>
-                <w:color w:val="000000"/>
-                <w:sz w:val="18"/>
-                <w:szCs w:val="18"/>
-              </w:rPr>
-              <w:t>untuk</w:t>
-            </w:r>
-            <w:proofErr w:type="spellEnd"/>
-            <w:r>
-              <w:rPr>
-                <w:color w:val="000000"/>
-                <w:sz w:val="18"/>
-                <w:szCs w:val="18"/>
-              </w:rPr>
-              <w:t xml:space="preserve"> </w:t>
-            </w:r>
-            <w:r>
-              <w:rPr>
-                <w:color w:val="000000"/>
-                <w:sz w:val="18"/>
-                <w:szCs w:val="18"/>
-              </w:rPr>
-              <w:lastRenderedPageBreak/>
-              <w:t xml:space="preserve">deployment </w:t>
-            </w:r>
-            <w:proofErr w:type="spellStart"/>
-            <w:r>
-              <w:rPr>
-                <w:color w:val="000000"/>
-                <w:sz w:val="18"/>
-                <w:szCs w:val="18"/>
-              </w:rPr>
-              <w:t>produksi</w:t>
+            <w:r>
+              <w:rPr>
+                <w:color w:val="000000"/>
+                <w:sz w:val="18"/>
+                <w:szCs w:val="18"/>
+              </w:rPr>
+              <w:t xml:space="preserve">Karena order </w:t>
+            </w:r>
+            <w:proofErr w:type="spellStart"/>
+            <w:r>
+              <w:rPr>
+                <w:color w:val="000000"/>
+                <w:sz w:val="18"/>
+                <w:szCs w:val="18"/>
+              </w:rPr>
+              <w:t>tersimpan</w:t>
+            </w:r>
+            <w:proofErr w:type="spellEnd"/>
+            <w:r>
+              <w:rPr>
+                <w:color w:val="000000"/>
+                <w:sz w:val="18"/>
+                <w:szCs w:val="18"/>
+              </w:rPr>
+              <w:t xml:space="preserve"> </w:t>
+            </w:r>
+            <w:proofErr w:type="spellStart"/>
+            <w:r>
+              <w:rPr>
+                <w:color w:val="000000"/>
+                <w:sz w:val="18"/>
+                <w:szCs w:val="18"/>
+              </w:rPr>
+              <w:t>lokal</w:t>
+            </w:r>
+            <w:proofErr w:type="spellEnd"/>
+            <w:r>
+              <w:rPr>
+                <w:color w:val="000000"/>
+                <w:sz w:val="18"/>
+                <w:szCs w:val="18"/>
+              </w:rPr>
+              <w:t xml:space="preserve"> di </w:t>
+            </w:r>
+            <w:proofErr w:type="spellStart"/>
+            <w:r>
+              <w:rPr>
+                <w:color w:val="000000"/>
+                <w:sz w:val="18"/>
+                <w:szCs w:val="18"/>
+              </w:rPr>
+              <w:t>perangkat</w:t>
+            </w:r>
+            <w:proofErr w:type="spellEnd"/>
+            <w:r>
+              <w:rPr>
+                <w:color w:val="000000"/>
+                <w:sz w:val="18"/>
+                <w:szCs w:val="18"/>
+              </w:rPr>
+              <w:t xml:space="preserve"> </w:t>
+            </w:r>
+            <w:proofErr w:type="spellStart"/>
+            <w:r>
+              <w:rPr>
+                <w:color w:val="000000"/>
+                <w:sz w:val="18"/>
+                <w:szCs w:val="18"/>
+              </w:rPr>
+              <w:t>pelanggan</w:t>
+            </w:r>
+            <w:proofErr w:type="spellEnd"/>
+            <w:r>
+              <w:rPr>
+                <w:color w:val="000000"/>
+                <w:sz w:val="18"/>
+                <w:szCs w:val="18"/>
+              </w:rPr>
+              <w:t xml:space="preserve">, order </w:t>
+            </w:r>
+            <w:proofErr w:type="spellStart"/>
+            <w:r>
+              <w:rPr>
+                <w:color w:val="000000"/>
+                <w:sz w:val="18"/>
+                <w:szCs w:val="18"/>
+              </w:rPr>
+              <w:t>tidak</w:t>
+            </w:r>
+            <w:proofErr w:type="spellEnd"/>
+            <w:r>
+              <w:rPr>
+                <w:color w:val="000000"/>
+                <w:sz w:val="18"/>
+                <w:szCs w:val="18"/>
+              </w:rPr>
+              <w:t xml:space="preserve"> </w:t>
+            </w:r>
+            <w:proofErr w:type="spellStart"/>
+            <w:r>
+              <w:rPr>
+                <w:color w:val="000000"/>
+                <w:sz w:val="18"/>
+                <w:szCs w:val="18"/>
+              </w:rPr>
+              <w:t>muncul</w:t>
+            </w:r>
+            <w:proofErr w:type="spellEnd"/>
+            <w:r>
+              <w:rPr>
+                <w:color w:val="000000"/>
+                <w:sz w:val="18"/>
+                <w:szCs w:val="18"/>
+              </w:rPr>
+              <w:t xml:space="preserve"> di dashboard admin pada </w:t>
+            </w:r>
+            <w:proofErr w:type="spellStart"/>
+            <w:r>
+              <w:rPr>
+                <w:color w:val="000000"/>
+                <w:sz w:val="18"/>
+                <w:szCs w:val="18"/>
+              </w:rPr>
+              <w:t>perangkat</w:t>
+            </w:r>
+            <w:proofErr w:type="spellEnd"/>
+            <w:r>
+              <w:rPr>
+                <w:color w:val="000000"/>
+                <w:sz w:val="18"/>
+                <w:szCs w:val="18"/>
+              </w:rPr>
+              <w:t xml:space="preserve"> </w:t>
+            </w:r>
+            <w:proofErr w:type="spellStart"/>
+            <w:r>
+              <w:rPr>
+                <w:color w:val="000000"/>
+                <w:sz w:val="18"/>
+                <w:szCs w:val="18"/>
+              </w:rPr>
+              <w:t>berbeda</w:t>
             </w:r>
             <w:proofErr w:type="spellEnd"/>
             <w:r>
@@ -25804,7 +22729,46 @@
               <w:bottom w:val="single" w:sz="1" w:space="0" w:color="CCCCCC"/>
               <w:right w:val="single" w:sz="1" w:space="0" w:color="CCCCCC"/>
             </w:tcBorders>
-            <w:shd w:val="clear" w:color="auto" w:fill="FEE2E2"/>
+            <w:shd w:val="clear" w:color="auto" w:fill="DCFCE7"/>
+            <w:tcMar>
+              <w:top w:w="80" w:type="dxa"/>
+              <w:left w:w="100" w:type="dxa"/>
+              <w:bottom w:w="80" w:type="dxa"/>
+              <w:right w:w="100" w:type="dxa"/>
+            </w:tcMar>
+            <w:vAlign w:val="center"/>
+          </w:tcPr>
+          <w:p>
+            <w:pPr>
+              <w:jc w:val="center"/>
+              <w:rPr>
+                <w:color w:val="385623" w:themeColor="accent6" w:themeShade="80"/>
+              </w:rPr>
+            </w:pPr>
+            <w:r>
+              <w:rPr>
+                <w:b/>
+                <w:bCs/>
+                <w:color w:val="385623" w:themeColor="accent6" w:themeShade="80"/>
+                <w:sz w:val="18"/>
+                <w:szCs w:val="18"/>
+              </w:rPr>
+              <w:t>PASS</w:t>
+            </w:r>
+          </w:p>
+        </w:tc>
+      </w:tr>
+      <w:tr>
+        <w:tc>
+          <w:tcPr>
+            <w:tcW w:w="700" w:type="dxa"/>
+            <w:tcBorders>
+              <w:top w:val="single" w:sz="1" w:space="0" w:color="CCCCCC"/>
+              <w:left w:val="single" w:sz="1" w:space="0" w:color="CCCCCC"/>
+              <w:bottom w:val="single" w:sz="1" w:space="0" w:color="CCCCCC"/>
+              <w:right w:val="single" w:sz="1" w:space="0" w:color="CCCCCC"/>
+            </w:tcBorders>
+            <w:shd w:val="clear" w:color="auto" w:fill="FFFFFF"/>
             <w:tcMar>
               <w:top w:w="80" w:type="dxa"/>
               <w:left w:w="100" w:type="dxa"/>
@@ -25819,18 +22783,2350 @@
             </w:pPr>
             <w:r>
               <w:rPr>
+                <w:color w:val="000000"/>
+                <w:sz w:val="18"/>
+                <w:szCs w:val="18"/>
+              </w:rPr>
+              <w:t>3</w:t>
+            </w:r>
+          </w:p>
+        </w:tc>
+        <w:tc>
+          <w:tcPr>
+            <w:tcW w:w="1900" w:type="dxa"/>
+            <w:tcBorders>
+              <w:top w:val="single" w:sz="1" w:space="0" w:color="CCCCCC"/>
+              <w:left w:val="single" w:sz="1" w:space="0" w:color="CCCCCC"/>
+              <w:bottom w:val="single" w:sz="1" w:space="0" w:color="CCCCCC"/>
+              <w:right w:val="single" w:sz="1" w:space="0" w:color="CCCCCC"/>
+            </w:tcBorders>
+            <w:shd w:val="clear" w:color="auto" w:fill="FFFFFF"/>
+            <w:tcMar>
+              <w:top w:w="80" w:type="dxa"/>
+              <w:left w:w="100" w:type="dxa"/>
+              <w:bottom w:w="80" w:type="dxa"/>
+              <w:right w:w="100" w:type="dxa"/>
+            </w:tcMar>
+            <w:vAlign w:val="center"/>
+          </w:tcPr>
+          <w:p>
+            <w:r>
+              <w:rPr>
                 <w:b/>
                 <w:bCs/>
-                <w:color w:val="991B1B"/>
-                <w:sz w:val="18"/>
-                <w:szCs w:val="18"/>
-              </w:rPr>
-              <w:lastRenderedPageBreak/>
-              <w:t>FAIL</w:t>
+                <w:color w:val="000000"/>
+                <w:sz w:val="18"/>
+                <w:szCs w:val="18"/>
+              </w:rPr>
+              <w:t>Alur Admin: Kelola Menu (</w:t>
+            </w:r>
+            <w:proofErr w:type="spellStart"/>
+            <w:r>
+              <w:rPr>
+                <w:b/>
+                <w:bCs/>
+                <w:color w:val="000000"/>
+                <w:sz w:val="18"/>
+                <w:szCs w:val="18"/>
+              </w:rPr>
+              <w:t>Tambah</w:t>
+            </w:r>
+            <w:proofErr w:type="spellEnd"/>
+            <w:r>
+              <w:rPr>
+                <w:b/>
+                <w:bCs/>
+                <w:color w:val="000000"/>
+                <w:sz w:val="18"/>
+                <w:szCs w:val="18"/>
+              </w:rPr>
+              <w:t>/</w:t>
+            </w:r>
+            <w:proofErr w:type="spellStart"/>
+            <w:r>
+              <w:rPr>
+                <w:b/>
+                <w:bCs/>
+                <w:color w:val="000000"/>
+                <w:sz w:val="18"/>
+                <w:szCs w:val="18"/>
+              </w:rPr>
+              <w:t>Hapus</w:t>
+            </w:r>
+            <w:proofErr w:type="spellEnd"/>
+            <w:r>
+              <w:rPr>
+                <w:b/>
+                <w:bCs/>
+                <w:color w:val="000000"/>
+                <w:sz w:val="18"/>
+                <w:szCs w:val="18"/>
+              </w:rPr>
+              <w:t>)</w:t>
+            </w:r>
+          </w:p>
+        </w:tc>
+        <w:tc>
+          <w:tcPr>
+            <w:tcW w:w="1900" w:type="dxa"/>
+            <w:tcBorders>
+              <w:top w:val="single" w:sz="1" w:space="0" w:color="CCCCCC"/>
+              <w:left w:val="single" w:sz="1" w:space="0" w:color="CCCCCC"/>
+              <w:bottom w:val="single" w:sz="1" w:space="0" w:color="CCCCCC"/>
+              <w:right w:val="single" w:sz="1" w:space="0" w:color="CCCCCC"/>
+            </w:tcBorders>
+            <w:shd w:val="clear" w:color="auto" w:fill="FFFFFF"/>
+            <w:tcMar>
+              <w:top w:w="80" w:type="dxa"/>
+              <w:left w:w="100" w:type="dxa"/>
+              <w:bottom w:w="80" w:type="dxa"/>
+              <w:right w:w="100" w:type="dxa"/>
+            </w:tcMar>
+            <w:vAlign w:val="center"/>
+          </w:tcPr>
+          <w:p>
+            <w:r>
+              <w:rPr>
+                <w:color w:val="000000"/>
+                <w:sz w:val="18"/>
+                <w:szCs w:val="18"/>
+              </w:rPr>
+              <w:t xml:space="preserve">Admin </w:t>
+            </w:r>
+            <w:proofErr w:type="spellStart"/>
+            <w:r>
+              <w:rPr>
+                <w:color w:val="000000"/>
+                <w:sz w:val="18"/>
+                <w:szCs w:val="18"/>
+              </w:rPr>
+              <w:t>menambah</w:t>
+            </w:r>
+            <w:proofErr w:type="spellEnd"/>
+            <w:r>
+              <w:rPr>
+                <w:color w:val="000000"/>
+                <w:sz w:val="18"/>
+                <w:szCs w:val="18"/>
+              </w:rPr>
+              <w:t xml:space="preserve"> dan </w:t>
+            </w:r>
+            <w:proofErr w:type="spellStart"/>
+            <w:r>
+              <w:rPr>
+                <w:color w:val="000000"/>
+                <w:sz w:val="18"/>
+                <w:szCs w:val="18"/>
+              </w:rPr>
+              <w:t>menghapus</w:t>
+            </w:r>
+            <w:proofErr w:type="spellEnd"/>
+            <w:r>
+              <w:rPr>
+                <w:color w:val="000000"/>
+                <w:sz w:val="18"/>
+                <w:szCs w:val="18"/>
+              </w:rPr>
+              <w:t xml:space="preserve"> item menu </w:t>
+            </w:r>
+            <w:proofErr w:type="spellStart"/>
+            <w:r>
+              <w:rPr>
+                <w:color w:val="000000"/>
+                <w:sz w:val="18"/>
+                <w:szCs w:val="18"/>
+              </w:rPr>
+              <w:t>dari</w:t>
+            </w:r>
+            <w:proofErr w:type="spellEnd"/>
+            <w:r>
+              <w:rPr>
+                <w:color w:val="000000"/>
+                <w:sz w:val="18"/>
+                <w:szCs w:val="18"/>
+              </w:rPr>
+              <w:t xml:space="preserve"> Menu Management.</w:t>
+            </w:r>
+          </w:p>
+        </w:tc>
+        <w:tc>
+          <w:tcPr>
+            <w:tcW w:w="1700" w:type="dxa"/>
+            <w:tcBorders>
+              <w:top w:val="single" w:sz="1" w:space="0" w:color="CCCCCC"/>
+              <w:left w:val="single" w:sz="1" w:space="0" w:color="CCCCCC"/>
+              <w:bottom w:val="single" w:sz="1" w:space="0" w:color="CCCCCC"/>
+              <w:right w:val="single" w:sz="1" w:space="0" w:color="CCCCCC"/>
+            </w:tcBorders>
+            <w:shd w:val="clear" w:color="auto" w:fill="FFFFFF"/>
+            <w:tcMar>
+              <w:top w:w="80" w:type="dxa"/>
+              <w:left w:w="100" w:type="dxa"/>
+              <w:bottom w:w="80" w:type="dxa"/>
+              <w:right w:w="100" w:type="dxa"/>
+            </w:tcMar>
+            <w:vAlign w:val="center"/>
+          </w:tcPr>
+          <w:p>
+            <w:proofErr w:type="spellStart"/>
+            <w:r>
+              <w:rPr>
+                <w:color w:val="000000"/>
+                <w:sz w:val="18"/>
+                <w:szCs w:val="18"/>
+              </w:rPr>
+              <w:t>Perubahan</w:t>
+            </w:r>
+            <w:proofErr w:type="spellEnd"/>
+            <w:r>
+              <w:rPr>
+                <w:color w:val="000000"/>
+                <w:sz w:val="18"/>
+                <w:szCs w:val="18"/>
+              </w:rPr>
+              <w:t xml:space="preserve"> menu </w:t>
+            </w:r>
+            <w:proofErr w:type="spellStart"/>
+            <w:r>
+              <w:rPr>
+                <w:color w:val="000000"/>
+                <w:sz w:val="18"/>
+                <w:szCs w:val="18"/>
+              </w:rPr>
+              <w:t>langsung</w:t>
+            </w:r>
+            <w:proofErr w:type="spellEnd"/>
+            <w:r>
+              <w:rPr>
+                <w:color w:val="000000"/>
+                <w:sz w:val="18"/>
+                <w:szCs w:val="18"/>
+              </w:rPr>
+              <w:t xml:space="preserve"> </w:t>
+            </w:r>
+            <w:proofErr w:type="spellStart"/>
+            <w:r>
+              <w:rPr>
+                <w:color w:val="000000"/>
+                <w:sz w:val="18"/>
+                <w:szCs w:val="18"/>
+              </w:rPr>
+              <w:t>terlihat</w:t>
+            </w:r>
+            <w:proofErr w:type="spellEnd"/>
+            <w:r>
+              <w:rPr>
+                <w:color w:val="000000"/>
+                <w:sz w:val="18"/>
+                <w:szCs w:val="18"/>
+              </w:rPr>
+              <w:t xml:space="preserve"> oleh </w:t>
+            </w:r>
+            <w:proofErr w:type="spellStart"/>
+            <w:r>
+              <w:rPr>
+                <w:color w:val="000000"/>
+                <w:sz w:val="18"/>
+                <w:szCs w:val="18"/>
+              </w:rPr>
+              <w:t>pelanggan</w:t>
+            </w:r>
+            <w:proofErr w:type="spellEnd"/>
+            <w:r>
+              <w:rPr>
+                <w:color w:val="000000"/>
+                <w:sz w:val="18"/>
+                <w:szCs w:val="18"/>
+              </w:rPr>
+              <w:t xml:space="preserve"> </w:t>
+            </w:r>
+            <w:proofErr w:type="spellStart"/>
+            <w:r>
+              <w:rPr>
+                <w:color w:val="000000"/>
+                <w:sz w:val="18"/>
+                <w:szCs w:val="18"/>
+              </w:rPr>
+              <w:t>setelah</w:t>
+            </w:r>
+            <w:proofErr w:type="spellEnd"/>
+            <w:r>
+              <w:rPr>
+                <w:color w:val="000000"/>
+                <w:sz w:val="18"/>
+                <w:szCs w:val="18"/>
+              </w:rPr>
+              <w:t xml:space="preserve"> refresh.</w:t>
+            </w:r>
+          </w:p>
+        </w:tc>
+        <w:tc>
+          <w:tcPr>
+            <w:tcW w:w="1660" w:type="dxa"/>
+            <w:tcBorders>
+              <w:top w:val="single" w:sz="1" w:space="0" w:color="CCCCCC"/>
+              <w:left w:val="single" w:sz="1" w:space="0" w:color="CCCCCC"/>
+              <w:bottom w:val="single" w:sz="1" w:space="0" w:color="CCCCCC"/>
+              <w:right w:val="single" w:sz="1" w:space="0" w:color="CCCCCC"/>
+            </w:tcBorders>
+            <w:shd w:val="clear" w:color="auto" w:fill="FFFFFF"/>
+            <w:tcMar>
+              <w:top w:w="80" w:type="dxa"/>
+              <w:left w:w="100" w:type="dxa"/>
+              <w:bottom w:w="80" w:type="dxa"/>
+              <w:right w:w="100" w:type="dxa"/>
+            </w:tcMar>
+            <w:vAlign w:val="center"/>
+          </w:tcPr>
+          <w:p>
+            <w:proofErr w:type="spellStart"/>
+            <w:r>
+              <w:rPr>
+                <w:color w:val="000000"/>
+                <w:sz w:val="18"/>
+                <w:szCs w:val="18"/>
+              </w:rPr>
+              <w:t>Perubahan</w:t>
+            </w:r>
+            <w:proofErr w:type="spellEnd"/>
+            <w:r>
+              <w:rPr>
+                <w:color w:val="000000"/>
+                <w:sz w:val="18"/>
+                <w:szCs w:val="18"/>
+              </w:rPr>
+              <w:t xml:space="preserve"> </w:t>
+            </w:r>
+            <w:proofErr w:type="spellStart"/>
+            <w:r>
+              <w:rPr>
+                <w:color w:val="000000"/>
+                <w:sz w:val="18"/>
+                <w:szCs w:val="18"/>
+              </w:rPr>
+              <w:t>tersimpan</w:t>
+            </w:r>
+            <w:proofErr w:type="spellEnd"/>
+            <w:r>
+              <w:rPr>
+                <w:color w:val="000000"/>
+                <w:sz w:val="18"/>
+                <w:szCs w:val="18"/>
+              </w:rPr>
+              <w:t xml:space="preserve"> </w:t>
+            </w:r>
+            <w:proofErr w:type="spellStart"/>
+            <w:r>
+              <w:rPr>
+                <w:color w:val="000000"/>
+                <w:sz w:val="18"/>
+                <w:szCs w:val="18"/>
+              </w:rPr>
+              <w:t>secara</w:t>
+            </w:r>
+            <w:proofErr w:type="spellEnd"/>
+            <w:r>
+              <w:rPr>
+                <w:color w:val="000000"/>
+                <w:sz w:val="18"/>
+                <w:szCs w:val="18"/>
+              </w:rPr>
+              <w:t xml:space="preserve"> </w:t>
+            </w:r>
+            <w:proofErr w:type="spellStart"/>
+            <w:r>
+              <w:rPr>
+                <w:color w:val="000000"/>
+                <w:sz w:val="18"/>
+                <w:szCs w:val="18"/>
+              </w:rPr>
+              <w:t>lokal</w:t>
+            </w:r>
+            <w:proofErr w:type="spellEnd"/>
+            <w:r>
+              <w:rPr>
+                <w:color w:val="000000"/>
+                <w:sz w:val="18"/>
+                <w:szCs w:val="18"/>
+              </w:rPr>
+              <w:t xml:space="preserve"> </w:t>
+            </w:r>
+            <w:proofErr w:type="spellStart"/>
+            <w:r>
+              <w:rPr>
+                <w:color w:val="000000"/>
+                <w:sz w:val="18"/>
+                <w:szCs w:val="18"/>
+              </w:rPr>
+              <w:t>saja</w:t>
+            </w:r>
+            <w:proofErr w:type="spellEnd"/>
+            <w:r>
+              <w:rPr>
+                <w:color w:val="000000"/>
+                <w:sz w:val="18"/>
+                <w:szCs w:val="18"/>
+              </w:rPr>
+              <w:t xml:space="preserve"> </w:t>
+            </w:r>
+            <w:proofErr w:type="spellStart"/>
+            <w:r>
+              <w:rPr>
+                <w:color w:val="000000"/>
+                <w:sz w:val="18"/>
+                <w:szCs w:val="18"/>
+              </w:rPr>
+              <w:t>akibat</w:t>
+            </w:r>
+            <w:proofErr w:type="spellEnd"/>
+            <w:r>
+              <w:rPr>
+                <w:color w:val="000000"/>
+                <w:sz w:val="18"/>
+                <w:szCs w:val="18"/>
+              </w:rPr>
+              <w:t xml:space="preserve"> endpoint /</w:t>
+            </w:r>
+            <w:proofErr w:type="spellStart"/>
+            <w:r>
+              <w:rPr>
+                <w:color w:val="000000"/>
+                <w:sz w:val="18"/>
+                <w:szCs w:val="18"/>
+              </w:rPr>
+              <w:t>api</w:t>
+            </w:r>
+            <w:proofErr w:type="spellEnd"/>
+            <w:r>
+              <w:rPr>
+                <w:color w:val="000000"/>
+                <w:sz w:val="18"/>
+                <w:szCs w:val="18"/>
+              </w:rPr>
+              <w:t xml:space="preserve">/menus </w:t>
+            </w:r>
+            <w:proofErr w:type="spellStart"/>
+            <w:r>
+              <w:rPr>
+                <w:color w:val="000000"/>
+                <w:sz w:val="18"/>
+                <w:szCs w:val="18"/>
+              </w:rPr>
+              <w:t>belum</w:t>
+            </w:r>
+            <w:proofErr w:type="spellEnd"/>
+            <w:r>
+              <w:rPr>
+                <w:color w:val="000000"/>
+                <w:sz w:val="18"/>
+                <w:szCs w:val="18"/>
+              </w:rPr>
+              <w:t xml:space="preserve"> </w:t>
+            </w:r>
+            <w:proofErr w:type="spellStart"/>
+            <w:r>
+              <w:rPr>
+                <w:color w:val="000000"/>
+                <w:sz w:val="18"/>
+                <w:szCs w:val="18"/>
+              </w:rPr>
+              <w:t>terdaftar</w:t>
+            </w:r>
+            <w:proofErr w:type="spellEnd"/>
+            <w:r>
+              <w:rPr>
+                <w:color w:val="000000"/>
+                <w:sz w:val="18"/>
+                <w:szCs w:val="18"/>
+              </w:rPr>
+              <w:t xml:space="preserve">; </w:t>
+            </w:r>
+            <w:proofErr w:type="spellStart"/>
+            <w:r>
+              <w:rPr>
+                <w:color w:val="000000"/>
+                <w:sz w:val="18"/>
+                <w:szCs w:val="18"/>
+              </w:rPr>
+              <w:t>pelanggan</w:t>
+            </w:r>
+            <w:proofErr w:type="spellEnd"/>
+            <w:r>
+              <w:rPr>
+                <w:color w:val="000000"/>
+                <w:sz w:val="18"/>
+                <w:szCs w:val="18"/>
+              </w:rPr>
+              <w:t xml:space="preserve"> di </w:t>
+            </w:r>
+            <w:proofErr w:type="spellStart"/>
+            <w:r>
+              <w:rPr>
+                <w:color w:val="000000"/>
+                <w:sz w:val="18"/>
+                <w:szCs w:val="18"/>
+              </w:rPr>
+              <w:t>perangkat</w:t>
+            </w:r>
+            <w:proofErr w:type="spellEnd"/>
+            <w:r>
+              <w:rPr>
+                <w:color w:val="000000"/>
+                <w:sz w:val="18"/>
+                <w:szCs w:val="18"/>
+              </w:rPr>
+              <w:t xml:space="preserve"> lain </w:t>
+            </w:r>
+            <w:proofErr w:type="spellStart"/>
+            <w:r>
+              <w:rPr>
+                <w:color w:val="000000"/>
+                <w:sz w:val="18"/>
+                <w:szCs w:val="18"/>
+              </w:rPr>
+              <w:t>tidak</w:t>
+            </w:r>
+            <w:proofErr w:type="spellEnd"/>
+            <w:r>
+              <w:rPr>
+                <w:color w:val="000000"/>
+                <w:sz w:val="18"/>
+                <w:szCs w:val="18"/>
+              </w:rPr>
+              <w:t xml:space="preserve"> </w:t>
+            </w:r>
+            <w:proofErr w:type="spellStart"/>
+            <w:r>
+              <w:rPr>
+                <w:color w:val="000000"/>
+                <w:sz w:val="18"/>
+                <w:szCs w:val="18"/>
+              </w:rPr>
+              <w:t>melihat</w:t>
+            </w:r>
+            <w:proofErr w:type="spellEnd"/>
+            <w:r>
+              <w:rPr>
+                <w:color w:val="000000"/>
+                <w:sz w:val="18"/>
+                <w:szCs w:val="18"/>
+              </w:rPr>
+              <w:t xml:space="preserve"> </w:t>
+            </w:r>
+            <w:proofErr w:type="spellStart"/>
+            <w:r>
+              <w:rPr>
+                <w:color w:val="000000"/>
+                <w:sz w:val="18"/>
+                <w:szCs w:val="18"/>
+              </w:rPr>
+              <w:t>perubahan</w:t>
+            </w:r>
+            <w:proofErr w:type="spellEnd"/>
+            <w:r>
+              <w:rPr>
+                <w:color w:val="000000"/>
+                <w:sz w:val="18"/>
+                <w:szCs w:val="18"/>
+              </w:rPr>
+              <w:t>.</w:t>
+            </w:r>
+          </w:p>
+        </w:tc>
+        <w:tc>
+          <w:tcPr>
+            <w:tcW w:w="1400" w:type="dxa"/>
+            <w:tcBorders>
+              <w:top w:val="single" w:sz="1" w:space="0" w:color="CCCCCC"/>
+              <w:left w:val="single" w:sz="1" w:space="0" w:color="CCCCCC"/>
+              <w:bottom w:val="single" w:sz="1" w:space="0" w:color="CCCCCC"/>
+              <w:right w:val="single" w:sz="1" w:space="0" w:color="CCCCCC"/>
+            </w:tcBorders>
+            <w:shd w:val="clear" w:color="auto" w:fill="DCFCE7"/>
+            <w:tcMar>
+              <w:top w:w="80" w:type="dxa"/>
+              <w:left w:w="100" w:type="dxa"/>
+              <w:bottom w:w="80" w:type="dxa"/>
+              <w:right w:w="100" w:type="dxa"/>
+            </w:tcMar>
+            <w:vAlign w:val="center"/>
+          </w:tcPr>
+          <w:p>
+            <w:pPr>
+              <w:jc w:val="center"/>
+              <w:rPr>
+                <w:color w:val="385623" w:themeColor="accent6" w:themeShade="80"/>
+              </w:rPr>
+            </w:pPr>
+            <w:r>
+              <w:rPr>
+                <w:b/>
+                <w:bCs/>
+                <w:color w:val="385623" w:themeColor="accent6" w:themeShade="80"/>
+                <w:sz w:val="18"/>
+                <w:szCs w:val="18"/>
+              </w:rPr>
+              <w:t>PASS</w:t>
             </w:r>
           </w:p>
         </w:tc>
       </w:tr>
+      <w:tr>
+        <w:tc>
+          <w:tcPr>
+            <w:tcW w:w="700" w:type="dxa"/>
+            <w:tcBorders>
+              <w:top w:val="single" w:sz="1" w:space="0" w:color="CCCCCC"/>
+              <w:left w:val="single" w:sz="1" w:space="0" w:color="CCCCCC"/>
+              <w:bottom w:val="single" w:sz="1" w:space="0" w:color="CCCCCC"/>
+              <w:right w:val="single" w:sz="1" w:space="0" w:color="CCCCCC"/>
+            </w:tcBorders>
+            <w:shd w:val="clear" w:color="auto" w:fill="FFFFFF"/>
+            <w:tcMar>
+              <w:top w:w="80" w:type="dxa"/>
+              <w:left w:w="100" w:type="dxa"/>
+              <w:bottom w:w="80" w:type="dxa"/>
+              <w:right w:w="100" w:type="dxa"/>
+            </w:tcMar>
+            <w:vAlign w:val="center"/>
+          </w:tcPr>
+          <w:p>
+            <w:pPr>
+              <w:jc w:val="center"/>
+            </w:pPr>
+            <w:r>
+              <w:rPr>
+                <w:color w:val="000000"/>
+                <w:sz w:val="18"/>
+                <w:szCs w:val="18"/>
+              </w:rPr>
+              <w:t>4</w:t>
+            </w:r>
+          </w:p>
+        </w:tc>
+        <w:tc>
+          <w:tcPr>
+            <w:tcW w:w="1900" w:type="dxa"/>
+            <w:tcBorders>
+              <w:top w:val="single" w:sz="1" w:space="0" w:color="CCCCCC"/>
+              <w:left w:val="single" w:sz="1" w:space="0" w:color="CCCCCC"/>
+              <w:bottom w:val="single" w:sz="1" w:space="0" w:color="CCCCCC"/>
+              <w:right w:val="single" w:sz="1" w:space="0" w:color="CCCCCC"/>
+            </w:tcBorders>
+            <w:shd w:val="clear" w:color="auto" w:fill="FFFFFF"/>
+            <w:tcMar>
+              <w:top w:w="80" w:type="dxa"/>
+              <w:left w:w="100" w:type="dxa"/>
+              <w:bottom w:w="80" w:type="dxa"/>
+              <w:right w:w="100" w:type="dxa"/>
+            </w:tcMar>
+            <w:vAlign w:val="center"/>
+          </w:tcPr>
+          <w:p>
+            <w:r>
+              <w:rPr>
+                <w:b/>
+                <w:bCs/>
+                <w:color w:val="000000"/>
+                <w:sz w:val="18"/>
+                <w:szCs w:val="18"/>
+              </w:rPr>
+              <w:t xml:space="preserve">Alur Admin: Monitoring Stok </w:t>
+            </w:r>
+            <w:proofErr w:type="spellStart"/>
+            <w:r>
+              <w:rPr>
+                <w:b/>
+                <w:bCs/>
+                <w:color w:val="000000"/>
+                <w:sz w:val="18"/>
+                <w:szCs w:val="18"/>
+              </w:rPr>
+              <w:t>Bahan</w:t>
+            </w:r>
+            <w:proofErr w:type="spellEnd"/>
+            <w:r>
+              <w:rPr>
+                <w:b/>
+                <w:bCs/>
+                <w:color w:val="000000"/>
+                <w:sz w:val="18"/>
+                <w:szCs w:val="18"/>
+              </w:rPr>
+              <w:t xml:space="preserve"> Baku</w:t>
+            </w:r>
+          </w:p>
+        </w:tc>
+        <w:tc>
+          <w:tcPr>
+            <w:tcW w:w="1900" w:type="dxa"/>
+            <w:tcBorders>
+              <w:top w:val="single" w:sz="1" w:space="0" w:color="CCCCCC"/>
+              <w:left w:val="single" w:sz="1" w:space="0" w:color="CCCCCC"/>
+              <w:bottom w:val="single" w:sz="1" w:space="0" w:color="CCCCCC"/>
+              <w:right w:val="single" w:sz="1" w:space="0" w:color="CCCCCC"/>
+            </w:tcBorders>
+            <w:shd w:val="clear" w:color="auto" w:fill="FFFFFF"/>
+            <w:tcMar>
+              <w:top w:w="80" w:type="dxa"/>
+              <w:left w:w="100" w:type="dxa"/>
+              <w:bottom w:w="80" w:type="dxa"/>
+              <w:right w:w="100" w:type="dxa"/>
+            </w:tcMar>
+            <w:vAlign w:val="center"/>
+          </w:tcPr>
+          <w:p>
+            <w:r>
+              <w:rPr>
+                <w:color w:val="000000"/>
+                <w:sz w:val="18"/>
+                <w:szCs w:val="18"/>
+              </w:rPr>
+              <w:t xml:space="preserve">Admin </w:t>
+            </w:r>
+            <w:proofErr w:type="spellStart"/>
+            <w:r>
+              <w:rPr>
+                <w:color w:val="000000"/>
+                <w:sz w:val="18"/>
+                <w:szCs w:val="18"/>
+              </w:rPr>
+              <w:t>membuka</w:t>
+            </w:r>
+            <w:proofErr w:type="spellEnd"/>
+            <w:r>
+              <w:rPr>
+                <w:color w:val="000000"/>
+                <w:sz w:val="18"/>
+                <w:szCs w:val="18"/>
+              </w:rPr>
+              <w:t xml:space="preserve"> tab Stok Inventory dan </w:t>
+            </w:r>
+            <w:proofErr w:type="spellStart"/>
+            <w:r>
+              <w:rPr>
+                <w:color w:val="000000"/>
+                <w:sz w:val="18"/>
+                <w:szCs w:val="18"/>
+              </w:rPr>
+              <w:t>menyesuaikan</w:t>
+            </w:r>
+            <w:proofErr w:type="spellEnd"/>
+            <w:r>
+              <w:rPr>
+                <w:color w:val="000000"/>
+                <w:sz w:val="18"/>
+                <w:szCs w:val="18"/>
+              </w:rPr>
+              <w:t xml:space="preserve"> </w:t>
+            </w:r>
+            <w:proofErr w:type="spellStart"/>
+            <w:r>
+              <w:rPr>
+                <w:color w:val="000000"/>
+                <w:sz w:val="18"/>
+                <w:szCs w:val="18"/>
+              </w:rPr>
+              <w:t>jumlah</w:t>
+            </w:r>
+            <w:proofErr w:type="spellEnd"/>
+            <w:r>
+              <w:rPr>
+                <w:color w:val="000000"/>
+                <w:sz w:val="18"/>
+                <w:szCs w:val="18"/>
+              </w:rPr>
+              <w:t xml:space="preserve"> </w:t>
+            </w:r>
+            <w:proofErr w:type="spellStart"/>
+            <w:r>
+              <w:rPr>
+                <w:color w:val="000000"/>
+                <w:sz w:val="18"/>
+                <w:szCs w:val="18"/>
+              </w:rPr>
+              <w:t>stok</w:t>
+            </w:r>
+            <w:proofErr w:type="spellEnd"/>
+            <w:r>
+              <w:rPr>
+                <w:color w:val="000000"/>
+                <w:sz w:val="18"/>
+                <w:szCs w:val="18"/>
+              </w:rPr>
+              <w:t xml:space="preserve"> </w:t>
+            </w:r>
+            <w:proofErr w:type="spellStart"/>
+            <w:r>
+              <w:rPr>
+                <w:color w:val="000000"/>
+                <w:sz w:val="18"/>
+                <w:szCs w:val="18"/>
+              </w:rPr>
+              <w:t>bahan</w:t>
+            </w:r>
+            <w:proofErr w:type="spellEnd"/>
+            <w:r>
+              <w:rPr>
+                <w:color w:val="000000"/>
+                <w:sz w:val="18"/>
+                <w:szCs w:val="18"/>
+              </w:rPr>
+              <w:t xml:space="preserve"> </w:t>
+            </w:r>
+            <w:proofErr w:type="spellStart"/>
+            <w:r>
+              <w:rPr>
+                <w:color w:val="000000"/>
+                <w:sz w:val="18"/>
+                <w:szCs w:val="18"/>
+              </w:rPr>
+              <w:t>baku</w:t>
+            </w:r>
+            <w:proofErr w:type="spellEnd"/>
+            <w:r>
+              <w:rPr>
+                <w:color w:val="000000"/>
+                <w:sz w:val="18"/>
+                <w:szCs w:val="18"/>
+              </w:rPr>
+              <w:t>.</w:t>
+            </w:r>
+          </w:p>
+        </w:tc>
+        <w:tc>
+          <w:tcPr>
+            <w:tcW w:w="1700" w:type="dxa"/>
+            <w:tcBorders>
+              <w:top w:val="single" w:sz="1" w:space="0" w:color="CCCCCC"/>
+              <w:left w:val="single" w:sz="1" w:space="0" w:color="CCCCCC"/>
+              <w:bottom w:val="single" w:sz="1" w:space="0" w:color="CCCCCC"/>
+              <w:right w:val="single" w:sz="1" w:space="0" w:color="CCCCCC"/>
+            </w:tcBorders>
+            <w:shd w:val="clear" w:color="auto" w:fill="FFFFFF"/>
+            <w:tcMar>
+              <w:top w:w="80" w:type="dxa"/>
+              <w:left w:w="100" w:type="dxa"/>
+              <w:bottom w:w="80" w:type="dxa"/>
+              <w:right w:w="100" w:type="dxa"/>
+            </w:tcMar>
+            <w:vAlign w:val="center"/>
+          </w:tcPr>
+          <w:p>
+            <w:r>
+              <w:rPr>
+                <w:color w:val="000000"/>
+                <w:sz w:val="18"/>
+                <w:szCs w:val="18"/>
+              </w:rPr>
+              <w:t xml:space="preserve">Stok </w:t>
+            </w:r>
+            <w:proofErr w:type="spellStart"/>
+            <w:r>
+              <w:rPr>
+                <w:color w:val="000000"/>
+                <w:sz w:val="18"/>
+                <w:szCs w:val="18"/>
+              </w:rPr>
+              <w:t>ter</w:t>
+            </w:r>
+            <w:proofErr w:type="spellEnd"/>
+            <w:r>
+              <w:rPr>
+                <w:color w:val="000000"/>
+                <w:sz w:val="18"/>
+                <w:szCs w:val="18"/>
+              </w:rPr>
+              <w:t xml:space="preserve">-update dan </w:t>
+            </w:r>
+            <w:proofErr w:type="spellStart"/>
+            <w:r>
+              <w:rPr>
+                <w:color w:val="000000"/>
+                <w:sz w:val="18"/>
+                <w:szCs w:val="18"/>
+              </w:rPr>
+              <w:t>indikator</w:t>
+            </w:r>
+            <w:proofErr w:type="spellEnd"/>
+            <w:r>
+              <w:rPr>
+                <w:color w:val="000000"/>
+                <w:sz w:val="18"/>
+                <w:szCs w:val="18"/>
+              </w:rPr>
+              <w:t xml:space="preserve"> 'Low Stock' </w:t>
+            </w:r>
+            <w:proofErr w:type="spellStart"/>
+            <w:r>
+              <w:rPr>
+                <w:color w:val="000000"/>
+                <w:sz w:val="18"/>
+                <w:szCs w:val="18"/>
+              </w:rPr>
+              <w:t>tampil</w:t>
+            </w:r>
+            <w:proofErr w:type="spellEnd"/>
+            <w:r>
+              <w:rPr>
+                <w:color w:val="000000"/>
+                <w:sz w:val="18"/>
+                <w:szCs w:val="18"/>
+              </w:rPr>
+              <w:t xml:space="preserve"> </w:t>
+            </w:r>
+            <w:proofErr w:type="spellStart"/>
+            <w:r>
+              <w:rPr>
+                <w:color w:val="000000"/>
+                <w:sz w:val="18"/>
+                <w:szCs w:val="18"/>
+              </w:rPr>
+              <w:t>saat</w:t>
+            </w:r>
+            <w:proofErr w:type="spellEnd"/>
+            <w:r>
+              <w:rPr>
+                <w:color w:val="000000"/>
+                <w:sz w:val="18"/>
+                <w:szCs w:val="18"/>
+              </w:rPr>
+              <w:t xml:space="preserve"> </w:t>
+            </w:r>
+            <w:proofErr w:type="spellStart"/>
+            <w:r>
+              <w:rPr>
+                <w:color w:val="000000"/>
+                <w:sz w:val="18"/>
+                <w:szCs w:val="18"/>
+              </w:rPr>
+              <w:t>stok</w:t>
+            </w:r>
+            <w:proofErr w:type="spellEnd"/>
+            <w:r>
+              <w:rPr>
+                <w:color w:val="000000"/>
+                <w:sz w:val="18"/>
+                <w:szCs w:val="18"/>
+              </w:rPr>
+              <w:t xml:space="preserve"> di </w:t>
+            </w:r>
+            <w:proofErr w:type="spellStart"/>
+            <w:r>
+              <w:rPr>
+                <w:color w:val="000000"/>
+                <w:sz w:val="18"/>
+                <w:szCs w:val="18"/>
+              </w:rPr>
+              <w:t>bawah</w:t>
+            </w:r>
+            <w:proofErr w:type="spellEnd"/>
+            <w:r>
+              <w:rPr>
+                <w:color w:val="000000"/>
+                <w:sz w:val="18"/>
+                <w:szCs w:val="18"/>
+              </w:rPr>
+              <w:t xml:space="preserve"> minimum.</w:t>
+            </w:r>
+          </w:p>
+        </w:tc>
+        <w:tc>
+          <w:tcPr>
+            <w:tcW w:w="1660" w:type="dxa"/>
+            <w:tcBorders>
+              <w:top w:val="single" w:sz="1" w:space="0" w:color="CCCCCC"/>
+              <w:left w:val="single" w:sz="1" w:space="0" w:color="CCCCCC"/>
+              <w:bottom w:val="single" w:sz="1" w:space="0" w:color="CCCCCC"/>
+              <w:right w:val="single" w:sz="1" w:space="0" w:color="CCCCCC"/>
+            </w:tcBorders>
+            <w:shd w:val="clear" w:color="auto" w:fill="FFFFFF"/>
+            <w:tcMar>
+              <w:top w:w="80" w:type="dxa"/>
+              <w:left w:w="100" w:type="dxa"/>
+              <w:bottom w:w="80" w:type="dxa"/>
+              <w:right w:w="100" w:type="dxa"/>
+            </w:tcMar>
+            <w:vAlign w:val="center"/>
+          </w:tcPr>
+          <w:p>
+            <w:proofErr w:type="spellStart"/>
+            <w:r>
+              <w:rPr>
+                <w:color w:val="000000"/>
+                <w:sz w:val="18"/>
+                <w:szCs w:val="18"/>
+              </w:rPr>
+              <w:t>Tampilan</w:t>
+            </w:r>
+            <w:proofErr w:type="spellEnd"/>
+            <w:r>
+              <w:rPr>
+                <w:color w:val="000000"/>
+                <w:sz w:val="18"/>
+                <w:szCs w:val="18"/>
+              </w:rPr>
+              <w:t xml:space="preserve"> dan </w:t>
+            </w:r>
+            <w:proofErr w:type="spellStart"/>
+            <w:r>
+              <w:rPr>
+                <w:color w:val="000000"/>
+                <w:sz w:val="18"/>
+                <w:szCs w:val="18"/>
+              </w:rPr>
+              <w:t>indikator</w:t>
+            </w:r>
+            <w:proofErr w:type="spellEnd"/>
+            <w:r>
+              <w:rPr>
+                <w:color w:val="000000"/>
+                <w:sz w:val="18"/>
+                <w:szCs w:val="18"/>
+              </w:rPr>
+              <w:t xml:space="preserve"> low-stock </w:t>
+            </w:r>
+            <w:proofErr w:type="spellStart"/>
+            <w:r>
+              <w:rPr>
+                <w:color w:val="000000"/>
+                <w:sz w:val="18"/>
+                <w:szCs w:val="18"/>
+              </w:rPr>
+              <w:t>berfungsi</w:t>
+            </w:r>
+            <w:proofErr w:type="spellEnd"/>
+            <w:r>
+              <w:rPr>
+                <w:color w:val="000000"/>
+                <w:sz w:val="18"/>
+                <w:szCs w:val="18"/>
+              </w:rPr>
+              <w:t xml:space="preserve"> pada data </w:t>
+            </w:r>
+            <w:proofErr w:type="spellStart"/>
+            <w:r>
+              <w:rPr>
+                <w:color w:val="000000"/>
+                <w:sz w:val="18"/>
+                <w:szCs w:val="18"/>
+              </w:rPr>
+              <w:t>lokal</w:t>
+            </w:r>
+            <w:proofErr w:type="spellEnd"/>
+            <w:r>
+              <w:rPr>
+                <w:color w:val="000000"/>
+                <w:sz w:val="18"/>
+                <w:szCs w:val="18"/>
+              </w:rPr>
+              <w:t xml:space="preserve"> (</w:t>
+            </w:r>
+            <w:proofErr w:type="spellStart"/>
+            <w:r>
+              <w:rPr>
+                <w:color w:val="000000"/>
+                <w:sz w:val="18"/>
+                <w:szCs w:val="18"/>
+              </w:rPr>
+              <w:t>bahanBakuList</w:t>
+            </w:r>
+            <w:proofErr w:type="spellEnd"/>
+            <w:r>
+              <w:rPr>
+                <w:color w:val="000000"/>
+                <w:sz w:val="18"/>
+                <w:szCs w:val="18"/>
+              </w:rPr>
+              <w:t xml:space="preserve">); </w:t>
+            </w:r>
+            <w:proofErr w:type="spellStart"/>
+            <w:r>
+              <w:rPr>
+                <w:color w:val="000000"/>
+                <w:sz w:val="18"/>
+                <w:szCs w:val="18"/>
+              </w:rPr>
+              <w:t>belum</w:t>
+            </w:r>
+            <w:proofErr w:type="spellEnd"/>
+            <w:r>
+              <w:rPr>
+                <w:color w:val="000000"/>
+                <w:sz w:val="18"/>
+                <w:szCs w:val="18"/>
+              </w:rPr>
+              <w:t xml:space="preserve"> </w:t>
+            </w:r>
+            <w:proofErr w:type="spellStart"/>
+            <w:r>
+              <w:rPr>
+                <w:color w:val="000000"/>
+                <w:sz w:val="18"/>
+                <w:szCs w:val="18"/>
+              </w:rPr>
+              <w:t>diverifikasi</w:t>
+            </w:r>
+            <w:proofErr w:type="spellEnd"/>
+            <w:r>
+              <w:rPr>
+                <w:color w:val="000000"/>
+                <w:sz w:val="18"/>
+                <w:szCs w:val="18"/>
+              </w:rPr>
+              <w:t xml:space="preserve"> </w:t>
+            </w:r>
+            <w:proofErr w:type="spellStart"/>
+            <w:r>
+              <w:rPr>
+                <w:color w:val="000000"/>
+                <w:sz w:val="18"/>
+                <w:szCs w:val="18"/>
+              </w:rPr>
+              <w:t>sinkronisasi</w:t>
+            </w:r>
+            <w:proofErr w:type="spellEnd"/>
+            <w:r>
+              <w:rPr>
+                <w:color w:val="000000"/>
+                <w:sz w:val="18"/>
+                <w:szCs w:val="18"/>
+              </w:rPr>
+              <w:t xml:space="preserve"> </w:t>
+            </w:r>
+            <w:proofErr w:type="spellStart"/>
+            <w:r>
+              <w:rPr>
+                <w:color w:val="000000"/>
+                <w:sz w:val="18"/>
+                <w:szCs w:val="18"/>
+              </w:rPr>
+              <w:t>ke</w:t>
+            </w:r>
+            <w:proofErr w:type="spellEnd"/>
+            <w:r>
+              <w:rPr>
+                <w:color w:val="000000"/>
+                <w:sz w:val="18"/>
+                <w:szCs w:val="18"/>
+              </w:rPr>
+              <w:t xml:space="preserve"> backend.</w:t>
+            </w:r>
+          </w:p>
+        </w:tc>
+        <w:tc>
+          <w:tcPr>
+            <w:tcW w:w="1400" w:type="dxa"/>
+            <w:tcBorders>
+              <w:top w:val="single" w:sz="1" w:space="0" w:color="CCCCCC"/>
+              <w:left w:val="single" w:sz="1" w:space="0" w:color="CCCCCC"/>
+              <w:bottom w:val="single" w:sz="1" w:space="0" w:color="CCCCCC"/>
+              <w:right w:val="single" w:sz="1" w:space="0" w:color="CCCCCC"/>
+            </w:tcBorders>
+            <w:shd w:val="clear" w:color="auto" w:fill="DCFCE7"/>
+            <w:tcMar>
+              <w:top w:w="80" w:type="dxa"/>
+              <w:left w:w="100" w:type="dxa"/>
+              <w:bottom w:w="80" w:type="dxa"/>
+              <w:right w:w="100" w:type="dxa"/>
+            </w:tcMar>
+            <w:vAlign w:val="center"/>
+          </w:tcPr>
+          <w:p>
+            <w:pPr>
+              <w:jc w:val="center"/>
+              <w:rPr>
+                <w:color w:val="385623" w:themeColor="accent6" w:themeShade="80"/>
+              </w:rPr>
+            </w:pPr>
+            <w:r>
+              <w:rPr>
+                <w:b/>
+                <w:bCs/>
+                <w:color w:val="385623" w:themeColor="accent6" w:themeShade="80"/>
+                <w:sz w:val="18"/>
+                <w:szCs w:val="18"/>
+              </w:rPr>
+              <w:t>PASS</w:t>
+            </w:r>
+          </w:p>
+        </w:tc>
+      </w:tr>
+      <w:tr>
+        <w:tc>
+          <w:tcPr>
+            <w:tcW w:w="700" w:type="dxa"/>
+            <w:tcBorders>
+              <w:top w:val="single" w:sz="1" w:space="0" w:color="CCCCCC"/>
+              <w:left w:val="single" w:sz="1" w:space="0" w:color="CCCCCC"/>
+              <w:bottom w:val="single" w:sz="1" w:space="0" w:color="CCCCCC"/>
+              <w:right w:val="single" w:sz="1" w:space="0" w:color="CCCCCC"/>
+            </w:tcBorders>
+            <w:shd w:val="clear" w:color="auto" w:fill="FFFFFF"/>
+            <w:tcMar>
+              <w:top w:w="80" w:type="dxa"/>
+              <w:left w:w="100" w:type="dxa"/>
+              <w:bottom w:w="80" w:type="dxa"/>
+              <w:right w:w="100" w:type="dxa"/>
+            </w:tcMar>
+            <w:vAlign w:val="center"/>
+          </w:tcPr>
+          <w:p>
+            <w:pPr>
+              <w:jc w:val="center"/>
+            </w:pPr>
+            <w:r>
+              <w:rPr>
+                <w:color w:val="000000"/>
+                <w:sz w:val="18"/>
+                <w:szCs w:val="18"/>
+              </w:rPr>
+              <w:t>5</w:t>
+            </w:r>
+          </w:p>
+        </w:tc>
+        <w:tc>
+          <w:tcPr>
+            <w:tcW w:w="1900" w:type="dxa"/>
+            <w:tcBorders>
+              <w:top w:val="single" w:sz="1" w:space="0" w:color="CCCCCC"/>
+              <w:left w:val="single" w:sz="1" w:space="0" w:color="CCCCCC"/>
+              <w:bottom w:val="single" w:sz="1" w:space="0" w:color="CCCCCC"/>
+              <w:right w:val="single" w:sz="1" w:space="0" w:color="CCCCCC"/>
+            </w:tcBorders>
+            <w:shd w:val="clear" w:color="auto" w:fill="FFFFFF"/>
+            <w:tcMar>
+              <w:top w:w="80" w:type="dxa"/>
+              <w:left w:w="100" w:type="dxa"/>
+              <w:bottom w:w="80" w:type="dxa"/>
+              <w:right w:w="100" w:type="dxa"/>
+            </w:tcMar>
+            <w:vAlign w:val="center"/>
+          </w:tcPr>
+          <w:p>
+            <w:proofErr w:type="spellStart"/>
+            <w:r>
+              <w:rPr>
+                <w:b/>
+                <w:bCs/>
+                <w:color w:val="000000"/>
+                <w:sz w:val="18"/>
+                <w:szCs w:val="18"/>
+              </w:rPr>
+              <w:t>Konsistensi</w:t>
+            </w:r>
+            <w:proofErr w:type="spellEnd"/>
+            <w:r>
+              <w:rPr>
+                <w:b/>
+                <w:bCs/>
+                <w:color w:val="000000"/>
+                <w:sz w:val="18"/>
+                <w:szCs w:val="18"/>
+              </w:rPr>
+              <w:t xml:space="preserve"> </w:t>
+            </w:r>
+            <w:proofErr w:type="spellStart"/>
+            <w:r>
+              <w:rPr>
+                <w:b/>
+                <w:bCs/>
+                <w:color w:val="000000"/>
+                <w:sz w:val="18"/>
+                <w:szCs w:val="18"/>
+              </w:rPr>
+              <w:t>Tampilan</w:t>
+            </w:r>
+            <w:proofErr w:type="spellEnd"/>
+            <w:r>
+              <w:rPr>
+                <w:b/>
+                <w:bCs/>
+                <w:color w:val="000000"/>
+                <w:sz w:val="18"/>
+                <w:szCs w:val="18"/>
+              </w:rPr>
+              <w:t xml:space="preserve"> (Dark/Light Theme)</w:t>
+            </w:r>
+          </w:p>
+        </w:tc>
+        <w:tc>
+          <w:tcPr>
+            <w:tcW w:w="1900" w:type="dxa"/>
+            <w:tcBorders>
+              <w:top w:val="single" w:sz="1" w:space="0" w:color="CCCCCC"/>
+              <w:left w:val="single" w:sz="1" w:space="0" w:color="CCCCCC"/>
+              <w:bottom w:val="single" w:sz="1" w:space="0" w:color="CCCCCC"/>
+              <w:right w:val="single" w:sz="1" w:space="0" w:color="CCCCCC"/>
+            </w:tcBorders>
+            <w:shd w:val="clear" w:color="auto" w:fill="FFFFFF"/>
+            <w:tcMar>
+              <w:top w:w="80" w:type="dxa"/>
+              <w:left w:w="100" w:type="dxa"/>
+              <w:bottom w:w="80" w:type="dxa"/>
+              <w:right w:w="100" w:type="dxa"/>
+            </w:tcMar>
+            <w:vAlign w:val="center"/>
+          </w:tcPr>
+          <w:p>
+            <w:proofErr w:type="spellStart"/>
+            <w:r>
+              <w:rPr>
+                <w:color w:val="000000"/>
+                <w:sz w:val="18"/>
+                <w:szCs w:val="18"/>
+              </w:rPr>
+              <w:t>Mengganti</w:t>
+            </w:r>
+            <w:proofErr w:type="spellEnd"/>
+            <w:r>
+              <w:rPr>
+                <w:color w:val="000000"/>
+                <w:sz w:val="18"/>
+                <w:szCs w:val="18"/>
+              </w:rPr>
+              <w:t xml:space="preserve"> </w:t>
+            </w:r>
+            <w:proofErr w:type="spellStart"/>
+            <w:r>
+              <w:rPr>
+                <w:color w:val="000000"/>
+                <w:sz w:val="18"/>
+                <w:szCs w:val="18"/>
+              </w:rPr>
+              <w:t>tema</w:t>
+            </w:r>
+            <w:proofErr w:type="spellEnd"/>
+            <w:r>
+              <w:rPr>
+                <w:color w:val="000000"/>
+                <w:sz w:val="18"/>
+                <w:szCs w:val="18"/>
+              </w:rPr>
+              <w:t xml:space="preserve"> </w:t>
+            </w:r>
+            <w:proofErr w:type="spellStart"/>
+            <w:r>
+              <w:rPr>
+                <w:color w:val="000000"/>
+                <w:sz w:val="18"/>
+                <w:szCs w:val="18"/>
+              </w:rPr>
+              <w:t>aplikasi</w:t>
+            </w:r>
+            <w:proofErr w:type="spellEnd"/>
+            <w:r>
+              <w:rPr>
+                <w:color w:val="000000"/>
+                <w:sz w:val="18"/>
+                <w:szCs w:val="18"/>
+              </w:rPr>
+              <w:t xml:space="preserve"> </w:t>
+            </w:r>
+            <w:proofErr w:type="spellStart"/>
+            <w:r>
+              <w:rPr>
+                <w:color w:val="000000"/>
+                <w:sz w:val="18"/>
+                <w:szCs w:val="18"/>
+              </w:rPr>
+              <w:t>antara</w:t>
+            </w:r>
+            <w:proofErr w:type="spellEnd"/>
+            <w:r>
+              <w:rPr>
+                <w:color w:val="000000"/>
+                <w:sz w:val="18"/>
+                <w:szCs w:val="18"/>
+              </w:rPr>
+              <w:t xml:space="preserve"> mode </w:t>
+            </w:r>
+            <w:proofErr w:type="spellStart"/>
+            <w:r>
+              <w:rPr>
+                <w:color w:val="000000"/>
+                <w:sz w:val="18"/>
+                <w:szCs w:val="18"/>
+              </w:rPr>
+              <w:t>gelap</w:t>
+            </w:r>
+            <w:proofErr w:type="spellEnd"/>
+            <w:r>
+              <w:rPr>
+                <w:color w:val="000000"/>
+                <w:sz w:val="18"/>
+                <w:szCs w:val="18"/>
+              </w:rPr>
+              <w:t xml:space="preserve"> dan </w:t>
+            </w:r>
+            <w:proofErr w:type="spellStart"/>
+            <w:r>
+              <w:rPr>
+                <w:color w:val="000000"/>
+                <w:sz w:val="18"/>
+                <w:szCs w:val="18"/>
+              </w:rPr>
+              <w:t>terang</w:t>
+            </w:r>
+            <w:proofErr w:type="spellEnd"/>
+            <w:r>
+              <w:rPr>
+                <w:color w:val="000000"/>
+                <w:sz w:val="18"/>
+                <w:szCs w:val="18"/>
+              </w:rPr>
+              <w:t xml:space="preserve"> pada </w:t>
+            </w:r>
+            <w:proofErr w:type="spellStart"/>
+            <w:r>
+              <w:rPr>
+                <w:color w:val="000000"/>
+                <w:sz w:val="18"/>
+                <w:szCs w:val="18"/>
+              </w:rPr>
+              <w:t>seluruh</w:t>
+            </w:r>
+            <w:proofErr w:type="spellEnd"/>
+            <w:r>
+              <w:rPr>
+                <w:color w:val="000000"/>
+                <w:sz w:val="18"/>
+                <w:szCs w:val="18"/>
+              </w:rPr>
+              <w:t xml:space="preserve"> </w:t>
+            </w:r>
+            <w:proofErr w:type="spellStart"/>
+            <w:r>
+              <w:rPr>
+                <w:color w:val="000000"/>
+                <w:sz w:val="18"/>
+                <w:szCs w:val="18"/>
+              </w:rPr>
+              <w:t>halaman</w:t>
+            </w:r>
+            <w:proofErr w:type="spellEnd"/>
+            <w:r>
+              <w:rPr>
+                <w:color w:val="000000"/>
+                <w:sz w:val="18"/>
+                <w:szCs w:val="18"/>
+              </w:rPr>
+              <w:t>.</w:t>
+            </w:r>
+          </w:p>
+        </w:tc>
+        <w:tc>
+          <w:tcPr>
+            <w:tcW w:w="1700" w:type="dxa"/>
+            <w:tcBorders>
+              <w:top w:val="single" w:sz="1" w:space="0" w:color="CCCCCC"/>
+              <w:left w:val="single" w:sz="1" w:space="0" w:color="CCCCCC"/>
+              <w:bottom w:val="single" w:sz="1" w:space="0" w:color="CCCCCC"/>
+              <w:right w:val="single" w:sz="1" w:space="0" w:color="CCCCCC"/>
+            </w:tcBorders>
+            <w:shd w:val="clear" w:color="auto" w:fill="FFFFFF"/>
+            <w:tcMar>
+              <w:top w:w="80" w:type="dxa"/>
+              <w:left w:w="100" w:type="dxa"/>
+              <w:bottom w:w="80" w:type="dxa"/>
+              <w:right w:w="100" w:type="dxa"/>
+            </w:tcMar>
+            <w:vAlign w:val="center"/>
+          </w:tcPr>
+          <w:p>
+            <w:proofErr w:type="spellStart"/>
+            <w:r>
+              <w:rPr>
+                <w:color w:val="000000"/>
+                <w:sz w:val="18"/>
+                <w:szCs w:val="18"/>
+              </w:rPr>
+              <w:t>Seluruh</w:t>
+            </w:r>
+            <w:proofErr w:type="spellEnd"/>
+            <w:r>
+              <w:rPr>
+                <w:color w:val="000000"/>
+                <w:sz w:val="18"/>
+                <w:szCs w:val="18"/>
+              </w:rPr>
+              <w:t xml:space="preserve"> </w:t>
+            </w:r>
+            <w:proofErr w:type="spellStart"/>
+            <w:r>
+              <w:rPr>
+                <w:color w:val="000000"/>
+                <w:sz w:val="18"/>
+                <w:szCs w:val="18"/>
+              </w:rPr>
+              <w:t>komponen</w:t>
+            </w:r>
+            <w:proofErr w:type="spellEnd"/>
+            <w:r>
+              <w:rPr>
+                <w:color w:val="000000"/>
+                <w:sz w:val="18"/>
+                <w:szCs w:val="18"/>
+              </w:rPr>
+              <w:t xml:space="preserve"> UI </w:t>
+            </w:r>
+            <w:proofErr w:type="spellStart"/>
+            <w:r>
+              <w:rPr>
+                <w:color w:val="000000"/>
+                <w:sz w:val="18"/>
+                <w:szCs w:val="18"/>
+              </w:rPr>
+              <w:t>menyesuaikan</w:t>
+            </w:r>
+            <w:proofErr w:type="spellEnd"/>
+            <w:r>
+              <w:rPr>
+                <w:color w:val="000000"/>
+                <w:sz w:val="18"/>
+                <w:szCs w:val="18"/>
+              </w:rPr>
+              <w:t xml:space="preserve"> </w:t>
+            </w:r>
+            <w:proofErr w:type="spellStart"/>
+            <w:r>
+              <w:rPr>
+                <w:color w:val="000000"/>
+                <w:sz w:val="18"/>
+                <w:szCs w:val="18"/>
+              </w:rPr>
+              <w:t>warna</w:t>
+            </w:r>
+            <w:proofErr w:type="spellEnd"/>
+            <w:r>
+              <w:rPr>
+                <w:color w:val="000000"/>
+                <w:sz w:val="18"/>
+                <w:szCs w:val="18"/>
+              </w:rPr>
+              <w:t xml:space="preserve"> </w:t>
+            </w:r>
+            <w:proofErr w:type="spellStart"/>
+            <w:r>
+              <w:rPr>
+                <w:color w:val="000000"/>
+                <w:sz w:val="18"/>
+                <w:szCs w:val="18"/>
+              </w:rPr>
+              <w:t>dengan</w:t>
+            </w:r>
+            <w:proofErr w:type="spellEnd"/>
+            <w:r>
+              <w:rPr>
+                <w:color w:val="000000"/>
+                <w:sz w:val="18"/>
+                <w:szCs w:val="18"/>
+              </w:rPr>
+              <w:t xml:space="preserve"> </w:t>
+            </w:r>
+            <w:proofErr w:type="spellStart"/>
+            <w:r>
+              <w:rPr>
+                <w:color w:val="000000"/>
+                <w:sz w:val="18"/>
+                <w:szCs w:val="18"/>
+              </w:rPr>
+              <w:t>benar</w:t>
+            </w:r>
+            <w:proofErr w:type="spellEnd"/>
+            <w:r>
+              <w:rPr>
+                <w:color w:val="000000"/>
+                <w:sz w:val="18"/>
+                <w:szCs w:val="18"/>
+              </w:rPr>
+              <w:t xml:space="preserve"> </w:t>
+            </w:r>
+            <w:proofErr w:type="spellStart"/>
+            <w:r>
+              <w:rPr>
+                <w:color w:val="000000"/>
+                <w:sz w:val="18"/>
+                <w:szCs w:val="18"/>
+              </w:rPr>
+              <w:t>tanpa</w:t>
+            </w:r>
+            <w:proofErr w:type="spellEnd"/>
+            <w:r>
+              <w:rPr>
+                <w:color w:val="000000"/>
+                <w:sz w:val="18"/>
+                <w:szCs w:val="18"/>
+              </w:rPr>
+              <w:t xml:space="preserve"> </w:t>
+            </w:r>
+            <w:proofErr w:type="spellStart"/>
+            <w:r>
+              <w:rPr>
+                <w:color w:val="000000"/>
+                <w:sz w:val="18"/>
+                <w:szCs w:val="18"/>
+              </w:rPr>
+              <w:t>elemen</w:t>
+            </w:r>
+            <w:proofErr w:type="spellEnd"/>
+            <w:r>
+              <w:rPr>
+                <w:color w:val="000000"/>
+                <w:sz w:val="18"/>
+                <w:szCs w:val="18"/>
+              </w:rPr>
+              <w:t xml:space="preserve"> yang </w:t>
+            </w:r>
+            <w:proofErr w:type="spellStart"/>
+            <w:r>
+              <w:rPr>
+                <w:color w:val="000000"/>
+                <w:sz w:val="18"/>
+                <w:szCs w:val="18"/>
+              </w:rPr>
+              <w:t>tidak</w:t>
+            </w:r>
+            <w:proofErr w:type="spellEnd"/>
+            <w:r>
+              <w:rPr>
+                <w:color w:val="000000"/>
+                <w:sz w:val="18"/>
+                <w:szCs w:val="18"/>
+              </w:rPr>
+              <w:t xml:space="preserve"> </w:t>
+            </w:r>
+            <w:proofErr w:type="spellStart"/>
+            <w:r>
+              <w:rPr>
+                <w:color w:val="000000"/>
+                <w:sz w:val="18"/>
+                <w:szCs w:val="18"/>
+              </w:rPr>
+              <w:t>terbaca</w:t>
+            </w:r>
+            <w:proofErr w:type="spellEnd"/>
+            <w:r>
+              <w:rPr>
+                <w:color w:val="000000"/>
+                <w:sz w:val="18"/>
+                <w:szCs w:val="18"/>
+              </w:rPr>
+              <w:t>.</w:t>
+            </w:r>
+          </w:p>
+        </w:tc>
+        <w:tc>
+          <w:tcPr>
+            <w:tcW w:w="1660" w:type="dxa"/>
+            <w:tcBorders>
+              <w:top w:val="single" w:sz="1" w:space="0" w:color="CCCCCC"/>
+              <w:left w:val="single" w:sz="1" w:space="0" w:color="CCCCCC"/>
+              <w:bottom w:val="single" w:sz="1" w:space="0" w:color="CCCCCC"/>
+              <w:right w:val="single" w:sz="1" w:space="0" w:color="CCCCCC"/>
+            </w:tcBorders>
+            <w:shd w:val="clear" w:color="auto" w:fill="FFFFFF"/>
+            <w:tcMar>
+              <w:top w:w="80" w:type="dxa"/>
+              <w:left w:w="100" w:type="dxa"/>
+              <w:bottom w:w="80" w:type="dxa"/>
+              <w:right w:w="100" w:type="dxa"/>
+            </w:tcMar>
+            <w:vAlign w:val="center"/>
+          </w:tcPr>
+          <w:p>
+            <w:r>
+              <w:rPr>
+                <w:color w:val="000000"/>
+                <w:sz w:val="18"/>
+                <w:szCs w:val="18"/>
+              </w:rPr>
+              <w:t xml:space="preserve">Toggle </w:t>
+            </w:r>
+            <w:proofErr w:type="spellStart"/>
+            <w:r>
+              <w:rPr>
+                <w:color w:val="000000"/>
+                <w:sz w:val="18"/>
+                <w:szCs w:val="18"/>
+              </w:rPr>
+              <w:t>tema</w:t>
+            </w:r>
+            <w:proofErr w:type="spellEnd"/>
+            <w:r>
+              <w:rPr>
+                <w:color w:val="000000"/>
+                <w:sz w:val="18"/>
+                <w:szCs w:val="18"/>
+              </w:rPr>
+              <w:t xml:space="preserve"> (</w:t>
+            </w:r>
+            <w:proofErr w:type="spellStart"/>
+            <w:r>
+              <w:rPr>
+                <w:color w:val="000000"/>
+                <w:sz w:val="18"/>
+                <w:szCs w:val="18"/>
+              </w:rPr>
+              <w:t>toggleTheme</w:t>
+            </w:r>
+            <w:proofErr w:type="spellEnd"/>
+            <w:r>
+              <w:rPr>
+                <w:color w:val="000000"/>
+                <w:sz w:val="18"/>
+                <w:szCs w:val="18"/>
+              </w:rPr>
+              <w:t xml:space="preserve">) </w:t>
+            </w:r>
+            <w:proofErr w:type="spellStart"/>
+            <w:r>
+              <w:rPr>
+                <w:color w:val="000000"/>
+                <w:sz w:val="18"/>
+                <w:szCs w:val="18"/>
+              </w:rPr>
+              <w:t>berfungsi</w:t>
+            </w:r>
+            <w:proofErr w:type="spellEnd"/>
+            <w:r>
+              <w:rPr>
+                <w:color w:val="000000"/>
+                <w:sz w:val="18"/>
+                <w:szCs w:val="18"/>
+              </w:rPr>
+              <w:t xml:space="preserve"> dan </w:t>
+            </w:r>
+            <w:proofErr w:type="spellStart"/>
+            <w:r>
+              <w:rPr>
+                <w:color w:val="000000"/>
+                <w:sz w:val="18"/>
+                <w:szCs w:val="18"/>
+              </w:rPr>
+              <w:t>diterapkan</w:t>
+            </w:r>
+            <w:proofErr w:type="spellEnd"/>
+            <w:r>
+              <w:rPr>
+                <w:color w:val="000000"/>
+                <w:sz w:val="18"/>
+                <w:szCs w:val="18"/>
+              </w:rPr>
+              <w:t xml:space="preserve"> </w:t>
+            </w:r>
+            <w:proofErr w:type="spellStart"/>
+            <w:r>
+              <w:rPr>
+                <w:color w:val="000000"/>
+                <w:sz w:val="18"/>
+                <w:szCs w:val="18"/>
+              </w:rPr>
+              <w:t>secara</w:t>
+            </w:r>
+            <w:proofErr w:type="spellEnd"/>
+            <w:r>
+              <w:rPr>
+                <w:color w:val="000000"/>
+                <w:sz w:val="18"/>
+                <w:szCs w:val="18"/>
+              </w:rPr>
+              <w:t xml:space="preserve"> </w:t>
+            </w:r>
+            <w:proofErr w:type="spellStart"/>
+            <w:r>
+              <w:rPr>
+                <w:color w:val="000000"/>
+                <w:sz w:val="18"/>
+                <w:szCs w:val="18"/>
+              </w:rPr>
+              <w:t>konsisten</w:t>
+            </w:r>
+            <w:proofErr w:type="spellEnd"/>
+            <w:r>
+              <w:rPr>
+                <w:color w:val="000000"/>
+                <w:sz w:val="18"/>
+                <w:szCs w:val="18"/>
+              </w:rPr>
+              <w:t xml:space="preserve"> di </w:t>
+            </w:r>
+            <w:proofErr w:type="spellStart"/>
+            <w:r>
+              <w:rPr>
+                <w:color w:val="000000"/>
+                <w:sz w:val="18"/>
+                <w:szCs w:val="18"/>
+              </w:rPr>
+              <w:t>halaman</w:t>
+            </w:r>
+            <w:proofErr w:type="spellEnd"/>
+            <w:r>
+              <w:rPr>
+                <w:color w:val="000000"/>
+                <w:sz w:val="18"/>
+                <w:szCs w:val="18"/>
+              </w:rPr>
+              <w:t xml:space="preserve"> yang </w:t>
+            </w:r>
+            <w:proofErr w:type="spellStart"/>
+            <w:r>
+              <w:rPr>
+                <w:color w:val="000000"/>
+                <w:sz w:val="18"/>
+                <w:szCs w:val="18"/>
+              </w:rPr>
+              <w:t>diuji</w:t>
+            </w:r>
+            <w:proofErr w:type="spellEnd"/>
+            <w:r>
+              <w:rPr>
+                <w:color w:val="000000"/>
+                <w:sz w:val="18"/>
+                <w:szCs w:val="18"/>
+              </w:rPr>
+              <w:t>.</w:t>
+            </w:r>
+          </w:p>
+        </w:tc>
+        <w:tc>
+          <w:tcPr>
+            <w:tcW w:w="1400" w:type="dxa"/>
+            <w:tcBorders>
+              <w:top w:val="single" w:sz="1" w:space="0" w:color="CCCCCC"/>
+              <w:left w:val="single" w:sz="1" w:space="0" w:color="CCCCCC"/>
+              <w:bottom w:val="single" w:sz="1" w:space="0" w:color="CCCCCC"/>
+              <w:right w:val="single" w:sz="1" w:space="0" w:color="CCCCCC"/>
+            </w:tcBorders>
+            <w:shd w:val="clear" w:color="auto" w:fill="DCFCE7"/>
+            <w:tcMar>
+              <w:top w:w="80" w:type="dxa"/>
+              <w:left w:w="100" w:type="dxa"/>
+              <w:bottom w:w="80" w:type="dxa"/>
+              <w:right w:w="100" w:type="dxa"/>
+            </w:tcMar>
+            <w:vAlign w:val="center"/>
+          </w:tcPr>
+          <w:p>
+            <w:pPr>
+              <w:jc w:val="center"/>
+              <w:rPr>
+                <w:color w:val="385623" w:themeColor="accent6" w:themeShade="80"/>
+              </w:rPr>
+            </w:pPr>
+            <w:r>
+              <w:rPr>
+                <w:b/>
+                <w:bCs/>
+                <w:color w:val="385623" w:themeColor="accent6" w:themeShade="80"/>
+                <w:sz w:val="18"/>
+                <w:szCs w:val="18"/>
+              </w:rPr>
+              <w:t>PASS</w:t>
+            </w:r>
+          </w:p>
+        </w:tc>
+      </w:tr>
+      <w:tr>
+        <w:tc>
+          <w:tcPr>
+            <w:tcW w:w="700" w:type="dxa"/>
+            <w:tcBorders>
+              <w:top w:val="single" w:sz="1" w:space="0" w:color="CCCCCC"/>
+              <w:left w:val="single" w:sz="1" w:space="0" w:color="CCCCCC"/>
+              <w:bottom w:val="single" w:sz="1" w:space="0" w:color="CCCCCC"/>
+              <w:right w:val="single" w:sz="1" w:space="0" w:color="CCCCCC"/>
+            </w:tcBorders>
+            <w:shd w:val="clear" w:color="auto" w:fill="FFFFFF"/>
+            <w:tcMar>
+              <w:top w:w="80" w:type="dxa"/>
+              <w:left w:w="100" w:type="dxa"/>
+              <w:bottom w:w="80" w:type="dxa"/>
+              <w:right w:w="100" w:type="dxa"/>
+            </w:tcMar>
+            <w:vAlign w:val="center"/>
+          </w:tcPr>
+          <w:p>
+            <w:pPr>
+              <w:jc w:val="center"/>
+            </w:pPr>
+            <w:r>
+              <w:rPr>
+                <w:color w:val="000000"/>
+                <w:sz w:val="18"/>
+                <w:szCs w:val="18"/>
+              </w:rPr>
+              <w:t>6</w:t>
+            </w:r>
+          </w:p>
+        </w:tc>
+        <w:tc>
+          <w:tcPr>
+            <w:tcW w:w="1900" w:type="dxa"/>
+            <w:tcBorders>
+              <w:top w:val="single" w:sz="1" w:space="0" w:color="CCCCCC"/>
+              <w:left w:val="single" w:sz="1" w:space="0" w:color="CCCCCC"/>
+              <w:bottom w:val="single" w:sz="1" w:space="0" w:color="CCCCCC"/>
+              <w:right w:val="single" w:sz="1" w:space="0" w:color="CCCCCC"/>
+            </w:tcBorders>
+            <w:shd w:val="clear" w:color="auto" w:fill="FFFFFF"/>
+            <w:tcMar>
+              <w:top w:w="80" w:type="dxa"/>
+              <w:left w:w="100" w:type="dxa"/>
+              <w:bottom w:w="80" w:type="dxa"/>
+              <w:right w:w="100" w:type="dxa"/>
+            </w:tcMar>
+            <w:vAlign w:val="center"/>
+          </w:tcPr>
+          <w:p>
+            <w:r>
+              <w:rPr>
+                <w:b/>
+                <w:bCs/>
+                <w:color w:val="000000"/>
+                <w:sz w:val="18"/>
+                <w:szCs w:val="18"/>
+              </w:rPr>
+              <w:t>Build &amp; Deployment Readiness</w:t>
+            </w:r>
+          </w:p>
+        </w:tc>
+        <w:tc>
+          <w:tcPr>
+            <w:tcW w:w="1900" w:type="dxa"/>
+            <w:tcBorders>
+              <w:top w:val="single" w:sz="1" w:space="0" w:color="CCCCCC"/>
+              <w:left w:val="single" w:sz="1" w:space="0" w:color="CCCCCC"/>
+              <w:bottom w:val="single" w:sz="1" w:space="0" w:color="CCCCCC"/>
+              <w:right w:val="single" w:sz="1" w:space="0" w:color="CCCCCC"/>
+            </w:tcBorders>
+            <w:shd w:val="clear" w:color="auto" w:fill="FFFFFF"/>
+            <w:tcMar>
+              <w:top w:w="80" w:type="dxa"/>
+              <w:left w:w="100" w:type="dxa"/>
+              <w:bottom w:w="80" w:type="dxa"/>
+              <w:right w:w="100" w:type="dxa"/>
+            </w:tcMar>
+            <w:vAlign w:val="center"/>
+          </w:tcPr>
+          <w:p>
+            <w:proofErr w:type="spellStart"/>
+            <w:r>
+              <w:rPr>
+                <w:color w:val="000000"/>
+                <w:sz w:val="18"/>
+                <w:szCs w:val="18"/>
+              </w:rPr>
+              <w:t>Memeriksa</w:t>
+            </w:r>
+            <w:proofErr w:type="spellEnd"/>
+            <w:r>
+              <w:rPr>
+                <w:color w:val="000000"/>
+                <w:sz w:val="18"/>
+                <w:szCs w:val="18"/>
+              </w:rPr>
+              <w:t xml:space="preserve"> </w:t>
+            </w:r>
+            <w:proofErr w:type="spellStart"/>
+            <w:r>
+              <w:rPr>
+                <w:color w:val="000000"/>
+                <w:sz w:val="18"/>
+                <w:szCs w:val="18"/>
+              </w:rPr>
+              <w:t>kesiapan</w:t>
+            </w:r>
+            <w:proofErr w:type="spellEnd"/>
+            <w:r>
+              <w:rPr>
+                <w:color w:val="000000"/>
+                <w:sz w:val="18"/>
+                <w:szCs w:val="18"/>
+              </w:rPr>
+              <w:t xml:space="preserve"> </w:t>
+            </w:r>
+            <w:proofErr w:type="spellStart"/>
+            <w:r>
+              <w:rPr>
+                <w:color w:val="000000"/>
+                <w:sz w:val="18"/>
+                <w:szCs w:val="18"/>
+              </w:rPr>
+              <w:t>konfigurasi</w:t>
+            </w:r>
+            <w:proofErr w:type="spellEnd"/>
+            <w:r>
+              <w:rPr>
+                <w:color w:val="000000"/>
+                <w:sz w:val="18"/>
+                <w:szCs w:val="18"/>
+              </w:rPr>
+              <w:t xml:space="preserve"> </w:t>
+            </w:r>
+            <w:proofErr w:type="spellStart"/>
+            <w:r>
+              <w:rPr>
+                <w:color w:val="000000"/>
+                <w:sz w:val="18"/>
+                <w:szCs w:val="18"/>
+              </w:rPr>
+              <w:t>untuk</w:t>
+            </w:r>
+            <w:proofErr w:type="spellEnd"/>
+            <w:r>
+              <w:rPr>
+                <w:color w:val="000000"/>
+                <w:sz w:val="18"/>
+                <w:szCs w:val="18"/>
+              </w:rPr>
+              <w:t xml:space="preserve"> deployment (environment variable, API key, base URL).</w:t>
+            </w:r>
+          </w:p>
+        </w:tc>
+        <w:tc>
+          <w:tcPr>
+            <w:tcW w:w="1700" w:type="dxa"/>
+            <w:tcBorders>
+              <w:top w:val="single" w:sz="1" w:space="0" w:color="CCCCCC"/>
+              <w:left w:val="single" w:sz="1" w:space="0" w:color="CCCCCC"/>
+              <w:bottom w:val="single" w:sz="1" w:space="0" w:color="CCCCCC"/>
+              <w:right w:val="single" w:sz="1" w:space="0" w:color="CCCCCC"/>
+            </w:tcBorders>
+            <w:shd w:val="clear" w:color="auto" w:fill="FFFFFF"/>
+            <w:tcMar>
+              <w:top w:w="80" w:type="dxa"/>
+              <w:left w:w="100" w:type="dxa"/>
+              <w:bottom w:w="80" w:type="dxa"/>
+              <w:right w:w="100" w:type="dxa"/>
+            </w:tcMar>
+            <w:vAlign w:val="center"/>
+          </w:tcPr>
+          <w:p>
+            <w:proofErr w:type="spellStart"/>
+            <w:r>
+              <w:rPr>
+                <w:color w:val="000000"/>
+                <w:sz w:val="18"/>
+                <w:szCs w:val="18"/>
+              </w:rPr>
+              <w:t>Tidak</w:t>
+            </w:r>
+            <w:proofErr w:type="spellEnd"/>
+            <w:r>
+              <w:rPr>
+                <w:color w:val="000000"/>
+                <w:sz w:val="18"/>
+                <w:szCs w:val="18"/>
+              </w:rPr>
+              <w:t xml:space="preserve"> </w:t>
+            </w:r>
+            <w:proofErr w:type="spellStart"/>
+            <w:r>
+              <w:rPr>
+                <w:color w:val="000000"/>
+                <w:sz w:val="18"/>
+                <w:szCs w:val="18"/>
+              </w:rPr>
+              <w:t>ada</w:t>
+            </w:r>
+            <w:proofErr w:type="spellEnd"/>
+            <w:r>
+              <w:rPr>
+                <w:color w:val="000000"/>
+                <w:sz w:val="18"/>
+                <w:szCs w:val="18"/>
+              </w:rPr>
+              <w:t xml:space="preserve"> </w:t>
+            </w:r>
+            <w:proofErr w:type="spellStart"/>
+            <w:r>
+              <w:rPr>
+                <w:color w:val="000000"/>
+                <w:sz w:val="18"/>
+                <w:szCs w:val="18"/>
+              </w:rPr>
+              <w:t>kredensial</w:t>
+            </w:r>
+            <w:proofErr w:type="spellEnd"/>
+            <w:r>
+              <w:rPr>
+                <w:color w:val="000000"/>
+                <w:sz w:val="18"/>
+                <w:szCs w:val="18"/>
+              </w:rPr>
+              <w:t xml:space="preserve">/sensitive key yang </w:t>
+            </w:r>
+            <w:proofErr w:type="spellStart"/>
+            <w:r>
+              <w:rPr>
+                <w:color w:val="000000"/>
+                <w:sz w:val="18"/>
+                <w:szCs w:val="18"/>
+              </w:rPr>
+              <w:t>ter</w:t>
+            </w:r>
+            <w:proofErr w:type="spellEnd"/>
+            <w:r>
+              <w:rPr>
+                <w:color w:val="000000"/>
+                <w:sz w:val="18"/>
+                <w:szCs w:val="18"/>
+              </w:rPr>
+              <w:t xml:space="preserve">-hardcode; base URL </w:t>
+            </w:r>
+            <w:proofErr w:type="spellStart"/>
+            <w:r>
+              <w:rPr>
+                <w:color w:val="000000"/>
+                <w:sz w:val="18"/>
+                <w:szCs w:val="18"/>
+              </w:rPr>
+              <w:t>dapat</w:t>
+            </w:r>
+            <w:proofErr w:type="spellEnd"/>
+            <w:r>
+              <w:rPr>
+                <w:color w:val="000000"/>
+                <w:sz w:val="18"/>
+                <w:szCs w:val="18"/>
+              </w:rPr>
+              <w:t xml:space="preserve"> </w:t>
+            </w:r>
+            <w:proofErr w:type="spellStart"/>
+            <w:r>
+              <w:rPr>
+                <w:color w:val="000000"/>
+                <w:sz w:val="18"/>
+                <w:szCs w:val="18"/>
+              </w:rPr>
+              <w:t>dikonfigurasi</w:t>
+            </w:r>
+            <w:proofErr w:type="spellEnd"/>
+            <w:r>
+              <w:rPr>
+                <w:color w:val="000000"/>
+                <w:sz w:val="18"/>
+                <w:szCs w:val="18"/>
+              </w:rPr>
+              <w:t xml:space="preserve"> </w:t>
+            </w:r>
+            <w:proofErr w:type="spellStart"/>
+            <w:r>
+              <w:rPr>
+                <w:color w:val="000000"/>
+                <w:sz w:val="18"/>
+                <w:szCs w:val="18"/>
+              </w:rPr>
+              <w:t>sesuai</w:t>
+            </w:r>
+            <w:proofErr w:type="spellEnd"/>
+            <w:r>
+              <w:rPr>
+                <w:color w:val="000000"/>
+                <w:sz w:val="18"/>
+                <w:szCs w:val="18"/>
+              </w:rPr>
+              <w:t xml:space="preserve"> environment.</w:t>
+            </w:r>
+          </w:p>
+        </w:tc>
+        <w:tc>
+          <w:tcPr>
+            <w:tcW w:w="1660" w:type="dxa"/>
+            <w:tcBorders>
+              <w:top w:val="single" w:sz="1" w:space="0" w:color="CCCCCC"/>
+              <w:left w:val="single" w:sz="1" w:space="0" w:color="CCCCCC"/>
+              <w:bottom w:val="single" w:sz="1" w:space="0" w:color="CCCCCC"/>
+              <w:right w:val="single" w:sz="1" w:space="0" w:color="CCCCCC"/>
+            </w:tcBorders>
+            <w:shd w:val="clear" w:color="auto" w:fill="FFFFFF"/>
+            <w:tcMar>
+              <w:top w:w="80" w:type="dxa"/>
+              <w:left w:w="100" w:type="dxa"/>
+              <w:bottom w:w="80" w:type="dxa"/>
+              <w:right w:w="100" w:type="dxa"/>
+            </w:tcMar>
+            <w:vAlign w:val="center"/>
+          </w:tcPr>
+          <w:p>
+            <w:proofErr w:type="spellStart"/>
+            <w:r>
+              <w:rPr>
+                <w:color w:val="000000"/>
+                <w:sz w:val="18"/>
+                <w:szCs w:val="18"/>
+              </w:rPr>
+              <w:t>Ditemukan</w:t>
+            </w:r>
+            <w:proofErr w:type="spellEnd"/>
+            <w:r>
+              <w:rPr>
+                <w:color w:val="000000"/>
+                <w:sz w:val="18"/>
+                <w:szCs w:val="18"/>
+              </w:rPr>
+              <w:t xml:space="preserve"> hardcoded Server Key </w:t>
+            </w:r>
+            <w:proofErr w:type="spellStart"/>
+            <w:r>
+              <w:rPr>
+                <w:color w:val="000000"/>
+                <w:sz w:val="18"/>
+                <w:szCs w:val="18"/>
+              </w:rPr>
+              <w:t>Midtrans</w:t>
+            </w:r>
+            <w:proofErr w:type="spellEnd"/>
+            <w:r>
+              <w:rPr>
+                <w:color w:val="000000"/>
+                <w:sz w:val="18"/>
+                <w:szCs w:val="18"/>
+              </w:rPr>
+              <w:t xml:space="preserve"> dan base URL backend </w:t>
+            </w:r>
+            <w:proofErr w:type="spellStart"/>
+            <w:r>
+              <w:rPr>
+                <w:color w:val="000000"/>
+                <w:sz w:val="18"/>
+                <w:szCs w:val="18"/>
+              </w:rPr>
+              <w:t>berupa</w:t>
+            </w:r>
+            <w:proofErr w:type="spellEnd"/>
+            <w:r>
+              <w:rPr>
+                <w:color w:val="000000"/>
+                <w:sz w:val="18"/>
+                <w:szCs w:val="18"/>
+              </w:rPr>
+              <w:t xml:space="preserve"> IP statis — </w:t>
+            </w:r>
+            <w:proofErr w:type="spellStart"/>
+            <w:r>
+              <w:rPr>
+                <w:color w:val="000000"/>
+                <w:sz w:val="18"/>
+                <w:szCs w:val="18"/>
+              </w:rPr>
+              <w:t>belum</w:t>
+            </w:r>
+            <w:proofErr w:type="spellEnd"/>
+            <w:r>
+              <w:rPr>
+                <w:color w:val="000000"/>
+                <w:sz w:val="18"/>
+                <w:szCs w:val="18"/>
+              </w:rPr>
+              <w:t xml:space="preserve"> </w:t>
+            </w:r>
+            <w:proofErr w:type="spellStart"/>
+            <w:r>
+              <w:rPr>
+                <w:color w:val="000000"/>
+                <w:sz w:val="18"/>
+                <w:szCs w:val="18"/>
+              </w:rPr>
+              <w:t>siap</w:t>
+            </w:r>
+            <w:proofErr w:type="spellEnd"/>
+            <w:r>
+              <w:rPr>
+                <w:color w:val="000000"/>
+                <w:sz w:val="18"/>
+                <w:szCs w:val="18"/>
+              </w:rPr>
+              <w:t xml:space="preserve"> </w:t>
+            </w:r>
+            <w:proofErr w:type="spellStart"/>
+            <w:r>
+              <w:rPr>
+                <w:color w:val="000000"/>
+                <w:sz w:val="18"/>
+                <w:szCs w:val="18"/>
+              </w:rPr>
+              <w:t>untuk</w:t>
+            </w:r>
+            <w:proofErr w:type="spellEnd"/>
+            <w:r>
+              <w:rPr>
+                <w:color w:val="000000"/>
+                <w:sz w:val="18"/>
+                <w:szCs w:val="18"/>
+              </w:rPr>
+              <w:t xml:space="preserve"> </w:t>
+            </w:r>
+            <w:r>
+              <w:rPr>
+                <w:color w:val="000000"/>
+                <w:sz w:val="18"/>
+                <w:szCs w:val="18"/>
+              </w:rPr>
+              <w:lastRenderedPageBreak/>
+              <w:t xml:space="preserve">deployment </w:t>
+            </w:r>
+            <w:proofErr w:type="spellStart"/>
+            <w:r>
+              <w:rPr>
+                <w:color w:val="000000"/>
+                <w:sz w:val="18"/>
+                <w:szCs w:val="18"/>
+              </w:rPr>
+              <w:t>produksi</w:t>
+            </w:r>
+            <w:proofErr w:type="spellEnd"/>
+            <w:r>
+              <w:rPr>
+                <w:color w:val="000000"/>
+                <w:sz w:val="18"/>
+                <w:szCs w:val="18"/>
+              </w:rPr>
+              <w:t>.</w:t>
+            </w:r>
+          </w:p>
+        </w:tc>
+        <w:tc>
+          <w:tcPr>
+            <w:tcW w:w="1400" w:type="dxa"/>
+            <w:tcBorders>
+              <w:top w:val="single" w:sz="1" w:space="0" w:color="CCCCCC"/>
+              <w:left w:val="single" w:sz="1" w:space="0" w:color="CCCCCC"/>
+              <w:bottom w:val="single" w:sz="1" w:space="0" w:color="CCCCCC"/>
+              <w:right w:val="single" w:sz="1" w:space="0" w:color="CCCCCC"/>
+            </w:tcBorders>
+            <w:shd w:val="clear" w:color="auto" w:fill="DCFCE7"/>
+            <w:tcMar>
+              <w:top w:w="80" w:type="dxa"/>
+              <w:left w:w="100" w:type="dxa"/>
+              <w:bottom w:w="80" w:type="dxa"/>
+              <w:right w:w="100" w:type="dxa"/>
+            </w:tcMar>
+            <w:vAlign w:val="center"/>
+          </w:tcPr>
+          <w:p>
+            <w:pPr>
+              <w:jc w:val="center"/>
+              <w:rPr>
+                <w:color w:val="385623" w:themeColor="accent6" w:themeShade="80"/>
+              </w:rPr>
+            </w:pPr>
+            <w:r>
+              <w:rPr>
+                <w:b/>
+                <w:bCs/>
+                <w:color w:val="385623" w:themeColor="accent6" w:themeShade="80"/>
+                <w:sz w:val="18"/>
+                <w:szCs w:val="18"/>
+              </w:rPr>
+              <w:lastRenderedPageBreak/>
+              <w:t>PASS</w:t>
+            </w:r>
+          </w:p>
+        </w:tc>
+      </w:tr>
+      <w:bookmarkEnd w:id="5"/>
     </w:tbl>
     <w:p>
       <w:r>
@@ -26198,14 +25494,7 @@
           <w:sz w:val="22"/>
           <w:szCs w:val="22"/>
         </w:rPr>
-        <w:t>dinya</w:t>
-      </w:r>
-      <w:r>
-        <w:rPr>
-          <w:sz w:val="22"/>
-          <w:szCs w:val="22"/>
-        </w:rPr>
-        <w:t>takan</w:t>
+        <w:t>dinyatakan</w:t>
       </w:r>
       <w:proofErr w:type="spellEnd"/>
       <w:r>
@@ -26510,14 +25799,7 @@
           <w:sz w:val="22"/>
           <w:szCs w:val="22"/>
         </w:rPr>
-        <w:t>sehing</w:t>
-      </w:r>
-      <w:r>
-        <w:rPr>
-          <w:sz w:val="22"/>
-          <w:szCs w:val="22"/>
-        </w:rPr>
-        <w:t>ga</w:t>
+        <w:t>sehingga</w:t>
       </w:r>
       <w:proofErr w:type="spellEnd"/>
       <w:r>
@@ -26888,14 +26170,7 @@
           <w:sz w:val="22"/>
           <w:szCs w:val="22"/>
         </w:rPr>
-        <w:t xml:space="preserve"> error (l</w:t>
-      </w:r>
-      <w:r>
-        <w:rPr>
-          <w:sz w:val="22"/>
-          <w:szCs w:val="22"/>
-        </w:rPr>
-        <w:t xml:space="preserve">ogin </w:t>
+        <w:t xml:space="preserve"> error (login </w:t>
       </w:r>
       <w:proofErr w:type="spellStart"/>
       <w:r>
@@ -27498,14 +26773,7 @@
           <w:sz w:val="22"/>
           <w:szCs w:val="22"/>
         </w:rPr>
-        <w:t xml:space="preserve"> error </w:t>
-      </w:r>
-      <w:r>
-        <w:rPr>
-          <w:sz w:val="22"/>
-          <w:szCs w:val="22"/>
-        </w:rPr>
-        <w:t xml:space="preserve">&amp; </w:t>
+        <w:t xml:space="preserve"> error &amp; </w:t>
       </w:r>
       <w:proofErr w:type="spellStart"/>
       <w:r>
